--- a/docs/04_ECMAScript_기초.docx
+++ b/docs/04_ECMAScript_기초.docx
@@ -4,9 +4,11 @@
   <w:body>
     <w:p>
       <w:pPr>
-        <w:spacing w:before="600" w:after="0"/>
+        <w:spacing w:before="600"/>
         <w:jc w:val="center"/>
       </w:pPr>
+      <w:bookmarkStart w:id="0" w:name="_GoBack"/>
+      <w:bookmarkEnd w:id="0"/>
       <w:r>
         <w:rPr>
           <w:b/>
@@ -18,7 +20,7 @@
     </w:p>
     <w:p>
       <w:pPr>
-        <w:spacing w:before="80" w:after="0"/>
+        <w:spacing w:before="80"/>
         <w:jc w:val="center"/>
       </w:pPr>
       <w:r>
@@ -32,26 +34,24 @@
     </w:p>
     <w:p>
       <w:pPr>
-        <w:spacing w:before="60" w:after="0"/>
+        <w:spacing w:before="60"/>
         <w:jc w:val="center"/>
       </w:pPr>
       <w:r>
         <w:rPr>
           <w:color w:val="666666"/>
-          <w:sz w:val="20"/>
         </w:rPr>
         <w:t>「처음 시작하는 프론트엔드」 부속 자료 · 4권</w:t>
       </w:r>
     </w:p>
     <w:p>
       <w:pPr>
-        <w:spacing w:before="60" w:after="0"/>
+        <w:spacing w:before="60"/>
         <w:jc w:val="center"/>
       </w:pPr>
       <w:r>
         <w:rPr>
           <w:color w:val="666666"/>
-          <w:sz w:val="20"/>
         </w:rPr>
         <w:t>예상 학습 시간 95분 · React 로 넘어가기 전에 읽으세요</w:t>
       </w:r>
@@ -64,6 +64,7 @@
     <w:p>
       <w:pPr>
         <w:pStyle w:val="1"/>
+        <w:pageBreakBefore/>
         <w:shd w:val="clear" w:color="auto" w:fill="1F3864"/>
         <w:spacing w:before="200" w:after="200"/>
         <w:ind w:left="150" w:right="150"/>
@@ -74,6 +75,7 @@
           <w:color w:val="FFFFFF"/>
           <w:sz w:val="28"/>
         </w:rPr>
+        <w:lastRenderedPageBreak/>
         <w:t>이 문서를 읽는 법</w:t>
       </w:r>
     </w:p>
@@ -779,6 +781,7 @@
     <w:p>
       <w:pPr>
         <w:pStyle w:val="1"/>
+        <w:pageBreakBefore/>
         <w:shd w:val="clear" w:color="auto" w:fill="1F3864"/>
         <w:spacing w:before="200" w:after="200"/>
         <w:ind w:left="150" w:right="150"/>
@@ -789,6 +792,7 @@
           <w:color w:val="FFFFFF"/>
           <w:sz w:val="28"/>
         </w:rPr>
+        <w:lastRenderedPageBreak/>
         <w:t>1장.  ECMAScript 란 무엇인가</w:t>
       </w:r>
     </w:p>
@@ -1223,7 +1227,7 @@
           <w:left w:val="single" w:sz="20" w:space="8" w:color="E8A33D"/>
         </w:pBdr>
         <w:shd w:val="clear" w:color="auto" w:fill="FFF4E5"/>
-        <w:spacing w:before="0" w:after="40" w:line="290" w:lineRule="auto"/>
+        <w:spacing w:after="40" w:line="290" w:lineRule="auto"/>
         <w:ind w:left="150" w:right="150"/>
       </w:pPr>
       <w:r>
@@ -1240,7 +1244,7 @@
           <w:left w:val="single" w:sz="20" w:space="8" w:color="E8A33D"/>
         </w:pBdr>
         <w:shd w:val="clear" w:color="auto" w:fill="FFF4E5"/>
-        <w:spacing w:before="0" w:after="160" w:line="290" w:lineRule="auto"/>
+        <w:spacing w:after="160" w:line="290" w:lineRule="auto"/>
         <w:ind w:left="150" w:right="150"/>
       </w:pPr>
       <w:r>
@@ -1254,6 +1258,7 @@
     <w:p>
       <w:pPr>
         <w:pStyle w:val="2"/>
+        <w:pageBreakBefore/>
         <w:pBdr>
           <w:bottom w:val="single" w:sz="12" w:space="6" w:color="2E5496"/>
         </w:pBdr>
@@ -1264,6 +1269,7 @@
           <w:b/>
           <w:color w:val="C0504D"/>
         </w:rPr>
+        <w:lastRenderedPageBreak/>
         <w:t xml:space="preserve">1-2 </w:t>
       </w:r>
       <w:r>
@@ -1828,7 +1834,7 @@
           <w:left w:val="single" w:sz="12" w:space="6" w:color="B7C3D4"/>
         </w:pBdr>
         <w:shd w:val="clear" w:color="auto" w:fill="F2F4F7"/>
-        <w:spacing w:before="120" w:after="0" w:line="250" w:lineRule="auto"/>
+        <w:spacing w:before="120" w:line="250" w:lineRule="auto"/>
         <w:ind w:left="180" w:right="180"/>
       </w:pPr>
       <w:r>
@@ -1845,7 +1851,7 @@
           <w:left w:val="single" w:sz="12" w:space="6" w:color="B7C3D4"/>
         </w:pBdr>
         <w:shd w:val="clear" w:color="auto" w:fill="F2F4F7"/>
-        <w:spacing w:before="0" w:after="120" w:line="250" w:lineRule="auto"/>
+        <w:spacing w:after="120" w:line="250" w:lineRule="auto"/>
         <w:ind w:left="180" w:right="180"/>
       </w:pPr>
       <w:r>
@@ -1912,7 +1918,7 @@
           <w:left w:val="single" w:sz="20" w:space="8" w:color="C0504D"/>
         </w:pBdr>
         <w:shd w:val="clear" w:color="auto" w:fill="FCEAEA"/>
-        <w:spacing w:before="0" w:after="160" w:line="290" w:lineRule="auto"/>
+        <w:spacing w:after="160" w:line="290" w:lineRule="auto"/>
         <w:ind w:left="150" w:right="150"/>
       </w:pPr>
       <w:r>
@@ -1926,6 +1932,7 @@
     <w:p>
       <w:pPr>
         <w:pStyle w:val="1"/>
+        <w:pageBreakBefore/>
         <w:shd w:val="clear" w:color="auto" w:fill="1F3864"/>
         <w:spacing w:before="200" w:after="200"/>
         <w:ind w:left="150" w:right="150"/>
@@ -1936,6 +1943,7 @@
           <w:color w:val="FFFFFF"/>
           <w:sz w:val="28"/>
         </w:rPr>
+        <w:lastRenderedPageBreak/>
         <w:t>2장.  빌드 도구 — 왜 필요한가</w:t>
       </w:r>
     </w:p>
@@ -2054,7 +2062,7 @@
           <w:left w:val="single" w:sz="12" w:space="6" w:color="B7C3D4"/>
         </w:pBdr>
         <w:shd w:val="clear" w:color="auto" w:fill="F2F4F7"/>
-        <w:spacing w:before="120" w:after="0" w:line="250" w:lineRule="auto"/>
+        <w:spacing w:before="120" w:line="250" w:lineRule="auto"/>
         <w:ind w:left="180" w:right="180"/>
       </w:pPr>
       <w:r>
@@ -2071,7 +2079,7 @@
           <w:left w:val="single" w:sz="12" w:space="6" w:color="B7C3D4"/>
         </w:pBdr>
         <w:shd w:val="clear" w:color="auto" w:fill="F2F4F7"/>
-        <w:spacing w:before="0" w:after="0" w:line="250" w:lineRule="auto"/>
+        <w:spacing w:line="250" w:lineRule="auto"/>
         <w:ind w:left="180" w:right="180"/>
       </w:pPr>
       <w:r>
@@ -2088,23 +2096,17 @@
           <w:left w:val="single" w:sz="12" w:space="6" w:color="B7C3D4"/>
         </w:pBdr>
         <w:shd w:val="clear" w:color="auto" w:fill="F2F4F7"/>
-        <w:spacing w:before="0" w:after="0" w:line="250" w:lineRule="auto"/>
-        <w:ind w:left="180" w:right="180"/>
-      </w:pPr>
-      <w:r>
-        <w:rPr>
-          <w:rFonts w:ascii="Consolas" w:eastAsia="Consolas" w:hAnsi="Consolas" w:cs="Consolas"/>
-          <w:sz w:val="17"/>
-        </w:rPr>
-      </w:r>
-    </w:p>
-    <w:p>
-      <w:pPr>
-        <w:pBdr>
-          <w:left w:val="single" w:sz="12" w:space="6" w:color="B7C3D4"/>
-        </w:pBdr>
-        <w:shd w:val="clear" w:color="auto" w:fill="F2F4F7"/>
-        <w:spacing w:before="0" w:after="0" w:line="250" w:lineRule="auto"/>
+        <w:spacing w:line="250" w:lineRule="auto"/>
+        <w:ind w:left="180" w:right="180"/>
+      </w:pPr>
+    </w:p>
+    <w:p>
+      <w:pPr>
+        <w:pBdr>
+          <w:left w:val="single" w:sz="12" w:space="6" w:color="B7C3D4"/>
+        </w:pBdr>
+        <w:shd w:val="clear" w:color="auto" w:fill="F2F4F7"/>
+        <w:spacing w:line="250" w:lineRule="auto"/>
         <w:ind w:left="180" w:right="180"/>
       </w:pPr>
       <w:r>
@@ -2121,7 +2123,7 @@
           <w:left w:val="single" w:sz="12" w:space="6" w:color="B7C3D4"/>
         </w:pBdr>
         <w:shd w:val="clear" w:color="auto" w:fill="F2F4F7"/>
-        <w:spacing w:before="0" w:after="0" w:line="250" w:lineRule="auto"/>
+        <w:spacing w:line="250" w:lineRule="auto"/>
         <w:ind w:left="180" w:right="180"/>
       </w:pPr>
       <w:r>
@@ -2138,7 +2140,7 @@
           <w:left w:val="single" w:sz="12" w:space="6" w:color="B7C3D4"/>
         </w:pBdr>
         <w:shd w:val="clear" w:color="auto" w:fill="F2F4F7"/>
-        <w:spacing w:before="0" w:after="0" w:line="250" w:lineRule="auto"/>
+        <w:spacing w:line="250" w:lineRule="auto"/>
         <w:ind w:left="180" w:right="180"/>
       </w:pPr>
       <w:r>
@@ -2155,7 +2157,7 @@
           <w:left w:val="single" w:sz="12" w:space="6" w:color="B7C3D4"/>
         </w:pBdr>
         <w:shd w:val="clear" w:color="auto" w:fill="F2F4F7"/>
-        <w:spacing w:before="0" w:after="120" w:line="250" w:lineRule="auto"/>
+        <w:spacing w:after="120" w:line="250" w:lineRule="auto"/>
         <w:ind w:left="180" w:right="180"/>
       </w:pPr>
       <w:r>
@@ -2456,6 +2458,7 @@
     <w:p>
       <w:pPr>
         <w:pStyle w:val="2"/>
+        <w:pageBreakBefore/>
         <w:pBdr>
           <w:bottom w:val="single" w:sz="12" w:space="6" w:color="2E5496"/>
         </w:pBdr>
@@ -2466,6 +2469,7 @@
           <w:b/>
           <w:color w:val="C0504D"/>
         </w:rPr>
+        <w:lastRenderedPageBreak/>
         <w:t xml:space="preserve">2-3 </w:t>
       </w:r>
       <w:r>
@@ -2490,7 +2494,7 @@
           <w:left w:val="single" w:sz="12" w:space="6" w:color="B7C3D4"/>
         </w:pBdr>
         <w:shd w:val="clear" w:color="auto" w:fill="F2F4F7"/>
-        <w:spacing w:before="120" w:after="0" w:line="250" w:lineRule="auto"/>
+        <w:spacing w:before="120" w:line="250" w:lineRule="auto"/>
         <w:ind w:left="180" w:right="180"/>
       </w:pPr>
       <w:r>
@@ -2507,7 +2511,7 @@
           <w:left w:val="single" w:sz="12" w:space="6" w:color="B7C3D4"/>
         </w:pBdr>
         <w:shd w:val="clear" w:color="auto" w:fill="F2F4F7"/>
-        <w:spacing w:before="0" w:after="0" w:line="250" w:lineRule="auto"/>
+        <w:spacing w:line="250" w:lineRule="auto"/>
         <w:ind w:left="180" w:right="180"/>
       </w:pPr>
       <w:r>
@@ -2524,7 +2528,7 @@
           <w:left w:val="single" w:sz="12" w:space="6" w:color="B7C3D4"/>
         </w:pBdr>
         <w:shd w:val="clear" w:color="auto" w:fill="F2F4F7"/>
-        <w:spacing w:before="0" w:after="120" w:line="250" w:lineRule="auto"/>
+        <w:spacing w:after="120" w:line="250" w:lineRule="auto"/>
         <w:ind w:left="180" w:right="180"/>
       </w:pPr>
       <w:r>
@@ -2834,7 +2838,7 @@
           <w:left w:val="single" w:sz="12" w:space="6" w:color="B7C3D4"/>
         </w:pBdr>
         <w:shd w:val="clear" w:color="auto" w:fill="F2F4F7"/>
-        <w:spacing w:before="120" w:after="0" w:line="250" w:lineRule="auto"/>
+        <w:spacing w:before="120" w:line="250" w:lineRule="auto"/>
         <w:ind w:left="180" w:right="180"/>
       </w:pPr>
       <w:r>
@@ -2851,23 +2855,17 @@
           <w:left w:val="single" w:sz="12" w:space="6" w:color="B7C3D4"/>
         </w:pBdr>
         <w:shd w:val="clear" w:color="auto" w:fill="F2F4F7"/>
-        <w:spacing w:before="0" w:after="0" w:line="250" w:lineRule="auto"/>
-        <w:ind w:left="180" w:right="180"/>
-      </w:pPr>
-      <w:r>
-        <w:rPr>
-          <w:rFonts w:ascii="Consolas" w:eastAsia="Consolas" w:hAnsi="Consolas" w:cs="Consolas"/>
-          <w:sz w:val="17"/>
-        </w:rPr>
-      </w:r>
-    </w:p>
-    <w:p>
-      <w:pPr>
-        <w:pBdr>
-          <w:left w:val="single" w:sz="12" w:space="6" w:color="B7C3D4"/>
-        </w:pBdr>
-        <w:shd w:val="clear" w:color="auto" w:fill="F2F4F7"/>
-        <w:spacing w:before="0" w:after="0" w:line="250" w:lineRule="auto"/>
+        <w:spacing w:line="250" w:lineRule="auto"/>
+        <w:ind w:left="180" w:right="180"/>
+      </w:pPr>
+    </w:p>
+    <w:p>
+      <w:pPr>
+        <w:pBdr>
+          <w:left w:val="single" w:sz="12" w:space="6" w:color="B7C3D4"/>
+        </w:pBdr>
+        <w:shd w:val="clear" w:color="auto" w:fill="F2F4F7"/>
+        <w:spacing w:line="250" w:lineRule="auto"/>
         <w:ind w:left="180" w:right="180"/>
       </w:pPr>
       <w:r>
@@ -2884,7 +2882,7 @@
           <w:left w:val="single" w:sz="12" w:space="6" w:color="B7C3D4"/>
         </w:pBdr>
         <w:shd w:val="clear" w:color="auto" w:fill="F2F4F7"/>
-        <w:spacing w:before="0" w:after="120" w:line="250" w:lineRule="auto"/>
+        <w:spacing w:after="120" w:line="250" w:lineRule="auto"/>
         <w:ind w:left="180" w:right="180"/>
       </w:pPr>
       <w:r>
@@ -2928,6 +2926,7 @@
     <w:p>
       <w:pPr>
         <w:pStyle w:val="2"/>
+        <w:pageBreakBefore/>
         <w:pBdr>
           <w:bottom w:val="single" w:sz="12" w:space="6" w:color="2E5496"/>
         </w:pBdr>
@@ -2938,6 +2937,7 @@
           <w:b/>
           <w:color w:val="C0504D"/>
         </w:rPr>
+        <w:lastRenderedPageBreak/>
         <w:t xml:space="preserve">2-5 </w:t>
       </w:r>
       <w:r>
@@ -2962,7 +2962,7 @@
           <w:left w:val="single" w:sz="12" w:space="6" w:color="B7C3D4"/>
         </w:pBdr>
         <w:shd w:val="clear" w:color="auto" w:fill="F2F4F7"/>
-        <w:spacing w:before="120" w:after="0" w:line="250" w:lineRule="auto"/>
+        <w:spacing w:before="120" w:line="250" w:lineRule="auto"/>
         <w:ind w:left="180" w:right="180"/>
       </w:pPr>
       <w:r>
@@ -2979,7 +2979,7 @@
           <w:left w:val="single" w:sz="12" w:space="6" w:color="B7C3D4"/>
         </w:pBdr>
         <w:shd w:val="clear" w:color="auto" w:fill="F2F4F7"/>
-        <w:spacing w:before="0" w:after="120" w:line="250" w:lineRule="auto"/>
+        <w:spacing w:after="120" w:line="250" w:lineRule="auto"/>
         <w:ind w:left="180" w:right="180"/>
       </w:pPr>
       <w:r>
@@ -3347,7 +3347,7 @@
           <w:left w:val="single" w:sz="12" w:space="6" w:color="B7C3D4"/>
         </w:pBdr>
         <w:shd w:val="clear" w:color="auto" w:fill="F2F4F7"/>
-        <w:spacing w:before="120" w:after="0" w:line="250" w:lineRule="auto"/>
+        <w:spacing w:before="120" w:line="250" w:lineRule="auto"/>
         <w:ind w:left="180" w:right="180"/>
       </w:pPr>
       <w:r>
@@ -3364,7 +3364,7 @@
           <w:left w:val="single" w:sz="12" w:space="6" w:color="B7C3D4"/>
         </w:pBdr>
         <w:shd w:val="clear" w:color="auto" w:fill="F2F4F7"/>
-        <w:spacing w:before="0" w:after="0" w:line="250" w:lineRule="auto"/>
+        <w:spacing w:line="250" w:lineRule="auto"/>
         <w:ind w:left="180" w:right="180"/>
       </w:pPr>
       <w:r>
@@ -3381,7 +3381,7 @@
           <w:left w:val="single" w:sz="12" w:space="6" w:color="B7C3D4"/>
         </w:pBdr>
         <w:shd w:val="clear" w:color="auto" w:fill="F2F4F7"/>
-        <w:spacing w:before="0" w:after="0" w:line="250" w:lineRule="auto"/>
+        <w:spacing w:line="250" w:lineRule="auto"/>
         <w:ind w:left="180" w:right="180"/>
       </w:pPr>
       <w:r>
@@ -3398,7 +3398,7 @@
           <w:left w:val="single" w:sz="12" w:space="6" w:color="B7C3D4"/>
         </w:pBdr>
         <w:shd w:val="clear" w:color="auto" w:fill="F2F4F7"/>
-        <w:spacing w:before="0" w:after="0" w:line="250" w:lineRule="auto"/>
+        <w:spacing w:line="250" w:lineRule="auto"/>
         <w:ind w:left="180" w:right="180"/>
       </w:pPr>
       <w:r>
@@ -3415,7 +3415,7 @@
           <w:left w:val="single" w:sz="12" w:space="6" w:color="B7C3D4"/>
         </w:pBdr>
         <w:shd w:val="clear" w:color="auto" w:fill="F2F4F7"/>
-        <w:spacing w:before="0" w:after="0" w:line="250" w:lineRule="auto"/>
+        <w:spacing w:line="250" w:lineRule="auto"/>
         <w:ind w:left="180" w:right="180"/>
       </w:pPr>
       <w:r>
@@ -3432,7 +3432,7 @@
           <w:left w:val="single" w:sz="12" w:space="6" w:color="B7C3D4"/>
         </w:pBdr>
         <w:shd w:val="clear" w:color="auto" w:fill="F2F4F7"/>
-        <w:spacing w:before="0" w:after="0" w:line="250" w:lineRule="auto"/>
+        <w:spacing w:line="250" w:lineRule="auto"/>
         <w:ind w:left="180" w:right="180"/>
       </w:pPr>
       <w:r>
@@ -3449,7 +3449,7 @@
           <w:left w:val="single" w:sz="12" w:space="6" w:color="B7C3D4"/>
         </w:pBdr>
         <w:shd w:val="clear" w:color="auto" w:fill="F2F4F7"/>
-        <w:spacing w:before="0" w:after="0" w:line="250" w:lineRule="auto"/>
+        <w:spacing w:line="250" w:lineRule="auto"/>
         <w:ind w:left="180" w:right="180"/>
       </w:pPr>
       <w:r>
@@ -3466,7 +3466,7 @@
           <w:left w:val="single" w:sz="12" w:space="6" w:color="B7C3D4"/>
         </w:pBdr>
         <w:shd w:val="clear" w:color="auto" w:fill="F2F4F7"/>
-        <w:spacing w:before="0" w:after="0" w:line="250" w:lineRule="auto"/>
+        <w:spacing w:line="250" w:lineRule="auto"/>
         <w:ind w:left="180" w:right="180"/>
       </w:pPr>
       <w:r>
@@ -3483,7 +3483,7 @@
           <w:left w:val="single" w:sz="12" w:space="6" w:color="B7C3D4"/>
         </w:pBdr>
         <w:shd w:val="clear" w:color="auto" w:fill="F2F4F7"/>
-        <w:spacing w:before="0" w:after="0" w:line="250" w:lineRule="auto"/>
+        <w:spacing w:line="250" w:lineRule="auto"/>
         <w:ind w:left="180" w:right="180"/>
       </w:pPr>
       <w:r>
@@ -3500,7 +3500,7 @@
           <w:left w:val="single" w:sz="12" w:space="6" w:color="B7C3D4"/>
         </w:pBdr>
         <w:shd w:val="clear" w:color="auto" w:fill="F2F4F7"/>
-        <w:spacing w:before="0" w:after="0" w:line="250" w:lineRule="auto"/>
+        <w:spacing w:line="250" w:lineRule="auto"/>
         <w:ind w:left="180" w:right="180"/>
       </w:pPr>
       <w:r>
@@ -3517,7 +3517,7 @@
           <w:left w:val="single" w:sz="12" w:space="6" w:color="B7C3D4"/>
         </w:pBdr>
         <w:shd w:val="clear" w:color="auto" w:fill="F2F4F7"/>
-        <w:spacing w:before="0" w:after="0" w:line="250" w:lineRule="auto"/>
+        <w:spacing w:line="250" w:lineRule="auto"/>
         <w:ind w:left="180" w:right="180"/>
       </w:pPr>
       <w:r>
@@ -3534,7 +3534,7 @@
           <w:left w:val="single" w:sz="12" w:space="6" w:color="B7C3D4"/>
         </w:pBdr>
         <w:shd w:val="clear" w:color="auto" w:fill="F2F4F7"/>
-        <w:spacing w:before="0" w:after="0" w:line="250" w:lineRule="auto"/>
+        <w:spacing w:line="250" w:lineRule="auto"/>
         <w:ind w:left="180" w:right="180"/>
       </w:pPr>
       <w:r>
@@ -3551,7 +3551,7 @@
           <w:left w:val="single" w:sz="12" w:space="6" w:color="B7C3D4"/>
         </w:pBdr>
         <w:shd w:val="clear" w:color="auto" w:fill="F2F4F7"/>
-        <w:spacing w:before="0" w:after="0" w:line="250" w:lineRule="auto"/>
+        <w:spacing w:line="250" w:lineRule="auto"/>
         <w:ind w:left="180" w:right="180"/>
       </w:pPr>
       <w:r>
@@ -3568,7 +3568,7 @@
           <w:left w:val="single" w:sz="12" w:space="6" w:color="B7C3D4"/>
         </w:pBdr>
         <w:shd w:val="clear" w:color="auto" w:fill="F2F4F7"/>
-        <w:spacing w:before="0" w:after="120" w:line="250" w:lineRule="auto"/>
+        <w:spacing w:after="120" w:line="250" w:lineRule="auto"/>
         <w:ind w:left="180" w:right="180"/>
       </w:pPr>
       <w:r>
@@ -3640,7 +3640,7 @@
           <w:left w:val="single" w:sz="20" w:space="8" w:color="C0504D"/>
         </w:pBdr>
         <w:shd w:val="clear" w:color="auto" w:fill="FCEAEA"/>
-        <w:spacing w:before="0" w:after="40" w:line="290" w:lineRule="auto"/>
+        <w:spacing w:after="40" w:line="290" w:lineRule="auto"/>
         <w:ind w:left="150" w:right="150"/>
       </w:pPr>
       <w:r>
@@ -3648,6 +3648,7 @@
           <w:color w:val="333333"/>
           <w:sz w:val="19"/>
         </w:rPr>
+        <w:lastRenderedPageBreak/>
         <w:t>Cannot find module 'xxx' → npm install 을 하지 않았거나, 해당 패키지가 package.json 에 없습니다.</w:t>
       </w:r>
     </w:p>
@@ -3657,7 +3658,7 @@
           <w:left w:val="single" w:sz="20" w:space="8" w:color="C0504D"/>
         </w:pBdr>
         <w:shd w:val="clear" w:color="auto" w:fill="FCEAEA"/>
-        <w:spacing w:before="0" w:after="160" w:line="290" w:lineRule="auto"/>
+        <w:spacing w:after="160" w:line="290" w:lineRule="auto"/>
         <w:ind w:left="150" w:right="150"/>
       </w:pPr>
       <w:r>
@@ -4198,6 +4199,7 @@
     <w:p>
       <w:pPr>
         <w:pStyle w:val="1"/>
+        <w:pageBreakBefore/>
         <w:shd w:val="clear" w:color="auto" w:fill="1F3864"/>
         <w:spacing w:before="200" w:after="200"/>
         <w:ind w:left="150" w:right="150"/>
@@ -4208,6 +4210,7 @@
           <w:color w:val="FFFFFF"/>
           <w:sz w:val="28"/>
         </w:rPr>
+        <w:lastRenderedPageBreak/>
         <w:t>3장.  변수 선언 — var, let, const</w:t>
       </w:r>
     </w:p>
@@ -4256,7 +4259,7 @@
           <w:left w:val="single" w:sz="12" w:space="6" w:color="B7C3D4"/>
         </w:pBdr>
         <w:shd w:val="clear" w:color="auto" w:fill="F2F4F7"/>
-        <w:spacing w:before="120" w:after="0" w:line="250" w:lineRule="auto"/>
+        <w:spacing w:before="120" w:line="250" w:lineRule="auto"/>
         <w:ind w:left="180" w:right="180"/>
       </w:pPr>
       <w:r>
@@ -4273,7 +4276,7 @@
           <w:left w:val="single" w:sz="12" w:space="6" w:color="B7C3D4"/>
         </w:pBdr>
         <w:shd w:val="clear" w:color="auto" w:fill="F2F4F7"/>
-        <w:spacing w:before="0" w:after="0" w:line="250" w:lineRule="auto"/>
+        <w:spacing w:line="250" w:lineRule="auto"/>
         <w:ind w:left="180" w:right="180"/>
       </w:pPr>
       <w:r>
@@ -4290,7 +4293,7 @@
           <w:left w:val="single" w:sz="12" w:space="6" w:color="B7C3D4"/>
         </w:pBdr>
         <w:shd w:val="clear" w:color="auto" w:fill="F2F4F7"/>
-        <w:spacing w:before="0" w:after="0" w:line="250" w:lineRule="auto"/>
+        <w:spacing w:line="250" w:lineRule="auto"/>
         <w:ind w:left="180" w:right="180"/>
       </w:pPr>
       <w:r>
@@ -4307,7 +4310,7 @@
           <w:left w:val="single" w:sz="12" w:space="6" w:color="B7C3D4"/>
         </w:pBdr>
         <w:shd w:val="clear" w:color="auto" w:fill="F2F4F7"/>
-        <w:spacing w:before="0" w:after="0" w:line="250" w:lineRule="auto"/>
+        <w:spacing w:line="250" w:lineRule="auto"/>
         <w:ind w:left="180" w:right="180"/>
       </w:pPr>
       <w:r>
@@ -4324,7 +4327,7 @@
           <w:left w:val="single" w:sz="12" w:space="6" w:color="B7C3D4"/>
         </w:pBdr>
         <w:shd w:val="clear" w:color="auto" w:fill="F2F4F7"/>
-        <w:spacing w:before="0" w:after="0" w:line="250" w:lineRule="auto"/>
+        <w:spacing w:line="250" w:lineRule="auto"/>
         <w:ind w:left="180" w:right="180"/>
       </w:pPr>
       <w:r>
@@ -4341,23 +4344,17 @@
           <w:left w:val="single" w:sz="12" w:space="6" w:color="B7C3D4"/>
         </w:pBdr>
         <w:shd w:val="clear" w:color="auto" w:fill="F2F4F7"/>
-        <w:spacing w:before="0" w:after="0" w:line="250" w:lineRule="auto"/>
-        <w:ind w:left="180" w:right="180"/>
-      </w:pPr>
-      <w:r>
-        <w:rPr>
-          <w:rFonts w:ascii="Consolas" w:eastAsia="Consolas" w:hAnsi="Consolas" w:cs="Consolas"/>
-          <w:sz w:val="17"/>
-        </w:rPr>
-      </w:r>
-    </w:p>
-    <w:p>
-      <w:pPr>
-        <w:pBdr>
-          <w:left w:val="single" w:sz="12" w:space="6" w:color="B7C3D4"/>
-        </w:pBdr>
-        <w:shd w:val="clear" w:color="auto" w:fill="F2F4F7"/>
-        <w:spacing w:before="0" w:after="0" w:line="250" w:lineRule="auto"/>
+        <w:spacing w:line="250" w:lineRule="auto"/>
+        <w:ind w:left="180" w:right="180"/>
+      </w:pPr>
+    </w:p>
+    <w:p>
+      <w:pPr>
+        <w:pBdr>
+          <w:left w:val="single" w:sz="12" w:space="6" w:color="B7C3D4"/>
+        </w:pBdr>
+        <w:shd w:val="clear" w:color="auto" w:fill="F2F4F7"/>
+        <w:spacing w:line="250" w:lineRule="auto"/>
         <w:ind w:left="180" w:right="180"/>
       </w:pPr>
       <w:r>
@@ -4374,7 +4371,7 @@
           <w:left w:val="single" w:sz="12" w:space="6" w:color="B7C3D4"/>
         </w:pBdr>
         <w:shd w:val="clear" w:color="auto" w:fill="F2F4F7"/>
-        <w:spacing w:before="0" w:after="0" w:line="250" w:lineRule="auto"/>
+        <w:spacing w:line="250" w:lineRule="auto"/>
         <w:ind w:left="180" w:right="180"/>
       </w:pPr>
       <w:r>
@@ -4391,23 +4388,17 @@
           <w:left w:val="single" w:sz="12" w:space="6" w:color="B7C3D4"/>
         </w:pBdr>
         <w:shd w:val="clear" w:color="auto" w:fill="F2F4F7"/>
-        <w:spacing w:before="0" w:after="0" w:line="250" w:lineRule="auto"/>
-        <w:ind w:left="180" w:right="180"/>
-      </w:pPr>
-      <w:r>
-        <w:rPr>
-          <w:rFonts w:ascii="Consolas" w:eastAsia="Consolas" w:hAnsi="Consolas" w:cs="Consolas"/>
-          <w:sz w:val="17"/>
-        </w:rPr>
-      </w:r>
-    </w:p>
-    <w:p>
-      <w:pPr>
-        <w:pBdr>
-          <w:left w:val="single" w:sz="12" w:space="6" w:color="B7C3D4"/>
-        </w:pBdr>
-        <w:shd w:val="clear" w:color="auto" w:fill="F2F4F7"/>
-        <w:spacing w:before="0" w:after="0" w:line="250" w:lineRule="auto"/>
+        <w:spacing w:line="250" w:lineRule="auto"/>
+        <w:ind w:left="180" w:right="180"/>
+      </w:pPr>
+    </w:p>
+    <w:p>
+      <w:pPr>
+        <w:pBdr>
+          <w:left w:val="single" w:sz="12" w:space="6" w:color="B7C3D4"/>
+        </w:pBdr>
+        <w:shd w:val="clear" w:color="auto" w:fill="F2F4F7"/>
+        <w:spacing w:line="250" w:lineRule="auto"/>
         <w:ind w:left="180" w:right="180"/>
       </w:pPr>
       <w:r>
@@ -4424,7 +4415,7 @@
           <w:left w:val="single" w:sz="12" w:space="6" w:color="B7C3D4"/>
         </w:pBdr>
         <w:shd w:val="clear" w:color="auto" w:fill="F2F4F7"/>
-        <w:spacing w:before="0" w:after="0" w:line="250" w:lineRule="auto"/>
+        <w:spacing w:line="250" w:lineRule="auto"/>
         <w:ind w:left="180" w:right="180"/>
       </w:pPr>
       <w:r>
@@ -4441,7 +4432,7 @@
           <w:left w:val="single" w:sz="12" w:space="6" w:color="B7C3D4"/>
         </w:pBdr>
         <w:shd w:val="clear" w:color="auto" w:fill="F2F4F7"/>
-        <w:spacing w:before="0" w:after="0" w:line="250" w:lineRule="auto"/>
+        <w:spacing w:line="250" w:lineRule="auto"/>
         <w:ind w:left="180" w:right="180"/>
       </w:pPr>
       <w:r>
@@ -4458,23 +4449,17 @@
           <w:left w:val="single" w:sz="12" w:space="6" w:color="B7C3D4"/>
         </w:pBdr>
         <w:shd w:val="clear" w:color="auto" w:fill="F2F4F7"/>
-        <w:spacing w:before="0" w:after="0" w:line="250" w:lineRule="auto"/>
-        <w:ind w:left="180" w:right="180"/>
-      </w:pPr>
-      <w:r>
-        <w:rPr>
-          <w:rFonts w:ascii="Consolas" w:eastAsia="Consolas" w:hAnsi="Consolas" w:cs="Consolas"/>
-          <w:sz w:val="17"/>
-        </w:rPr>
-      </w:r>
-    </w:p>
-    <w:p>
-      <w:pPr>
-        <w:pBdr>
-          <w:left w:val="single" w:sz="12" w:space="6" w:color="B7C3D4"/>
-        </w:pBdr>
-        <w:shd w:val="clear" w:color="auto" w:fill="F2F4F7"/>
-        <w:spacing w:before="0" w:after="0" w:line="250" w:lineRule="auto"/>
+        <w:spacing w:line="250" w:lineRule="auto"/>
+        <w:ind w:left="180" w:right="180"/>
+      </w:pPr>
+    </w:p>
+    <w:p>
+      <w:pPr>
+        <w:pBdr>
+          <w:left w:val="single" w:sz="12" w:space="6" w:color="B7C3D4"/>
+        </w:pBdr>
+        <w:shd w:val="clear" w:color="auto" w:fill="F2F4F7"/>
+        <w:spacing w:line="250" w:lineRule="auto"/>
         <w:ind w:left="180" w:right="180"/>
       </w:pPr>
       <w:r>
@@ -4491,7 +4476,7 @@
           <w:left w:val="single" w:sz="12" w:space="6" w:color="B7C3D4"/>
         </w:pBdr>
         <w:shd w:val="clear" w:color="auto" w:fill="F2F4F7"/>
-        <w:spacing w:before="0" w:after="0" w:line="250" w:lineRule="auto"/>
+        <w:spacing w:line="250" w:lineRule="auto"/>
         <w:ind w:left="180" w:right="180"/>
       </w:pPr>
       <w:r>
@@ -4508,7 +4493,7 @@
           <w:left w:val="single" w:sz="12" w:space="6" w:color="B7C3D4"/>
         </w:pBdr>
         <w:shd w:val="clear" w:color="auto" w:fill="F2F4F7"/>
-        <w:spacing w:before="0" w:after="120" w:line="250" w:lineRule="auto"/>
+        <w:spacing w:after="120" w:line="250" w:lineRule="auto"/>
         <w:ind w:left="180" w:right="180"/>
       </w:pPr>
       <w:r>
@@ -4552,6 +4537,7 @@
     <w:p>
       <w:pPr>
         <w:pStyle w:val="2"/>
+        <w:pageBreakBefore/>
         <w:pBdr>
           <w:bottom w:val="single" w:sz="12" w:space="6" w:color="2E5496"/>
         </w:pBdr>
@@ -4562,6 +4548,7 @@
           <w:b/>
           <w:color w:val="C0504D"/>
         </w:rPr>
+        <w:lastRenderedPageBreak/>
         <w:t xml:space="preserve">3-2 </w:t>
       </w:r>
       <w:r>
@@ -4586,7 +4573,7 @@
           <w:left w:val="single" w:sz="12" w:space="6" w:color="B7C3D4"/>
         </w:pBdr>
         <w:shd w:val="clear" w:color="auto" w:fill="F2F4F7"/>
-        <w:spacing w:before="120" w:after="0" w:line="250" w:lineRule="auto"/>
+        <w:spacing w:before="120" w:line="250" w:lineRule="auto"/>
         <w:ind w:left="180" w:right="180"/>
       </w:pPr>
       <w:r>
@@ -4603,7 +4590,7 @@
           <w:left w:val="single" w:sz="12" w:space="6" w:color="B7C3D4"/>
         </w:pBdr>
         <w:shd w:val="clear" w:color="auto" w:fill="F2F4F7"/>
-        <w:spacing w:before="0" w:after="0" w:line="250" w:lineRule="auto"/>
+        <w:spacing w:line="250" w:lineRule="auto"/>
         <w:ind w:left="180" w:right="180"/>
       </w:pPr>
       <w:r>
@@ -4620,7 +4607,7 @@
           <w:left w:val="single" w:sz="12" w:space="6" w:color="B7C3D4"/>
         </w:pBdr>
         <w:shd w:val="clear" w:color="auto" w:fill="F2F4F7"/>
-        <w:spacing w:before="0" w:after="0" w:line="250" w:lineRule="auto"/>
+        <w:spacing w:line="250" w:lineRule="auto"/>
         <w:ind w:left="180" w:right="180"/>
       </w:pPr>
       <w:r>
@@ -4637,7 +4624,7 @@
           <w:left w:val="single" w:sz="12" w:space="6" w:color="B7C3D4"/>
         </w:pBdr>
         <w:shd w:val="clear" w:color="auto" w:fill="F2F4F7"/>
-        <w:spacing w:before="0" w:after="0" w:line="250" w:lineRule="auto"/>
+        <w:spacing w:line="250" w:lineRule="auto"/>
         <w:ind w:left="180" w:right="180"/>
       </w:pPr>
       <w:r>
@@ -4654,23 +4641,17 @@
           <w:left w:val="single" w:sz="12" w:space="6" w:color="B7C3D4"/>
         </w:pBdr>
         <w:shd w:val="clear" w:color="auto" w:fill="F2F4F7"/>
-        <w:spacing w:before="0" w:after="0" w:line="250" w:lineRule="auto"/>
-        <w:ind w:left="180" w:right="180"/>
-      </w:pPr>
-      <w:r>
-        <w:rPr>
-          <w:rFonts w:ascii="Consolas" w:eastAsia="Consolas" w:hAnsi="Consolas" w:cs="Consolas"/>
-          <w:sz w:val="17"/>
-        </w:rPr>
-      </w:r>
-    </w:p>
-    <w:p>
-      <w:pPr>
-        <w:pBdr>
-          <w:left w:val="single" w:sz="12" w:space="6" w:color="B7C3D4"/>
-        </w:pBdr>
-        <w:shd w:val="clear" w:color="auto" w:fill="F2F4F7"/>
-        <w:spacing w:before="0" w:after="0" w:line="250" w:lineRule="auto"/>
+        <w:spacing w:line="250" w:lineRule="auto"/>
+        <w:ind w:left="180" w:right="180"/>
+      </w:pPr>
+    </w:p>
+    <w:p>
+      <w:pPr>
+        <w:pBdr>
+          <w:left w:val="single" w:sz="12" w:space="6" w:color="B7C3D4"/>
+        </w:pBdr>
+        <w:shd w:val="clear" w:color="auto" w:fill="F2F4F7"/>
+        <w:spacing w:line="250" w:lineRule="auto"/>
         <w:ind w:left="180" w:right="180"/>
       </w:pPr>
       <w:r>
@@ -4687,7 +4668,7 @@
           <w:left w:val="single" w:sz="12" w:space="6" w:color="B7C3D4"/>
         </w:pBdr>
         <w:shd w:val="clear" w:color="auto" w:fill="F2F4F7"/>
-        <w:spacing w:before="0" w:after="0" w:line="250" w:lineRule="auto"/>
+        <w:spacing w:line="250" w:lineRule="auto"/>
         <w:ind w:left="180" w:right="180"/>
       </w:pPr>
       <w:r>
@@ -4704,23 +4685,17 @@
           <w:left w:val="single" w:sz="12" w:space="6" w:color="B7C3D4"/>
         </w:pBdr>
         <w:shd w:val="clear" w:color="auto" w:fill="F2F4F7"/>
-        <w:spacing w:before="0" w:after="0" w:line="250" w:lineRule="auto"/>
-        <w:ind w:left="180" w:right="180"/>
-      </w:pPr>
-      <w:r>
-        <w:rPr>
-          <w:rFonts w:ascii="Consolas" w:eastAsia="Consolas" w:hAnsi="Consolas" w:cs="Consolas"/>
-          <w:sz w:val="17"/>
-        </w:rPr>
-      </w:r>
-    </w:p>
-    <w:p>
-      <w:pPr>
-        <w:pBdr>
-          <w:left w:val="single" w:sz="12" w:space="6" w:color="B7C3D4"/>
-        </w:pBdr>
-        <w:shd w:val="clear" w:color="auto" w:fill="F2F4F7"/>
-        <w:spacing w:before="0" w:after="0" w:line="250" w:lineRule="auto"/>
+        <w:spacing w:line="250" w:lineRule="auto"/>
+        <w:ind w:left="180" w:right="180"/>
+      </w:pPr>
+    </w:p>
+    <w:p>
+      <w:pPr>
+        <w:pBdr>
+          <w:left w:val="single" w:sz="12" w:space="6" w:color="B7C3D4"/>
+        </w:pBdr>
+        <w:shd w:val="clear" w:color="auto" w:fill="F2F4F7"/>
+        <w:spacing w:line="250" w:lineRule="auto"/>
         <w:ind w:left="180" w:right="180"/>
       </w:pPr>
       <w:r>
@@ -4737,7 +4712,7 @@
           <w:left w:val="single" w:sz="12" w:space="6" w:color="B7C3D4"/>
         </w:pBdr>
         <w:shd w:val="clear" w:color="auto" w:fill="F2F4F7"/>
-        <w:spacing w:before="0" w:after="0" w:line="250" w:lineRule="auto"/>
+        <w:spacing w:line="250" w:lineRule="auto"/>
         <w:ind w:left="180" w:right="180"/>
       </w:pPr>
       <w:r>
@@ -4754,23 +4729,17 @@
           <w:left w:val="single" w:sz="12" w:space="6" w:color="B7C3D4"/>
         </w:pBdr>
         <w:shd w:val="clear" w:color="auto" w:fill="F2F4F7"/>
-        <w:spacing w:before="0" w:after="0" w:line="250" w:lineRule="auto"/>
-        <w:ind w:left="180" w:right="180"/>
-      </w:pPr>
-      <w:r>
-        <w:rPr>
-          <w:rFonts w:ascii="Consolas" w:eastAsia="Consolas" w:hAnsi="Consolas" w:cs="Consolas"/>
-          <w:sz w:val="17"/>
-        </w:rPr>
-      </w:r>
-    </w:p>
-    <w:p>
-      <w:pPr>
-        <w:pBdr>
-          <w:left w:val="single" w:sz="12" w:space="6" w:color="B7C3D4"/>
-        </w:pBdr>
-        <w:shd w:val="clear" w:color="auto" w:fill="F2F4F7"/>
-        <w:spacing w:before="0" w:after="120" w:line="250" w:lineRule="auto"/>
+        <w:spacing w:line="250" w:lineRule="auto"/>
+        <w:ind w:left="180" w:right="180"/>
+      </w:pPr>
+    </w:p>
+    <w:p>
+      <w:pPr>
+        <w:pBdr>
+          <w:left w:val="single" w:sz="12" w:space="6" w:color="B7C3D4"/>
+        </w:pBdr>
+        <w:shd w:val="clear" w:color="auto" w:fill="F2F4F7"/>
+        <w:spacing w:after="120" w:line="250" w:lineRule="auto"/>
         <w:ind w:left="180" w:right="180"/>
       </w:pPr>
       <w:r>
@@ -4814,6 +4783,7 @@
     <w:p>
       <w:pPr>
         <w:pStyle w:val="2"/>
+        <w:pageBreakBefore/>
         <w:pBdr>
           <w:bottom w:val="single" w:sz="12" w:space="6" w:color="2E5496"/>
         </w:pBdr>
@@ -4824,6 +4794,7 @@
           <w:b/>
           <w:color w:val="C0504D"/>
         </w:rPr>
+        <w:lastRenderedPageBreak/>
         <w:t xml:space="preserve">3-3 </w:t>
       </w:r>
       <w:r>
@@ -4848,7 +4819,7 @@
           <w:left w:val="single" w:sz="12" w:space="6" w:color="B7C3D4"/>
         </w:pBdr>
         <w:shd w:val="clear" w:color="auto" w:fill="F2F4F7"/>
-        <w:spacing w:before="120" w:after="0" w:line="250" w:lineRule="auto"/>
+        <w:spacing w:before="120" w:line="250" w:lineRule="auto"/>
         <w:ind w:left="180" w:right="180"/>
       </w:pPr>
       <w:r>
@@ -4865,7 +4836,7 @@
           <w:left w:val="single" w:sz="12" w:space="6" w:color="B7C3D4"/>
         </w:pBdr>
         <w:shd w:val="clear" w:color="auto" w:fill="F2F4F7"/>
-        <w:spacing w:before="0" w:after="0" w:line="250" w:lineRule="auto"/>
+        <w:spacing w:line="250" w:lineRule="auto"/>
         <w:ind w:left="180" w:right="180"/>
       </w:pPr>
       <w:r>
@@ -4882,23 +4853,17 @@
           <w:left w:val="single" w:sz="12" w:space="6" w:color="B7C3D4"/>
         </w:pBdr>
         <w:shd w:val="clear" w:color="auto" w:fill="F2F4F7"/>
-        <w:spacing w:before="0" w:after="0" w:line="250" w:lineRule="auto"/>
-        <w:ind w:left="180" w:right="180"/>
-      </w:pPr>
-      <w:r>
-        <w:rPr>
-          <w:rFonts w:ascii="Consolas" w:eastAsia="Consolas" w:hAnsi="Consolas" w:cs="Consolas"/>
-          <w:sz w:val="17"/>
-        </w:rPr>
-      </w:r>
-    </w:p>
-    <w:p>
-      <w:pPr>
-        <w:pBdr>
-          <w:left w:val="single" w:sz="12" w:space="6" w:color="B7C3D4"/>
-        </w:pBdr>
-        <w:shd w:val="clear" w:color="auto" w:fill="F2F4F7"/>
-        <w:spacing w:before="0" w:after="0" w:line="250" w:lineRule="auto"/>
+        <w:spacing w:line="250" w:lineRule="auto"/>
+        <w:ind w:left="180" w:right="180"/>
+      </w:pPr>
+    </w:p>
+    <w:p>
+      <w:pPr>
+        <w:pBdr>
+          <w:left w:val="single" w:sz="12" w:space="6" w:color="B7C3D4"/>
+        </w:pBdr>
+        <w:shd w:val="clear" w:color="auto" w:fill="F2F4F7"/>
+        <w:spacing w:line="250" w:lineRule="auto"/>
         <w:ind w:left="180" w:right="180"/>
       </w:pPr>
       <w:r>
@@ -4915,7 +4880,7 @@
           <w:left w:val="single" w:sz="12" w:space="6" w:color="B7C3D4"/>
         </w:pBdr>
         <w:shd w:val="clear" w:color="auto" w:fill="F2F4F7"/>
-        <w:spacing w:before="0" w:after="0" w:line="250" w:lineRule="auto"/>
+        <w:spacing w:line="250" w:lineRule="auto"/>
         <w:ind w:left="180" w:right="180"/>
       </w:pPr>
       <w:r>
@@ -4932,7 +4897,7 @@
           <w:left w:val="single" w:sz="12" w:space="6" w:color="B7C3D4"/>
         </w:pBdr>
         <w:shd w:val="clear" w:color="auto" w:fill="F2F4F7"/>
-        <w:spacing w:before="0" w:after="0" w:line="250" w:lineRule="auto"/>
+        <w:spacing w:line="250" w:lineRule="auto"/>
         <w:ind w:left="180" w:right="180"/>
       </w:pPr>
       <w:r>
@@ -4949,7 +4914,7 @@
           <w:left w:val="single" w:sz="12" w:space="6" w:color="B7C3D4"/>
         </w:pBdr>
         <w:shd w:val="clear" w:color="auto" w:fill="F2F4F7"/>
-        <w:spacing w:before="0" w:after="0" w:line="250" w:lineRule="auto"/>
+        <w:spacing w:line="250" w:lineRule="auto"/>
         <w:ind w:left="180" w:right="180"/>
       </w:pPr>
       <w:r>
@@ -4966,23 +4931,17 @@
           <w:left w:val="single" w:sz="12" w:space="6" w:color="B7C3D4"/>
         </w:pBdr>
         <w:shd w:val="clear" w:color="auto" w:fill="F2F4F7"/>
-        <w:spacing w:before="0" w:after="0" w:line="250" w:lineRule="auto"/>
-        <w:ind w:left="180" w:right="180"/>
-      </w:pPr>
-      <w:r>
-        <w:rPr>
-          <w:rFonts w:ascii="Consolas" w:eastAsia="Consolas" w:hAnsi="Consolas" w:cs="Consolas"/>
-          <w:sz w:val="17"/>
-        </w:rPr>
-      </w:r>
-    </w:p>
-    <w:p>
-      <w:pPr>
-        <w:pBdr>
-          <w:left w:val="single" w:sz="12" w:space="6" w:color="B7C3D4"/>
-        </w:pBdr>
-        <w:shd w:val="clear" w:color="auto" w:fill="F2F4F7"/>
-        <w:spacing w:before="0" w:after="0" w:line="250" w:lineRule="auto"/>
+        <w:spacing w:line="250" w:lineRule="auto"/>
+        <w:ind w:left="180" w:right="180"/>
+      </w:pPr>
+    </w:p>
+    <w:p>
+      <w:pPr>
+        <w:pBdr>
+          <w:left w:val="single" w:sz="12" w:space="6" w:color="B7C3D4"/>
+        </w:pBdr>
+        <w:shd w:val="clear" w:color="auto" w:fill="F2F4F7"/>
+        <w:spacing w:line="250" w:lineRule="auto"/>
         <w:ind w:left="180" w:right="180"/>
       </w:pPr>
       <w:r>
@@ -4999,7 +4958,7 @@
           <w:left w:val="single" w:sz="12" w:space="6" w:color="B7C3D4"/>
         </w:pBdr>
         <w:shd w:val="clear" w:color="auto" w:fill="F2F4F7"/>
-        <w:spacing w:before="0" w:after="120" w:line="250" w:lineRule="auto"/>
+        <w:spacing w:after="120" w:line="250" w:lineRule="auto"/>
         <w:ind w:left="180" w:right="180"/>
       </w:pPr>
       <w:r>
@@ -5790,6 +5749,7 @@
     <w:p>
       <w:pPr>
         <w:pStyle w:val="2"/>
+        <w:pageBreakBefore/>
         <w:pBdr>
           <w:bottom w:val="single" w:sz="12" w:space="6" w:color="2E5496"/>
         </w:pBdr>
@@ -5800,6 +5760,7 @@
           <w:b/>
           <w:color w:val="C0504D"/>
         </w:rPr>
+        <w:lastRenderedPageBreak/>
         <w:t xml:space="preserve">3-4 </w:t>
       </w:r>
       <w:r>
@@ -5824,7 +5785,7 @@
           <w:left w:val="single" w:sz="12" w:space="6" w:color="B7C3D4"/>
         </w:pBdr>
         <w:shd w:val="clear" w:color="auto" w:fill="F2F4F7"/>
-        <w:spacing w:before="120" w:after="0" w:line="250" w:lineRule="auto"/>
+        <w:spacing w:before="120" w:line="250" w:lineRule="auto"/>
         <w:ind w:left="180" w:right="180"/>
       </w:pPr>
       <w:r>
@@ -5841,7 +5802,7 @@
           <w:left w:val="single" w:sz="12" w:space="6" w:color="B7C3D4"/>
         </w:pBdr>
         <w:shd w:val="clear" w:color="auto" w:fill="F2F4F7"/>
-        <w:spacing w:before="0" w:after="0" w:line="250" w:lineRule="auto"/>
+        <w:spacing w:line="250" w:lineRule="auto"/>
         <w:ind w:left="180" w:right="180"/>
       </w:pPr>
       <w:r>
@@ -5858,7 +5819,7 @@
           <w:left w:val="single" w:sz="12" w:space="6" w:color="B7C3D4"/>
         </w:pBdr>
         <w:shd w:val="clear" w:color="auto" w:fill="F2F4F7"/>
-        <w:spacing w:before="0" w:after="0" w:line="250" w:lineRule="auto"/>
+        <w:spacing w:line="250" w:lineRule="auto"/>
         <w:ind w:left="180" w:right="180"/>
       </w:pPr>
       <w:r>
@@ -5875,23 +5836,17 @@
           <w:left w:val="single" w:sz="12" w:space="6" w:color="B7C3D4"/>
         </w:pBdr>
         <w:shd w:val="clear" w:color="auto" w:fill="F2F4F7"/>
-        <w:spacing w:before="0" w:after="0" w:line="250" w:lineRule="auto"/>
-        <w:ind w:left="180" w:right="180"/>
-      </w:pPr>
-      <w:r>
-        <w:rPr>
-          <w:rFonts w:ascii="Consolas" w:eastAsia="Consolas" w:hAnsi="Consolas" w:cs="Consolas"/>
-          <w:sz w:val="17"/>
-        </w:rPr>
-      </w:r>
-    </w:p>
-    <w:p>
-      <w:pPr>
-        <w:pBdr>
-          <w:left w:val="single" w:sz="12" w:space="6" w:color="B7C3D4"/>
-        </w:pBdr>
-        <w:shd w:val="clear" w:color="auto" w:fill="F2F4F7"/>
-        <w:spacing w:before="0" w:after="0" w:line="250" w:lineRule="auto"/>
+        <w:spacing w:line="250" w:lineRule="auto"/>
+        <w:ind w:left="180" w:right="180"/>
+      </w:pPr>
+    </w:p>
+    <w:p>
+      <w:pPr>
+        <w:pBdr>
+          <w:left w:val="single" w:sz="12" w:space="6" w:color="B7C3D4"/>
+        </w:pBdr>
+        <w:shd w:val="clear" w:color="auto" w:fill="F2F4F7"/>
+        <w:spacing w:line="250" w:lineRule="auto"/>
         <w:ind w:left="180" w:right="180"/>
       </w:pPr>
       <w:r>
@@ -5908,7 +5863,7 @@
           <w:left w:val="single" w:sz="12" w:space="6" w:color="B7C3D4"/>
         </w:pBdr>
         <w:shd w:val="clear" w:color="auto" w:fill="F2F4F7"/>
-        <w:spacing w:before="0" w:after="0" w:line="250" w:lineRule="auto"/>
+        <w:spacing w:line="250" w:lineRule="auto"/>
         <w:ind w:left="180" w:right="180"/>
       </w:pPr>
       <w:r>
@@ -5925,7 +5880,7 @@
           <w:left w:val="single" w:sz="12" w:space="6" w:color="B7C3D4"/>
         </w:pBdr>
         <w:shd w:val="clear" w:color="auto" w:fill="F2F4F7"/>
-        <w:spacing w:before="0" w:after="0" w:line="250" w:lineRule="auto"/>
+        <w:spacing w:line="250" w:lineRule="auto"/>
         <w:ind w:left="180" w:right="180"/>
       </w:pPr>
       <w:r>
@@ -5942,23 +5897,17 @@
           <w:left w:val="single" w:sz="12" w:space="6" w:color="B7C3D4"/>
         </w:pBdr>
         <w:shd w:val="clear" w:color="auto" w:fill="F2F4F7"/>
-        <w:spacing w:before="0" w:after="0" w:line="250" w:lineRule="auto"/>
-        <w:ind w:left="180" w:right="180"/>
-      </w:pPr>
-      <w:r>
-        <w:rPr>
-          <w:rFonts w:ascii="Consolas" w:eastAsia="Consolas" w:hAnsi="Consolas" w:cs="Consolas"/>
-          <w:sz w:val="17"/>
-        </w:rPr>
-      </w:r>
-    </w:p>
-    <w:p>
-      <w:pPr>
-        <w:pBdr>
-          <w:left w:val="single" w:sz="12" w:space="6" w:color="B7C3D4"/>
-        </w:pBdr>
-        <w:shd w:val="clear" w:color="auto" w:fill="F2F4F7"/>
-        <w:spacing w:before="0" w:after="0" w:line="250" w:lineRule="auto"/>
+        <w:spacing w:line="250" w:lineRule="auto"/>
+        <w:ind w:left="180" w:right="180"/>
+      </w:pPr>
+    </w:p>
+    <w:p>
+      <w:pPr>
+        <w:pBdr>
+          <w:left w:val="single" w:sz="12" w:space="6" w:color="B7C3D4"/>
+        </w:pBdr>
+        <w:shd w:val="clear" w:color="auto" w:fill="F2F4F7"/>
+        <w:spacing w:line="250" w:lineRule="auto"/>
         <w:ind w:left="180" w:right="180"/>
       </w:pPr>
       <w:r>
@@ -5975,7 +5924,7 @@
           <w:left w:val="single" w:sz="12" w:space="6" w:color="B7C3D4"/>
         </w:pBdr>
         <w:shd w:val="clear" w:color="auto" w:fill="F2F4F7"/>
-        <w:spacing w:before="0" w:after="0" w:line="250" w:lineRule="auto"/>
+        <w:spacing w:line="250" w:lineRule="auto"/>
         <w:ind w:left="180" w:right="180"/>
       </w:pPr>
       <w:r>
@@ -5992,7 +5941,7 @@
           <w:left w:val="single" w:sz="12" w:space="6" w:color="B7C3D4"/>
         </w:pBdr>
         <w:shd w:val="clear" w:color="auto" w:fill="F2F4F7"/>
-        <w:spacing w:before="0" w:after="0" w:line="250" w:lineRule="auto"/>
+        <w:spacing w:line="250" w:lineRule="auto"/>
         <w:ind w:left="180" w:right="180"/>
       </w:pPr>
       <w:r>
@@ -6009,23 +5958,17 @@
           <w:left w:val="single" w:sz="12" w:space="6" w:color="B7C3D4"/>
         </w:pBdr>
         <w:shd w:val="clear" w:color="auto" w:fill="F2F4F7"/>
-        <w:spacing w:before="0" w:after="0" w:line="250" w:lineRule="auto"/>
-        <w:ind w:left="180" w:right="180"/>
-      </w:pPr>
-      <w:r>
-        <w:rPr>
-          <w:rFonts w:ascii="Consolas" w:eastAsia="Consolas" w:hAnsi="Consolas" w:cs="Consolas"/>
-          <w:sz w:val="17"/>
-        </w:rPr>
-      </w:r>
-    </w:p>
-    <w:p>
-      <w:pPr>
-        <w:pBdr>
-          <w:left w:val="single" w:sz="12" w:space="6" w:color="B7C3D4"/>
-        </w:pBdr>
-        <w:shd w:val="clear" w:color="auto" w:fill="F2F4F7"/>
-        <w:spacing w:before="0" w:after="0" w:line="250" w:lineRule="auto"/>
+        <w:spacing w:line="250" w:lineRule="auto"/>
+        <w:ind w:left="180" w:right="180"/>
+      </w:pPr>
+    </w:p>
+    <w:p>
+      <w:pPr>
+        <w:pBdr>
+          <w:left w:val="single" w:sz="12" w:space="6" w:color="B7C3D4"/>
+        </w:pBdr>
+        <w:shd w:val="clear" w:color="auto" w:fill="F2F4F7"/>
+        <w:spacing w:line="250" w:lineRule="auto"/>
         <w:ind w:left="180" w:right="180"/>
       </w:pPr>
       <w:r>
@@ -6042,7 +5985,7 @@
           <w:left w:val="single" w:sz="12" w:space="6" w:color="B7C3D4"/>
         </w:pBdr>
         <w:shd w:val="clear" w:color="auto" w:fill="F2F4F7"/>
-        <w:spacing w:before="0" w:after="0" w:line="250" w:lineRule="auto"/>
+        <w:spacing w:line="250" w:lineRule="auto"/>
         <w:ind w:left="180" w:right="180"/>
       </w:pPr>
       <w:r>
@@ -6059,7 +6002,7 @@
           <w:left w:val="single" w:sz="12" w:space="6" w:color="B7C3D4"/>
         </w:pBdr>
         <w:shd w:val="clear" w:color="auto" w:fill="F2F4F7"/>
-        <w:spacing w:before="0" w:after="120" w:line="250" w:lineRule="auto"/>
+        <w:spacing w:after="120" w:line="250" w:lineRule="auto"/>
         <w:ind w:left="180" w:right="180"/>
       </w:pPr>
       <w:r>
@@ -6156,7 +6099,7 @@
           <w:left w:val="single" w:sz="20" w:space="8" w:color="C0504D"/>
         </w:pBdr>
         <w:shd w:val="clear" w:color="auto" w:fill="FCEAEA"/>
-        <w:spacing w:before="0" w:after="40" w:line="290" w:lineRule="auto"/>
+        <w:spacing w:after="40" w:line="290" w:lineRule="auto"/>
         <w:ind w:left="150" w:right="150"/>
       </w:pPr>
       <w:r>
@@ -6173,7 +6116,7 @@
           <w:left w:val="single" w:sz="20" w:space="8" w:color="C0504D"/>
         </w:pBdr>
         <w:shd w:val="clear" w:color="auto" w:fill="FCEAEA"/>
-        <w:spacing w:before="0" w:after="160" w:line="290" w:lineRule="auto"/>
+        <w:spacing w:after="160" w:line="290" w:lineRule="auto"/>
         <w:ind w:left="150" w:right="150"/>
       </w:pPr>
       <w:r>
@@ -6187,6 +6130,7 @@
     <w:p>
       <w:pPr>
         <w:pStyle w:val="1"/>
+        <w:pageBreakBefore/>
         <w:shd w:val="clear" w:color="auto" w:fill="1F3864"/>
         <w:spacing w:before="200" w:after="200"/>
         <w:ind w:left="150" w:right="150"/>
@@ -6197,6 +6141,7 @@
           <w:color w:val="FFFFFF"/>
           <w:sz w:val="28"/>
         </w:rPr>
+        <w:lastRenderedPageBreak/>
         <w:t>4장.  템플릿 리터럴과 화살표 함수</w:t>
       </w:r>
     </w:p>
@@ -6237,7 +6182,7 @@
           <w:left w:val="single" w:sz="12" w:space="6" w:color="B7C3D4"/>
         </w:pBdr>
         <w:shd w:val="clear" w:color="auto" w:fill="F2F4F7"/>
-        <w:spacing w:before="120" w:after="0" w:line="250" w:lineRule="auto"/>
+        <w:spacing w:before="120" w:line="250" w:lineRule="auto"/>
         <w:ind w:left="180" w:right="180"/>
       </w:pPr>
       <w:r>
@@ -6254,7 +6199,7 @@
           <w:left w:val="single" w:sz="12" w:space="6" w:color="B7C3D4"/>
         </w:pBdr>
         <w:shd w:val="clear" w:color="auto" w:fill="F2F4F7"/>
-        <w:spacing w:before="0" w:after="0" w:line="250" w:lineRule="auto"/>
+        <w:spacing w:line="250" w:lineRule="auto"/>
         <w:ind w:left="180" w:right="180"/>
       </w:pPr>
       <w:r>
@@ -6271,23 +6216,17 @@
           <w:left w:val="single" w:sz="12" w:space="6" w:color="B7C3D4"/>
         </w:pBdr>
         <w:shd w:val="clear" w:color="auto" w:fill="F2F4F7"/>
-        <w:spacing w:before="0" w:after="0" w:line="250" w:lineRule="auto"/>
-        <w:ind w:left="180" w:right="180"/>
-      </w:pPr>
-      <w:r>
-        <w:rPr>
-          <w:rFonts w:ascii="Consolas" w:eastAsia="Consolas" w:hAnsi="Consolas" w:cs="Consolas"/>
-          <w:sz w:val="17"/>
-        </w:rPr>
-      </w:r>
-    </w:p>
-    <w:p>
-      <w:pPr>
-        <w:pBdr>
-          <w:left w:val="single" w:sz="12" w:space="6" w:color="B7C3D4"/>
-        </w:pBdr>
-        <w:shd w:val="clear" w:color="auto" w:fill="F2F4F7"/>
-        <w:spacing w:before="0" w:after="0" w:line="250" w:lineRule="auto"/>
+        <w:spacing w:line="250" w:lineRule="auto"/>
+        <w:ind w:left="180" w:right="180"/>
+      </w:pPr>
+    </w:p>
+    <w:p>
+      <w:pPr>
+        <w:pBdr>
+          <w:left w:val="single" w:sz="12" w:space="6" w:color="B7C3D4"/>
+        </w:pBdr>
+        <w:shd w:val="clear" w:color="auto" w:fill="F2F4F7"/>
+        <w:spacing w:line="250" w:lineRule="auto"/>
         <w:ind w:left="180" w:right="180"/>
       </w:pPr>
       <w:r>
@@ -6304,7 +6243,7 @@
           <w:left w:val="single" w:sz="12" w:space="6" w:color="B7C3D4"/>
         </w:pBdr>
         <w:shd w:val="clear" w:color="auto" w:fill="F2F4F7"/>
-        <w:spacing w:before="0" w:after="0" w:line="250" w:lineRule="auto"/>
+        <w:spacing w:line="250" w:lineRule="auto"/>
         <w:ind w:left="180" w:right="180"/>
       </w:pPr>
       <w:r>
@@ -6321,7 +6260,7 @@
           <w:left w:val="single" w:sz="12" w:space="6" w:color="B7C3D4"/>
         </w:pBdr>
         <w:shd w:val="clear" w:color="auto" w:fill="F2F4F7"/>
-        <w:spacing w:before="0" w:after="0" w:line="250" w:lineRule="auto"/>
+        <w:spacing w:line="250" w:lineRule="auto"/>
         <w:ind w:left="180" w:right="180"/>
       </w:pPr>
       <w:r>
@@ -6338,23 +6277,17 @@
           <w:left w:val="single" w:sz="12" w:space="6" w:color="B7C3D4"/>
         </w:pBdr>
         <w:shd w:val="clear" w:color="auto" w:fill="F2F4F7"/>
-        <w:spacing w:before="0" w:after="0" w:line="250" w:lineRule="auto"/>
-        <w:ind w:left="180" w:right="180"/>
-      </w:pPr>
-      <w:r>
-        <w:rPr>
-          <w:rFonts w:ascii="Consolas" w:eastAsia="Consolas" w:hAnsi="Consolas" w:cs="Consolas"/>
-          <w:sz w:val="17"/>
-        </w:rPr>
-      </w:r>
-    </w:p>
-    <w:p>
-      <w:pPr>
-        <w:pBdr>
-          <w:left w:val="single" w:sz="12" w:space="6" w:color="B7C3D4"/>
-        </w:pBdr>
-        <w:shd w:val="clear" w:color="auto" w:fill="F2F4F7"/>
-        <w:spacing w:before="0" w:after="0" w:line="250" w:lineRule="auto"/>
+        <w:spacing w:line="250" w:lineRule="auto"/>
+        <w:ind w:left="180" w:right="180"/>
+      </w:pPr>
+    </w:p>
+    <w:p>
+      <w:pPr>
+        <w:pBdr>
+          <w:left w:val="single" w:sz="12" w:space="6" w:color="B7C3D4"/>
+        </w:pBdr>
+        <w:shd w:val="clear" w:color="auto" w:fill="F2F4F7"/>
+        <w:spacing w:line="250" w:lineRule="auto"/>
         <w:ind w:left="180" w:right="180"/>
       </w:pPr>
       <w:r>
@@ -6371,7 +6304,7 @@
           <w:left w:val="single" w:sz="12" w:space="6" w:color="B7C3D4"/>
         </w:pBdr>
         <w:shd w:val="clear" w:color="auto" w:fill="F2F4F7"/>
-        <w:spacing w:before="0" w:after="0" w:line="250" w:lineRule="auto"/>
+        <w:spacing w:line="250" w:lineRule="auto"/>
         <w:ind w:left="180" w:right="180"/>
       </w:pPr>
       <w:r>
@@ -6388,7 +6321,7 @@
           <w:left w:val="single" w:sz="12" w:space="6" w:color="B7C3D4"/>
         </w:pBdr>
         <w:shd w:val="clear" w:color="auto" w:fill="F2F4F7"/>
-        <w:spacing w:before="0" w:after="120" w:line="250" w:lineRule="auto"/>
+        <w:spacing w:after="120" w:line="250" w:lineRule="auto"/>
         <w:ind w:left="180" w:right="180"/>
       </w:pPr>
       <w:r>
@@ -6418,7 +6351,7 @@
           <w:left w:val="single" w:sz="12" w:space="6" w:color="B7C3D4"/>
         </w:pBdr>
         <w:shd w:val="clear" w:color="auto" w:fill="F2F4F7"/>
-        <w:spacing w:before="120" w:after="0" w:line="250" w:lineRule="auto"/>
+        <w:spacing w:before="120" w:line="250" w:lineRule="auto"/>
         <w:ind w:left="180" w:right="180"/>
       </w:pPr>
       <w:r>
@@ -6435,23 +6368,17 @@
           <w:left w:val="single" w:sz="12" w:space="6" w:color="B7C3D4"/>
         </w:pBdr>
         <w:shd w:val="clear" w:color="auto" w:fill="F2F4F7"/>
-        <w:spacing w:before="0" w:after="0" w:line="250" w:lineRule="auto"/>
-        <w:ind w:left="180" w:right="180"/>
-      </w:pPr>
-      <w:r>
-        <w:rPr>
-          <w:rFonts w:ascii="Consolas" w:eastAsia="Consolas" w:hAnsi="Consolas" w:cs="Consolas"/>
-          <w:sz w:val="17"/>
-        </w:rPr>
-      </w:r>
-    </w:p>
-    <w:p>
-      <w:pPr>
-        <w:pBdr>
-          <w:left w:val="single" w:sz="12" w:space="6" w:color="B7C3D4"/>
-        </w:pBdr>
-        <w:shd w:val="clear" w:color="auto" w:fill="F2F4F7"/>
-        <w:spacing w:before="0" w:after="0" w:line="250" w:lineRule="auto"/>
+        <w:spacing w:line="250" w:lineRule="auto"/>
+        <w:ind w:left="180" w:right="180"/>
+      </w:pPr>
+    </w:p>
+    <w:p>
+      <w:pPr>
+        <w:pBdr>
+          <w:left w:val="single" w:sz="12" w:space="6" w:color="B7C3D4"/>
+        </w:pBdr>
+        <w:shd w:val="clear" w:color="auto" w:fill="F2F4F7"/>
+        <w:spacing w:line="250" w:lineRule="auto"/>
         <w:ind w:left="180" w:right="180"/>
       </w:pPr>
       <w:r>
@@ -6468,7 +6395,7 @@
           <w:left w:val="single" w:sz="12" w:space="6" w:color="B7C3D4"/>
         </w:pBdr>
         <w:shd w:val="clear" w:color="auto" w:fill="F2F4F7"/>
-        <w:spacing w:before="0" w:after="120" w:line="250" w:lineRule="auto"/>
+        <w:spacing w:after="120" w:line="250" w:lineRule="auto"/>
         <w:ind w:left="180" w:right="180"/>
       </w:pPr>
       <w:r>
@@ -6512,6 +6439,7 @@
     <w:p>
       <w:pPr>
         <w:pStyle w:val="2"/>
+        <w:pageBreakBefore/>
         <w:pBdr>
           <w:bottom w:val="single" w:sz="12" w:space="6" w:color="2E5496"/>
         </w:pBdr>
@@ -6522,6 +6450,7 @@
           <w:b/>
           <w:color w:val="C0504D"/>
         </w:rPr>
+        <w:lastRenderedPageBreak/>
         <w:t xml:space="preserve">4-2 </w:t>
       </w:r>
       <w:r>
@@ -6546,7 +6475,7 @@
           <w:left w:val="single" w:sz="12" w:space="6" w:color="B7C3D4"/>
         </w:pBdr>
         <w:shd w:val="clear" w:color="auto" w:fill="F2F4F7"/>
-        <w:spacing w:before="120" w:after="0" w:line="250" w:lineRule="auto"/>
+        <w:spacing w:before="120" w:line="250" w:lineRule="auto"/>
         <w:ind w:left="180" w:right="180"/>
       </w:pPr>
       <w:r>
@@ -6563,7 +6492,7 @@
           <w:left w:val="single" w:sz="12" w:space="6" w:color="B7C3D4"/>
         </w:pBdr>
         <w:shd w:val="clear" w:color="auto" w:fill="F2F4F7"/>
-        <w:spacing w:before="0" w:after="0" w:line="250" w:lineRule="auto"/>
+        <w:spacing w:line="250" w:lineRule="auto"/>
         <w:ind w:left="180" w:right="180"/>
       </w:pPr>
       <w:r>
@@ -6580,7 +6509,7 @@
           <w:left w:val="single" w:sz="12" w:space="6" w:color="B7C3D4"/>
         </w:pBdr>
         <w:shd w:val="clear" w:color="auto" w:fill="F2F4F7"/>
-        <w:spacing w:before="0" w:after="0" w:line="250" w:lineRule="auto"/>
+        <w:spacing w:line="250" w:lineRule="auto"/>
         <w:ind w:left="180" w:right="180"/>
       </w:pPr>
       <w:r>
@@ -6597,7 +6526,7 @@
           <w:left w:val="single" w:sz="12" w:space="6" w:color="B7C3D4"/>
         </w:pBdr>
         <w:shd w:val="clear" w:color="auto" w:fill="F2F4F7"/>
-        <w:spacing w:before="0" w:after="0" w:line="250" w:lineRule="auto"/>
+        <w:spacing w:line="250" w:lineRule="auto"/>
         <w:ind w:left="180" w:right="180"/>
       </w:pPr>
       <w:r>
@@ -6614,7 +6543,7 @@
           <w:left w:val="single" w:sz="12" w:space="6" w:color="B7C3D4"/>
         </w:pBdr>
         <w:shd w:val="clear" w:color="auto" w:fill="F2F4F7"/>
-        <w:spacing w:before="0" w:after="0" w:line="250" w:lineRule="auto"/>
+        <w:spacing w:line="250" w:lineRule="auto"/>
         <w:ind w:left="180" w:right="180"/>
       </w:pPr>
       <w:r>
@@ -6631,23 +6560,17 @@
           <w:left w:val="single" w:sz="12" w:space="6" w:color="B7C3D4"/>
         </w:pBdr>
         <w:shd w:val="clear" w:color="auto" w:fill="F2F4F7"/>
-        <w:spacing w:before="0" w:after="0" w:line="250" w:lineRule="auto"/>
-        <w:ind w:left="180" w:right="180"/>
-      </w:pPr>
-      <w:r>
-        <w:rPr>
-          <w:rFonts w:ascii="Consolas" w:eastAsia="Consolas" w:hAnsi="Consolas" w:cs="Consolas"/>
-          <w:sz w:val="17"/>
-        </w:rPr>
-      </w:r>
-    </w:p>
-    <w:p>
-      <w:pPr>
-        <w:pBdr>
-          <w:left w:val="single" w:sz="12" w:space="6" w:color="B7C3D4"/>
-        </w:pBdr>
-        <w:shd w:val="clear" w:color="auto" w:fill="F2F4F7"/>
-        <w:spacing w:before="0" w:after="0" w:line="250" w:lineRule="auto"/>
+        <w:spacing w:line="250" w:lineRule="auto"/>
+        <w:ind w:left="180" w:right="180"/>
+      </w:pPr>
+    </w:p>
+    <w:p>
+      <w:pPr>
+        <w:pBdr>
+          <w:left w:val="single" w:sz="12" w:space="6" w:color="B7C3D4"/>
+        </w:pBdr>
+        <w:shd w:val="clear" w:color="auto" w:fill="F2F4F7"/>
+        <w:spacing w:line="250" w:lineRule="auto"/>
         <w:ind w:left="180" w:right="180"/>
       </w:pPr>
       <w:r>
@@ -6664,7 +6587,7 @@
           <w:left w:val="single" w:sz="12" w:space="6" w:color="B7C3D4"/>
         </w:pBdr>
         <w:shd w:val="clear" w:color="auto" w:fill="F2F4F7"/>
-        <w:spacing w:before="0" w:after="0" w:line="250" w:lineRule="auto"/>
+        <w:spacing w:line="250" w:lineRule="auto"/>
         <w:ind w:left="180" w:right="180"/>
       </w:pPr>
       <w:r>
@@ -6681,7 +6604,7 @@
           <w:left w:val="single" w:sz="12" w:space="6" w:color="B7C3D4"/>
         </w:pBdr>
         <w:shd w:val="clear" w:color="auto" w:fill="F2F4F7"/>
-        <w:spacing w:before="0" w:after="0" w:line="250" w:lineRule="auto"/>
+        <w:spacing w:line="250" w:lineRule="auto"/>
         <w:ind w:left="180" w:right="180"/>
       </w:pPr>
       <w:r>
@@ -6698,23 +6621,17 @@
           <w:left w:val="single" w:sz="12" w:space="6" w:color="B7C3D4"/>
         </w:pBdr>
         <w:shd w:val="clear" w:color="auto" w:fill="F2F4F7"/>
-        <w:spacing w:before="0" w:after="0" w:line="250" w:lineRule="auto"/>
-        <w:ind w:left="180" w:right="180"/>
-      </w:pPr>
-      <w:r>
-        <w:rPr>
-          <w:rFonts w:ascii="Consolas" w:eastAsia="Consolas" w:hAnsi="Consolas" w:cs="Consolas"/>
-          <w:sz w:val="17"/>
-        </w:rPr>
-      </w:r>
-    </w:p>
-    <w:p>
-      <w:pPr>
-        <w:pBdr>
-          <w:left w:val="single" w:sz="12" w:space="6" w:color="B7C3D4"/>
-        </w:pBdr>
-        <w:shd w:val="clear" w:color="auto" w:fill="F2F4F7"/>
-        <w:spacing w:before="0" w:after="0" w:line="250" w:lineRule="auto"/>
+        <w:spacing w:line="250" w:lineRule="auto"/>
+        <w:ind w:left="180" w:right="180"/>
+      </w:pPr>
+    </w:p>
+    <w:p>
+      <w:pPr>
+        <w:pBdr>
+          <w:left w:val="single" w:sz="12" w:space="6" w:color="B7C3D4"/>
+        </w:pBdr>
+        <w:shd w:val="clear" w:color="auto" w:fill="F2F4F7"/>
+        <w:spacing w:line="250" w:lineRule="auto"/>
         <w:ind w:left="180" w:right="180"/>
       </w:pPr>
       <w:r>
@@ -6731,7 +6648,7 @@
           <w:left w:val="single" w:sz="12" w:space="6" w:color="B7C3D4"/>
         </w:pBdr>
         <w:shd w:val="clear" w:color="auto" w:fill="F2F4F7"/>
-        <w:spacing w:before="0" w:after="0" w:line="250" w:lineRule="auto"/>
+        <w:spacing w:line="250" w:lineRule="auto"/>
         <w:ind w:left="180" w:right="180"/>
       </w:pPr>
       <w:r>
@@ -6748,7 +6665,7 @@
           <w:left w:val="single" w:sz="12" w:space="6" w:color="B7C3D4"/>
         </w:pBdr>
         <w:shd w:val="clear" w:color="auto" w:fill="F2F4F7"/>
-        <w:spacing w:before="0" w:after="0" w:line="250" w:lineRule="auto"/>
+        <w:spacing w:line="250" w:lineRule="auto"/>
         <w:ind w:left="180" w:right="180"/>
       </w:pPr>
       <w:r>
@@ -6765,23 +6682,17 @@
           <w:left w:val="single" w:sz="12" w:space="6" w:color="B7C3D4"/>
         </w:pBdr>
         <w:shd w:val="clear" w:color="auto" w:fill="F2F4F7"/>
-        <w:spacing w:before="0" w:after="0" w:line="250" w:lineRule="auto"/>
-        <w:ind w:left="180" w:right="180"/>
-      </w:pPr>
-      <w:r>
-        <w:rPr>
-          <w:rFonts w:ascii="Consolas" w:eastAsia="Consolas" w:hAnsi="Consolas" w:cs="Consolas"/>
-          <w:sz w:val="17"/>
-        </w:rPr>
-      </w:r>
-    </w:p>
-    <w:p>
-      <w:pPr>
-        <w:pBdr>
-          <w:left w:val="single" w:sz="12" w:space="6" w:color="B7C3D4"/>
-        </w:pBdr>
-        <w:shd w:val="clear" w:color="auto" w:fill="F2F4F7"/>
-        <w:spacing w:before="0" w:after="0" w:line="250" w:lineRule="auto"/>
+        <w:spacing w:line="250" w:lineRule="auto"/>
+        <w:ind w:left="180" w:right="180"/>
+      </w:pPr>
+    </w:p>
+    <w:p>
+      <w:pPr>
+        <w:pBdr>
+          <w:left w:val="single" w:sz="12" w:space="6" w:color="B7C3D4"/>
+        </w:pBdr>
+        <w:shd w:val="clear" w:color="auto" w:fill="F2F4F7"/>
+        <w:spacing w:line="250" w:lineRule="auto"/>
         <w:ind w:left="180" w:right="180"/>
       </w:pPr>
       <w:r>
@@ -6798,7 +6709,7 @@
           <w:left w:val="single" w:sz="12" w:space="6" w:color="B7C3D4"/>
         </w:pBdr>
         <w:shd w:val="clear" w:color="auto" w:fill="F2F4F7"/>
-        <w:spacing w:before="0" w:after="0" w:line="250" w:lineRule="auto"/>
+        <w:spacing w:line="250" w:lineRule="auto"/>
         <w:ind w:left="180" w:right="180"/>
       </w:pPr>
       <w:r>
@@ -6815,7 +6726,7 @@
           <w:left w:val="single" w:sz="12" w:space="6" w:color="B7C3D4"/>
         </w:pBdr>
         <w:shd w:val="clear" w:color="auto" w:fill="F2F4F7"/>
-        <w:spacing w:before="0" w:after="0" w:line="250" w:lineRule="auto"/>
+        <w:spacing w:line="250" w:lineRule="auto"/>
         <w:ind w:left="180" w:right="180"/>
       </w:pPr>
       <w:r>
@@ -6832,7 +6743,7 @@
           <w:left w:val="single" w:sz="12" w:space="6" w:color="B7C3D4"/>
         </w:pBdr>
         <w:shd w:val="clear" w:color="auto" w:fill="F2F4F7"/>
-        <w:spacing w:before="0" w:after="0" w:line="250" w:lineRule="auto"/>
+        <w:spacing w:line="250" w:lineRule="auto"/>
         <w:ind w:left="180" w:right="180"/>
       </w:pPr>
       <w:r>
@@ -6849,7 +6760,7 @@
           <w:left w:val="single" w:sz="12" w:space="6" w:color="B7C3D4"/>
         </w:pBdr>
         <w:shd w:val="clear" w:color="auto" w:fill="F2F4F7"/>
-        <w:spacing w:before="0" w:after="0" w:line="250" w:lineRule="auto"/>
+        <w:spacing w:line="250" w:lineRule="auto"/>
         <w:ind w:left="180" w:right="180"/>
       </w:pPr>
       <w:r>
@@ -6866,7 +6777,7 @@
           <w:left w:val="single" w:sz="12" w:space="6" w:color="B7C3D4"/>
         </w:pBdr>
         <w:shd w:val="clear" w:color="auto" w:fill="F2F4F7"/>
-        <w:spacing w:before="0" w:after="120" w:line="250" w:lineRule="auto"/>
+        <w:spacing w:after="120" w:line="250" w:lineRule="auto"/>
         <w:ind w:left="180" w:right="180"/>
       </w:pPr>
       <w:r>
@@ -7251,7 +7162,7 @@
           <w:left w:val="single" w:sz="20" w:space="8" w:color="C0504D"/>
         </w:pBdr>
         <w:shd w:val="clear" w:color="auto" w:fill="FCEAEA"/>
-        <w:spacing w:before="0" w:after="160" w:line="290" w:lineRule="auto"/>
+        <w:spacing w:after="160" w:line="290" w:lineRule="auto"/>
         <w:ind w:left="150" w:right="150"/>
       </w:pPr>
       <w:r>
@@ -7265,6 +7176,7 @@
     <w:p>
       <w:pPr>
         <w:pStyle w:val="2"/>
+        <w:pageBreakBefore/>
         <w:pBdr>
           <w:bottom w:val="single" w:sz="12" w:space="6" w:color="2E5496"/>
         </w:pBdr>
@@ -7275,6 +7187,7 @@
           <w:b/>
           <w:color w:val="C0504D"/>
         </w:rPr>
+        <w:lastRenderedPageBreak/>
         <w:t xml:space="preserve">4-3 </w:t>
       </w:r>
       <w:r>
@@ -7299,7 +7212,7 @@
           <w:left w:val="single" w:sz="12" w:space="6" w:color="B7C3D4"/>
         </w:pBdr>
         <w:shd w:val="clear" w:color="auto" w:fill="F2F4F7"/>
-        <w:spacing w:before="120" w:after="0" w:line="250" w:lineRule="auto"/>
+        <w:spacing w:before="120" w:line="250" w:lineRule="auto"/>
         <w:ind w:left="180" w:right="180"/>
       </w:pPr>
       <w:r>
@@ -7316,7 +7229,7 @@
           <w:left w:val="single" w:sz="12" w:space="6" w:color="B7C3D4"/>
         </w:pBdr>
         <w:shd w:val="clear" w:color="auto" w:fill="F2F4F7"/>
-        <w:spacing w:before="0" w:after="0" w:line="250" w:lineRule="auto"/>
+        <w:spacing w:line="250" w:lineRule="auto"/>
         <w:ind w:left="180" w:right="180"/>
       </w:pPr>
       <w:r>
@@ -7333,23 +7246,17 @@
           <w:left w:val="single" w:sz="12" w:space="6" w:color="B7C3D4"/>
         </w:pBdr>
         <w:shd w:val="clear" w:color="auto" w:fill="F2F4F7"/>
-        <w:spacing w:before="0" w:after="0" w:line="250" w:lineRule="auto"/>
-        <w:ind w:left="180" w:right="180"/>
-      </w:pPr>
-      <w:r>
-        <w:rPr>
-          <w:rFonts w:ascii="Consolas" w:eastAsia="Consolas" w:hAnsi="Consolas" w:cs="Consolas"/>
-          <w:sz w:val="17"/>
-        </w:rPr>
-      </w:r>
-    </w:p>
-    <w:p>
-      <w:pPr>
-        <w:pBdr>
-          <w:left w:val="single" w:sz="12" w:space="6" w:color="B7C3D4"/>
-        </w:pBdr>
-        <w:shd w:val="clear" w:color="auto" w:fill="F2F4F7"/>
-        <w:spacing w:before="0" w:after="0" w:line="250" w:lineRule="auto"/>
+        <w:spacing w:line="250" w:lineRule="auto"/>
+        <w:ind w:left="180" w:right="180"/>
+      </w:pPr>
+    </w:p>
+    <w:p>
+      <w:pPr>
+        <w:pBdr>
+          <w:left w:val="single" w:sz="12" w:space="6" w:color="B7C3D4"/>
+        </w:pBdr>
+        <w:shd w:val="clear" w:color="auto" w:fill="F2F4F7"/>
+        <w:spacing w:line="250" w:lineRule="auto"/>
         <w:ind w:left="180" w:right="180"/>
       </w:pPr>
       <w:r>
@@ -7366,7 +7273,7 @@
           <w:left w:val="single" w:sz="12" w:space="6" w:color="B7C3D4"/>
         </w:pBdr>
         <w:shd w:val="clear" w:color="auto" w:fill="F2F4F7"/>
-        <w:spacing w:before="0" w:after="0" w:line="250" w:lineRule="auto"/>
+        <w:spacing w:line="250" w:lineRule="auto"/>
         <w:ind w:left="180" w:right="180"/>
       </w:pPr>
       <w:r>
@@ -7383,7 +7290,7 @@
           <w:left w:val="single" w:sz="12" w:space="6" w:color="B7C3D4"/>
         </w:pBdr>
         <w:shd w:val="clear" w:color="auto" w:fill="F2F4F7"/>
-        <w:spacing w:before="0" w:after="0" w:line="250" w:lineRule="auto"/>
+        <w:spacing w:line="250" w:lineRule="auto"/>
         <w:ind w:left="180" w:right="180"/>
       </w:pPr>
       <w:r>
@@ -7400,7 +7307,7 @@
           <w:left w:val="single" w:sz="12" w:space="6" w:color="B7C3D4"/>
         </w:pBdr>
         <w:shd w:val="clear" w:color="auto" w:fill="F2F4F7"/>
-        <w:spacing w:before="0" w:after="0" w:line="250" w:lineRule="auto"/>
+        <w:spacing w:line="250" w:lineRule="auto"/>
         <w:ind w:left="180" w:right="180"/>
       </w:pPr>
       <w:r>
@@ -7417,7 +7324,7 @@
           <w:left w:val="single" w:sz="12" w:space="6" w:color="B7C3D4"/>
         </w:pBdr>
         <w:shd w:val="clear" w:color="auto" w:fill="F2F4F7"/>
-        <w:spacing w:before="0" w:after="0" w:line="250" w:lineRule="auto"/>
+        <w:spacing w:line="250" w:lineRule="auto"/>
         <w:ind w:left="180" w:right="180"/>
       </w:pPr>
       <w:r>
@@ -7434,23 +7341,17 @@
           <w:left w:val="single" w:sz="12" w:space="6" w:color="B7C3D4"/>
         </w:pBdr>
         <w:shd w:val="clear" w:color="auto" w:fill="F2F4F7"/>
-        <w:spacing w:before="0" w:after="0" w:line="250" w:lineRule="auto"/>
-        <w:ind w:left="180" w:right="180"/>
-      </w:pPr>
-      <w:r>
-        <w:rPr>
-          <w:rFonts w:ascii="Consolas" w:eastAsia="Consolas" w:hAnsi="Consolas" w:cs="Consolas"/>
-          <w:sz w:val="17"/>
-        </w:rPr>
-      </w:r>
-    </w:p>
-    <w:p>
-      <w:pPr>
-        <w:pBdr>
-          <w:left w:val="single" w:sz="12" w:space="6" w:color="B7C3D4"/>
-        </w:pBdr>
-        <w:shd w:val="clear" w:color="auto" w:fill="F2F4F7"/>
-        <w:spacing w:before="0" w:after="0" w:line="250" w:lineRule="auto"/>
+        <w:spacing w:line="250" w:lineRule="auto"/>
+        <w:ind w:left="180" w:right="180"/>
+      </w:pPr>
+    </w:p>
+    <w:p>
+      <w:pPr>
+        <w:pBdr>
+          <w:left w:val="single" w:sz="12" w:space="6" w:color="B7C3D4"/>
+        </w:pBdr>
+        <w:shd w:val="clear" w:color="auto" w:fill="F2F4F7"/>
+        <w:spacing w:line="250" w:lineRule="auto"/>
         <w:ind w:left="180" w:right="180"/>
       </w:pPr>
       <w:r>
@@ -7467,7 +7368,7 @@
           <w:left w:val="single" w:sz="12" w:space="6" w:color="B7C3D4"/>
         </w:pBdr>
         <w:shd w:val="clear" w:color="auto" w:fill="F2F4F7"/>
-        <w:spacing w:before="0" w:after="0" w:line="250" w:lineRule="auto"/>
+        <w:spacing w:line="250" w:lineRule="auto"/>
         <w:ind w:left="180" w:right="180"/>
       </w:pPr>
       <w:r>
@@ -7484,7 +7385,7 @@
           <w:left w:val="single" w:sz="12" w:space="6" w:color="B7C3D4"/>
         </w:pBdr>
         <w:shd w:val="clear" w:color="auto" w:fill="F2F4F7"/>
-        <w:spacing w:before="0" w:after="0" w:line="250" w:lineRule="auto"/>
+        <w:spacing w:line="250" w:lineRule="auto"/>
         <w:ind w:left="180" w:right="180"/>
       </w:pPr>
       <w:r>
@@ -7501,7 +7402,7 @@
           <w:left w:val="single" w:sz="12" w:space="6" w:color="B7C3D4"/>
         </w:pBdr>
         <w:shd w:val="clear" w:color="auto" w:fill="F2F4F7"/>
-        <w:spacing w:before="0" w:after="0" w:line="250" w:lineRule="auto"/>
+        <w:spacing w:line="250" w:lineRule="auto"/>
         <w:ind w:left="180" w:right="180"/>
       </w:pPr>
       <w:r>
@@ -7518,7 +7419,7 @@
           <w:left w:val="single" w:sz="12" w:space="6" w:color="B7C3D4"/>
         </w:pBdr>
         <w:shd w:val="clear" w:color="auto" w:fill="F2F4F7"/>
-        <w:spacing w:before="0" w:after="0" w:line="250" w:lineRule="auto"/>
+        <w:spacing w:line="250" w:lineRule="auto"/>
         <w:ind w:left="180" w:right="180"/>
       </w:pPr>
       <w:r>
@@ -7535,7 +7436,7 @@
           <w:left w:val="single" w:sz="12" w:space="6" w:color="B7C3D4"/>
         </w:pBdr>
         <w:shd w:val="clear" w:color="auto" w:fill="F2F4F7"/>
-        <w:spacing w:before="0" w:after="120" w:line="250" w:lineRule="auto"/>
+        <w:spacing w:after="120" w:line="250" w:lineRule="auto"/>
         <w:ind w:left="180" w:right="180"/>
       </w:pPr>
       <w:r>
@@ -7579,6 +7480,7 @@
     <w:p>
       <w:pPr>
         <w:pStyle w:val="1"/>
+        <w:pageBreakBefore/>
         <w:shd w:val="clear" w:color="auto" w:fill="1F3864"/>
         <w:spacing w:before="200" w:after="200"/>
         <w:ind w:left="150" w:right="150"/>
@@ -7589,6 +7491,7 @@
           <w:color w:val="FFFFFF"/>
           <w:sz w:val="28"/>
         </w:rPr>
+        <w:lastRenderedPageBreak/>
         <w:t>5장.  구조 분해 할당 (Destructuring Assignment)</w:t>
       </w:r>
     </w:p>
@@ -7629,7 +7532,7 @@
           <w:left w:val="single" w:sz="12" w:space="6" w:color="B7C3D4"/>
         </w:pBdr>
         <w:shd w:val="clear" w:color="auto" w:fill="F2F4F7"/>
-        <w:spacing w:before="120" w:after="0" w:line="250" w:lineRule="auto"/>
+        <w:spacing w:before="120" w:line="250" w:lineRule="auto"/>
         <w:ind w:left="180" w:right="180"/>
       </w:pPr>
       <w:r>
@@ -7646,7 +7549,7 @@
           <w:left w:val="single" w:sz="12" w:space="6" w:color="B7C3D4"/>
         </w:pBdr>
         <w:shd w:val="clear" w:color="auto" w:fill="F2F4F7"/>
-        <w:spacing w:before="0" w:after="0" w:line="250" w:lineRule="auto"/>
+        <w:spacing w:line="250" w:lineRule="auto"/>
         <w:ind w:left="180" w:right="180"/>
       </w:pPr>
       <w:r>
@@ -7663,7 +7566,7 @@
           <w:left w:val="single" w:sz="12" w:space="6" w:color="B7C3D4"/>
         </w:pBdr>
         <w:shd w:val="clear" w:color="auto" w:fill="F2F4F7"/>
-        <w:spacing w:before="0" w:after="0" w:line="250" w:lineRule="auto"/>
+        <w:spacing w:line="250" w:lineRule="auto"/>
         <w:ind w:left="180" w:right="180"/>
       </w:pPr>
       <w:r>
@@ -7680,7 +7583,7 @@
           <w:left w:val="single" w:sz="12" w:space="6" w:color="B7C3D4"/>
         </w:pBdr>
         <w:shd w:val="clear" w:color="auto" w:fill="F2F4F7"/>
-        <w:spacing w:before="0" w:after="0" w:line="250" w:lineRule="auto"/>
+        <w:spacing w:line="250" w:lineRule="auto"/>
         <w:ind w:left="180" w:right="180"/>
       </w:pPr>
       <w:r>
@@ -7697,7 +7600,7 @@
           <w:left w:val="single" w:sz="12" w:space="6" w:color="B7C3D4"/>
         </w:pBdr>
         <w:shd w:val="clear" w:color="auto" w:fill="F2F4F7"/>
-        <w:spacing w:before="0" w:after="0" w:line="250" w:lineRule="auto"/>
+        <w:spacing w:line="250" w:lineRule="auto"/>
         <w:ind w:left="180" w:right="180"/>
       </w:pPr>
       <w:r>
@@ -7714,7 +7617,7 @@
           <w:left w:val="single" w:sz="12" w:space="6" w:color="B7C3D4"/>
         </w:pBdr>
         <w:shd w:val="clear" w:color="auto" w:fill="F2F4F7"/>
-        <w:spacing w:before="0" w:after="0" w:line="250" w:lineRule="auto"/>
+        <w:spacing w:line="250" w:lineRule="auto"/>
         <w:ind w:left="180" w:right="180"/>
       </w:pPr>
       <w:r>
@@ -7731,7 +7634,7 @@
           <w:left w:val="single" w:sz="12" w:space="6" w:color="B7C3D4"/>
         </w:pBdr>
         <w:shd w:val="clear" w:color="auto" w:fill="F2F4F7"/>
-        <w:spacing w:before="0" w:after="0" w:line="250" w:lineRule="auto"/>
+        <w:spacing w:line="250" w:lineRule="auto"/>
         <w:ind w:left="180" w:right="180"/>
       </w:pPr>
       <w:r>
@@ -7748,7 +7651,7 @@
           <w:left w:val="single" w:sz="12" w:space="6" w:color="B7C3D4"/>
         </w:pBdr>
         <w:shd w:val="clear" w:color="auto" w:fill="F2F4F7"/>
-        <w:spacing w:before="0" w:after="0" w:line="250" w:lineRule="auto"/>
+        <w:spacing w:line="250" w:lineRule="auto"/>
         <w:ind w:left="180" w:right="180"/>
       </w:pPr>
       <w:r>
@@ -7765,23 +7668,17 @@
           <w:left w:val="single" w:sz="12" w:space="6" w:color="B7C3D4"/>
         </w:pBdr>
         <w:shd w:val="clear" w:color="auto" w:fill="F2F4F7"/>
-        <w:spacing w:before="0" w:after="0" w:line="250" w:lineRule="auto"/>
-        <w:ind w:left="180" w:right="180"/>
-      </w:pPr>
-      <w:r>
-        <w:rPr>
-          <w:rFonts w:ascii="Consolas" w:eastAsia="Consolas" w:hAnsi="Consolas" w:cs="Consolas"/>
-          <w:sz w:val="17"/>
-        </w:rPr>
-      </w:r>
-    </w:p>
-    <w:p>
-      <w:pPr>
-        <w:pBdr>
-          <w:left w:val="single" w:sz="12" w:space="6" w:color="B7C3D4"/>
-        </w:pBdr>
-        <w:shd w:val="clear" w:color="auto" w:fill="F2F4F7"/>
-        <w:spacing w:before="0" w:after="0" w:line="250" w:lineRule="auto"/>
+        <w:spacing w:line="250" w:lineRule="auto"/>
+        <w:ind w:left="180" w:right="180"/>
+      </w:pPr>
+    </w:p>
+    <w:p>
+      <w:pPr>
+        <w:pBdr>
+          <w:left w:val="single" w:sz="12" w:space="6" w:color="B7C3D4"/>
+        </w:pBdr>
+        <w:shd w:val="clear" w:color="auto" w:fill="F2F4F7"/>
+        <w:spacing w:line="250" w:lineRule="auto"/>
         <w:ind w:left="180" w:right="180"/>
       </w:pPr>
       <w:r>
@@ -7798,7 +7695,7 @@
           <w:left w:val="single" w:sz="12" w:space="6" w:color="B7C3D4"/>
         </w:pBdr>
         <w:shd w:val="clear" w:color="auto" w:fill="F2F4F7"/>
-        <w:spacing w:before="0" w:after="0" w:line="250" w:lineRule="auto"/>
+        <w:spacing w:line="250" w:lineRule="auto"/>
         <w:ind w:left="180" w:right="180"/>
       </w:pPr>
       <w:r>
@@ -7815,7 +7712,7 @@
           <w:left w:val="single" w:sz="12" w:space="6" w:color="B7C3D4"/>
         </w:pBdr>
         <w:shd w:val="clear" w:color="auto" w:fill="F2F4F7"/>
-        <w:spacing w:before="0" w:after="0" w:line="250" w:lineRule="auto"/>
+        <w:spacing w:line="250" w:lineRule="auto"/>
         <w:ind w:left="180" w:right="180"/>
       </w:pPr>
       <w:r>
@@ -7832,23 +7729,17 @@
           <w:left w:val="single" w:sz="12" w:space="6" w:color="B7C3D4"/>
         </w:pBdr>
         <w:shd w:val="clear" w:color="auto" w:fill="F2F4F7"/>
-        <w:spacing w:before="0" w:after="0" w:line="250" w:lineRule="auto"/>
-        <w:ind w:left="180" w:right="180"/>
-      </w:pPr>
-      <w:r>
-        <w:rPr>
-          <w:rFonts w:ascii="Consolas" w:eastAsia="Consolas" w:hAnsi="Consolas" w:cs="Consolas"/>
-          <w:sz w:val="17"/>
-        </w:rPr>
-      </w:r>
-    </w:p>
-    <w:p>
-      <w:pPr>
-        <w:pBdr>
-          <w:left w:val="single" w:sz="12" w:space="6" w:color="B7C3D4"/>
-        </w:pBdr>
-        <w:shd w:val="clear" w:color="auto" w:fill="F2F4F7"/>
-        <w:spacing w:before="0" w:after="0" w:line="250" w:lineRule="auto"/>
+        <w:spacing w:line="250" w:lineRule="auto"/>
+        <w:ind w:left="180" w:right="180"/>
+      </w:pPr>
+    </w:p>
+    <w:p>
+      <w:pPr>
+        <w:pBdr>
+          <w:left w:val="single" w:sz="12" w:space="6" w:color="B7C3D4"/>
+        </w:pBdr>
+        <w:shd w:val="clear" w:color="auto" w:fill="F2F4F7"/>
+        <w:spacing w:line="250" w:lineRule="auto"/>
         <w:ind w:left="180" w:right="180"/>
       </w:pPr>
       <w:r>
@@ -7865,7 +7756,7 @@
           <w:left w:val="single" w:sz="12" w:space="6" w:color="B7C3D4"/>
         </w:pBdr>
         <w:shd w:val="clear" w:color="auto" w:fill="F2F4F7"/>
-        <w:spacing w:before="0" w:after="0" w:line="250" w:lineRule="auto"/>
+        <w:spacing w:line="250" w:lineRule="auto"/>
         <w:ind w:left="180" w:right="180"/>
       </w:pPr>
       <w:r>
@@ -7882,7 +7773,7 @@
           <w:left w:val="single" w:sz="12" w:space="6" w:color="B7C3D4"/>
         </w:pBdr>
         <w:shd w:val="clear" w:color="auto" w:fill="F2F4F7"/>
-        <w:spacing w:before="0" w:after="0" w:line="250" w:lineRule="auto"/>
+        <w:spacing w:line="250" w:lineRule="auto"/>
         <w:ind w:left="180" w:right="180"/>
       </w:pPr>
       <w:r>
@@ -7899,7 +7790,7 @@
           <w:left w:val="single" w:sz="12" w:space="6" w:color="B7C3D4"/>
         </w:pBdr>
         <w:shd w:val="clear" w:color="auto" w:fill="F2F4F7"/>
-        <w:spacing w:before="0" w:after="0" w:line="250" w:lineRule="auto"/>
+        <w:spacing w:line="250" w:lineRule="auto"/>
         <w:ind w:left="180" w:right="180"/>
       </w:pPr>
       <w:r>
@@ -7916,7 +7807,7 @@
           <w:left w:val="single" w:sz="12" w:space="6" w:color="B7C3D4"/>
         </w:pBdr>
         <w:shd w:val="clear" w:color="auto" w:fill="F2F4F7"/>
-        <w:spacing w:before="0" w:after="120" w:line="250" w:lineRule="auto"/>
+        <w:spacing w:after="120" w:line="250" w:lineRule="auto"/>
         <w:ind w:left="180" w:right="180"/>
       </w:pPr>
       <w:r>
@@ -7964,7 +7855,7 @@
           <w:left w:val="single" w:sz="12" w:space="6" w:color="B7C3D4"/>
         </w:pBdr>
         <w:shd w:val="clear" w:color="auto" w:fill="F2F4F7"/>
-        <w:spacing w:before="120" w:after="0" w:line="250" w:lineRule="auto"/>
+        <w:spacing w:before="120" w:line="250" w:lineRule="auto"/>
         <w:ind w:left="180" w:right="180"/>
       </w:pPr>
       <w:r>
@@ -7981,7 +7872,7 @@
           <w:left w:val="single" w:sz="12" w:space="6" w:color="B7C3D4"/>
         </w:pBdr>
         <w:shd w:val="clear" w:color="auto" w:fill="F2F4F7"/>
-        <w:spacing w:before="0" w:after="0" w:line="250" w:lineRule="auto"/>
+        <w:spacing w:line="250" w:lineRule="auto"/>
         <w:ind w:left="180" w:right="180"/>
       </w:pPr>
       <w:r>
@@ -7998,7 +7889,7 @@
           <w:left w:val="single" w:sz="12" w:space="6" w:color="B7C3D4"/>
         </w:pBdr>
         <w:shd w:val="clear" w:color="auto" w:fill="F2F4F7"/>
-        <w:spacing w:before="0" w:after="0" w:line="250" w:lineRule="auto"/>
+        <w:spacing w:line="250" w:lineRule="auto"/>
         <w:ind w:left="180" w:right="180"/>
       </w:pPr>
       <w:r>
@@ -8015,23 +7906,17 @@
           <w:left w:val="single" w:sz="12" w:space="6" w:color="B7C3D4"/>
         </w:pBdr>
         <w:shd w:val="clear" w:color="auto" w:fill="F2F4F7"/>
-        <w:spacing w:before="0" w:after="0" w:line="250" w:lineRule="auto"/>
-        <w:ind w:left="180" w:right="180"/>
-      </w:pPr>
-      <w:r>
-        <w:rPr>
-          <w:rFonts w:ascii="Consolas" w:eastAsia="Consolas" w:hAnsi="Consolas" w:cs="Consolas"/>
-          <w:sz w:val="17"/>
-        </w:rPr>
-      </w:r>
-    </w:p>
-    <w:p>
-      <w:pPr>
-        <w:pBdr>
-          <w:left w:val="single" w:sz="12" w:space="6" w:color="B7C3D4"/>
-        </w:pBdr>
-        <w:shd w:val="clear" w:color="auto" w:fill="F2F4F7"/>
-        <w:spacing w:before="0" w:after="0" w:line="250" w:lineRule="auto"/>
+        <w:spacing w:line="250" w:lineRule="auto"/>
+        <w:ind w:left="180" w:right="180"/>
+      </w:pPr>
+    </w:p>
+    <w:p>
+      <w:pPr>
+        <w:pBdr>
+          <w:left w:val="single" w:sz="12" w:space="6" w:color="B7C3D4"/>
+        </w:pBdr>
+        <w:shd w:val="clear" w:color="auto" w:fill="F2F4F7"/>
+        <w:spacing w:line="250" w:lineRule="auto"/>
         <w:ind w:left="180" w:right="180"/>
       </w:pPr>
       <w:r>
@@ -8048,7 +7933,7 @@
           <w:left w:val="single" w:sz="12" w:space="6" w:color="B7C3D4"/>
         </w:pBdr>
         <w:shd w:val="clear" w:color="auto" w:fill="F2F4F7"/>
-        <w:spacing w:before="0" w:after="0" w:line="250" w:lineRule="auto"/>
+        <w:spacing w:line="250" w:lineRule="auto"/>
         <w:ind w:left="180" w:right="180"/>
       </w:pPr>
       <w:r>
@@ -8065,7 +7950,7 @@
           <w:left w:val="single" w:sz="12" w:space="6" w:color="B7C3D4"/>
         </w:pBdr>
         <w:shd w:val="clear" w:color="auto" w:fill="F2F4F7"/>
-        <w:spacing w:before="0" w:after="0" w:line="250" w:lineRule="auto"/>
+        <w:spacing w:line="250" w:lineRule="auto"/>
         <w:ind w:left="180" w:right="180"/>
       </w:pPr>
       <w:r>
@@ -8082,7 +7967,7 @@
           <w:left w:val="single" w:sz="12" w:space="6" w:color="B7C3D4"/>
         </w:pBdr>
         <w:shd w:val="clear" w:color="auto" w:fill="F2F4F7"/>
-        <w:spacing w:before="0" w:after="120" w:line="250" w:lineRule="auto"/>
+        <w:spacing w:after="120" w:line="250" w:lineRule="auto"/>
         <w:ind w:left="180" w:right="180"/>
       </w:pPr>
       <w:r>
@@ -8137,7 +8022,7 @@
           <w:left w:val="single" w:sz="12" w:space="6" w:color="B7C3D4"/>
         </w:pBdr>
         <w:shd w:val="clear" w:color="auto" w:fill="F2F4F7"/>
-        <w:spacing w:before="120" w:after="0" w:line="250" w:lineRule="auto"/>
+        <w:spacing w:before="120" w:line="250" w:lineRule="auto"/>
         <w:ind w:left="180" w:right="180"/>
       </w:pPr>
       <w:r>
@@ -8154,7 +8039,7 @@
           <w:left w:val="single" w:sz="12" w:space="6" w:color="B7C3D4"/>
         </w:pBdr>
         <w:shd w:val="clear" w:color="auto" w:fill="F2F4F7"/>
-        <w:spacing w:before="0" w:after="120" w:line="250" w:lineRule="auto"/>
+        <w:spacing w:after="120" w:line="250" w:lineRule="auto"/>
         <w:ind w:left="180" w:right="180"/>
       </w:pPr>
       <w:r>
@@ -8168,6 +8053,7 @@
     <w:p>
       <w:pPr>
         <w:pStyle w:val="2"/>
+        <w:pageBreakBefore/>
         <w:pBdr>
           <w:bottom w:val="single" w:sz="12" w:space="6" w:color="2E5496"/>
         </w:pBdr>
@@ -8178,6 +8064,7 @@
           <w:b/>
           <w:color w:val="C0504D"/>
         </w:rPr>
+        <w:lastRenderedPageBreak/>
         <w:t xml:space="preserve">5-3 </w:t>
       </w:r>
       <w:r>
@@ -8202,7 +8089,7 @@
           <w:left w:val="single" w:sz="12" w:space="6" w:color="B7C3D4"/>
         </w:pBdr>
         <w:shd w:val="clear" w:color="auto" w:fill="F2F4F7"/>
-        <w:spacing w:before="120" w:after="0" w:line="250" w:lineRule="auto"/>
+        <w:spacing w:before="120" w:line="250" w:lineRule="auto"/>
         <w:ind w:left="180" w:right="180"/>
       </w:pPr>
       <w:r>
@@ -8219,7 +8106,7 @@
           <w:left w:val="single" w:sz="12" w:space="6" w:color="B7C3D4"/>
         </w:pBdr>
         <w:shd w:val="clear" w:color="auto" w:fill="F2F4F7"/>
-        <w:spacing w:before="0" w:after="0" w:line="250" w:lineRule="auto"/>
+        <w:spacing w:line="250" w:lineRule="auto"/>
         <w:ind w:left="180" w:right="180"/>
       </w:pPr>
       <w:r>
@@ -8236,7 +8123,7 @@
           <w:left w:val="single" w:sz="12" w:space="6" w:color="B7C3D4"/>
         </w:pBdr>
         <w:shd w:val="clear" w:color="auto" w:fill="F2F4F7"/>
-        <w:spacing w:before="0" w:after="0" w:line="250" w:lineRule="auto"/>
+        <w:spacing w:line="250" w:lineRule="auto"/>
         <w:ind w:left="180" w:right="180"/>
       </w:pPr>
       <w:r>
@@ -8253,23 +8140,17 @@
           <w:left w:val="single" w:sz="12" w:space="6" w:color="B7C3D4"/>
         </w:pBdr>
         <w:shd w:val="clear" w:color="auto" w:fill="F2F4F7"/>
-        <w:spacing w:before="0" w:after="0" w:line="250" w:lineRule="auto"/>
-        <w:ind w:left="180" w:right="180"/>
-      </w:pPr>
-      <w:r>
-        <w:rPr>
-          <w:rFonts w:ascii="Consolas" w:eastAsia="Consolas" w:hAnsi="Consolas" w:cs="Consolas"/>
-          <w:sz w:val="17"/>
-        </w:rPr>
-      </w:r>
-    </w:p>
-    <w:p>
-      <w:pPr>
-        <w:pBdr>
-          <w:left w:val="single" w:sz="12" w:space="6" w:color="B7C3D4"/>
-        </w:pBdr>
-        <w:shd w:val="clear" w:color="auto" w:fill="F2F4F7"/>
-        <w:spacing w:before="0" w:after="0" w:line="250" w:lineRule="auto"/>
+        <w:spacing w:line="250" w:lineRule="auto"/>
+        <w:ind w:left="180" w:right="180"/>
+      </w:pPr>
+    </w:p>
+    <w:p>
+      <w:pPr>
+        <w:pBdr>
+          <w:left w:val="single" w:sz="12" w:space="6" w:color="B7C3D4"/>
+        </w:pBdr>
+        <w:shd w:val="clear" w:color="auto" w:fill="F2F4F7"/>
+        <w:spacing w:line="250" w:lineRule="auto"/>
         <w:ind w:left="180" w:right="180"/>
       </w:pPr>
       <w:r>
@@ -8286,7 +8167,7 @@
           <w:left w:val="single" w:sz="12" w:space="6" w:color="B7C3D4"/>
         </w:pBdr>
         <w:shd w:val="clear" w:color="auto" w:fill="F2F4F7"/>
-        <w:spacing w:before="0" w:after="0" w:line="250" w:lineRule="auto"/>
+        <w:spacing w:line="250" w:lineRule="auto"/>
         <w:ind w:left="180" w:right="180"/>
       </w:pPr>
       <w:r>
@@ -8303,7 +8184,7 @@
           <w:left w:val="single" w:sz="12" w:space="6" w:color="B7C3D4"/>
         </w:pBdr>
         <w:shd w:val="clear" w:color="auto" w:fill="F2F4F7"/>
-        <w:spacing w:before="0" w:after="0" w:line="250" w:lineRule="auto"/>
+        <w:spacing w:line="250" w:lineRule="auto"/>
         <w:ind w:left="180" w:right="180"/>
       </w:pPr>
       <w:r>
@@ -8320,7 +8201,7 @@
           <w:left w:val="single" w:sz="12" w:space="6" w:color="B7C3D4"/>
         </w:pBdr>
         <w:shd w:val="clear" w:color="auto" w:fill="F2F4F7"/>
-        <w:spacing w:before="0" w:after="0" w:line="250" w:lineRule="auto"/>
+        <w:spacing w:line="250" w:lineRule="auto"/>
         <w:ind w:left="180" w:right="180"/>
       </w:pPr>
       <w:r>
@@ -8337,7 +8218,7 @@
           <w:left w:val="single" w:sz="12" w:space="6" w:color="B7C3D4"/>
         </w:pBdr>
         <w:shd w:val="clear" w:color="auto" w:fill="F2F4F7"/>
-        <w:spacing w:before="0" w:after="120" w:line="250" w:lineRule="auto"/>
+        <w:spacing w:after="120" w:line="250" w:lineRule="auto"/>
         <w:ind w:left="180" w:right="180"/>
       </w:pPr>
       <w:r>
@@ -8381,6 +8262,7 @@
     <w:p>
       <w:pPr>
         <w:pStyle w:val="2"/>
+        <w:pageBreakBefore/>
         <w:pBdr>
           <w:bottom w:val="single" w:sz="12" w:space="6" w:color="2E5496"/>
         </w:pBdr>
@@ -8391,6 +8273,7 @@
           <w:b/>
           <w:color w:val="C0504D"/>
         </w:rPr>
+        <w:lastRenderedPageBreak/>
         <w:t xml:space="preserve">5-4 </w:t>
       </w:r>
       <w:r>
@@ -8415,7 +8298,7 @@
           <w:left w:val="single" w:sz="12" w:space="6" w:color="B7C3D4"/>
         </w:pBdr>
         <w:shd w:val="clear" w:color="auto" w:fill="F2F4F7"/>
-        <w:spacing w:before="120" w:after="0" w:line="250" w:lineRule="auto"/>
+        <w:spacing w:before="120" w:line="250" w:lineRule="auto"/>
         <w:ind w:left="180" w:right="180"/>
       </w:pPr>
       <w:r>
@@ -8432,7 +8315,7 @@
           <w:left w:val="single" w:sz="12" w:space="6" w:color="B7C3D4"/>
         </w:pBdr>
         <w:shd w:val="clear" w:color="auto" w:fill="F2F4F7"/>
-        <w:spacing w:before="0" w:after="0" w:line="250" w:lineRule="auto"/>
+        <w:spacing w:line="250" w:lineRule="auto"/>
         <w:ind w:left="180" w:right="180"/>
       </w:pPr>
       <w:r>
@@ -8449,7 +8332,7 @@
           <w:left w:val="single" w:sz="12" w:space="6" w:color="B7C3D4"/>
         </w:pBdr>
         <w:shd w:val="clear" w:color="auto" w:fill="F2F4F7"/>
-        <w:spacing w:before="0" w:after="0" w:line="250" w:lineRule="auto"/>
+        <w:spacing w:line="250" w:lineRule="auto"/>
         <w:ind w:left="180" w:right="180"/>
       </w:pPr>
       <w:r>
@@ -8466,7 +8349,7 @@
           <w:left w:val="single" w:sz="12" w:space="6" w:color="B7C3D4"/>
         </w:pBdr>
         <w:shd w:val="clear" w:color="auto" w:fill="F2F4F7"/>
-        <w:spacing w:before="0" w:after="0" w:line="250" w:lineRule="auto"/>
+        <w:spacing w:line="250" w:lineRule="auto"/>
         <w:ind w:left="180" w:right="180"/>
       </w:pPr>
       <w:r>
@@ -8483,7 +8366,7 @@
           <w:left w:val="single" w:sz="12" w:space="6" w:color="B7C3D4"/>
         </w:pBdr>
         <w:shd w:val="clear" w:color="auto" w:fill="F2F4F7"/>
-        <w:spacing w:before="0" w:after="0" w:line="250" w:lineRule="auto"/>
+        <w:spacing w:line="250" w:lineRule="auto"/>
         <w:ind w:left="180" w:right="180"/>
       </w:pPr>
       <w:r>
@@ -8500,7 +8383,7 @@
           <w:left w:val="single" w:sz="12" w:space="6" w:color="B7C3D4"/>
         </w:pBdr>
         <w:shd w:val="clear" w:color="auto" w:fill="F2F4F7"/>
-        <w:spacing w:before="0" w:after="0" w:line="250" w:lineRule="auto"/>
+        <w:spacing w:line="250" w:lineRule="auto"/>
         <w:ind w:left="180" w:right="180"/>
       </w:pPr>
       <w:r>
@@ -8517,23 +8400,17 @@
           <w:left w:val="single" w:sz="12" w:space="6" w:color="B7C3D4"/>
         </w:pBdr>
         <w:shd w:val="clear" w:color="auto" w:fill="F2F4F7"/>
-        <w:spacing w:before="0" w:after="0" w:line="250" w:lineRule="auto"/>
-        <w:ind w:left="180" w:right="180"/>
-      </w:pPr>
-      <w:r>
-        <w:rPr>
-          <w:rFonts w:ascii="Consolas" w:eastAsia="Consolas" w:hAnsi="Consolas" w:cs="Consolas"/>
-          <w:sz w:val="17"/>
-        </w:rPr>
-      </w:r>
-    </w:p>
-    <w:p>
-      <w:pPr>
-        <w:pBdr>
-          <w:left w:val="single" w:sz="12" w:space="6" w:color="B7C3D4"/>
-        </w:pBdr>
-        <w:shd w:val="clear" w:color="auto" w:fill="F2F4F7"/>
-        <w:spacing w:before="0" w:after="0" w:line="250" w:lineRule="auto"/>
+        <w:spacing w:line="250" w:lineRule="auto"/>
+        <w:ind w:left="180" w:right="180"/>
+      </w:pPr>
+    </w:p>
+    <w:p>
+      <w:pPr>
+        <w:pBdr>
+          <w:left w:val="single" w:sz="12" w:space="6" w:color="B7C3D4"/>
+        </w:pBdr>
+        <w:shd w:val="clear" w:color="auto" w:fill="F2F4F7"/>
+        <w:spacing w:line="250" w:lineRule="auto"/>
         <w:ind w:left="180" w:right="180"/>
       </w:pPr>
       <w:r>
@@ -8550,23 +8427,17 @@
           <w:left w:val="single" w:sz="12" w:space="6" w:color="B7C3D4"/>
         </w:pBdr>
         <w:shd w:val="clear" w:color="auto" w:fill="F2F4F7"/>
-        <w:spacing w:before="0" w:after="0" w:line="250" w:lineRule="auto"/>
-        <w:ind w:left="180" w:right="180"/>
-      </w:pPr>
-      <w:r>
-        <w:rPr>
-          <w:rFonts w:ascii="Consolas" w:eastAsia="Consolas" w:hAnsi="Consolas" w:cs="Consolas"/>
-          <w:sz w:val="17"/>
-        </w:rPr>
-      </w:r>
-    </w:p>
-    <w:p>
-      <w:pPr>
-        <w:pBdr>
-          <w:left w:val="single" w:sz="12" w:space="6" w:color="B7C3D4"/>
-        </w:pBdr>
-        <w:shd w:val="clear" w:color="auto" w:fill="F2F4F7"/>
-        <w:spacing w:before="0" w:after="0" w:line="250" w:lineRule="auto"/>
+        <w:spacing w:line="250" w:lineRule="auto"/>
+        <w:ind w:left="180" w:right="180"/>
+      </w:pPr>
+    </w:p>
+    <w:p>
+      <w:pPr>
+        <w:pBdr>
+          <w:left w:val="single" w:sz="12" w:space="6" w:color="B7C3D4"/>
+        </w:pBdr>
+        <w:shd w:val="clear" w:color="auto" w:fill="F2F4F7"/>
+        <w:spacing w:line="250" w:lineRule="auto"/>
         <w:ind w:left="180" w:right="180"/>
       </w:pPr>
       <w:r>
@@ -8583,7 +8454,7 @@
           <w:left w:val="single" w:sz="12" w:space="6" w:color="B7C3D4"/>
         </w:pBdr>
         <w:shd w:val="clear" w:color="auto" w:fill="F2F4F7"/>
-        <w:spacing w:before="0" w:after="0" w:line="250" w:lineRule="auto"/>
+        <w:spacing w:line="250" w:lineRule="auto"/>
         <w:ind w:left="180" w:right="180"/>
       </w:pPr>
       <w:r>
@@ -8600,7 +8471,7 @@
           <w:left w:val="single" w:sz="12" w:space="6" w:color="B7C3D4"/>
         </w:pBdr>
         <w:shd w:val="clear" w:color="auto" w:fill="F2F4F7"/>
-        <w:spacing w:before="0" w:after="120" w:line="250" w:lineRule="auto"/>
+        <w:spacing w:after="120" w:line="250" w:lineRule="auto"/>
         <w:ind w:left="180" w:right="180"/>
       </w:pPr>
       <w:r>
@@ -8630,7 +8501,7 @@
           <w:left w:val="single" w:sz="12" w:space="6" w:color="B7C3D4"/>
         </w:pBdr>
         <w:shd w:val="clear" w:color="auto" w:fill="F2F4F7"/>
-        <w:spacing w:before="120" w:after="0" w:line="250" w:lineRule="auto"/>
+        <w:spacing w:before="120" w:line="250" w:lineRule="auto"/>
         <w:ind w:left="180" w:right="180"/>
       </w:pPr>
       <w:r>
@@ -8647,7 +8518,7 @@
           <w:left w:val="single" w:sz="12" w:space="6" w:color="B7C3D4"/>
         </w:pBdr>
         <w:shd w:val="clear" w:color="auto" w:fill="F2F4F7"/>
-        <w:spacing w:before="0" w:after="0" w:line="250" w:lineRule="auto"/>
+        <w:spacing w:line="250" w:lineRule="auto"/>
         <w:ind w:left="180" w:right="180"/>
       </w:pPr>
       <w:r>
@@ -8664,7 +8535,7 @@
           <w:left w:val="single" w:sz="12" w:space="6" w:color="B7C3D4"/>
         </w:pBdr>
         <w:shd w:val="clear" w:color="auto" w:fill="F2F4F7"/>
-        <w:spacing w:before="0" w:after="0" w:line="250" w:lineRule="auto"/>
+        <w:spacing w:line="250" w:lineRule="auto"/>
         <w:ind w:left="180" w:right="180"/>
       </w:pPr>
       <w:r>
@@ -8681,23 +8552,17 @@
           <w:left w:val="single" w:sz="12" w:space="6" w:color="B7C3D4"/>
         </w:pBdr>
         <w:shd w:val="clear" w:color="auto" w:fill="F2F4F7"/>
-        <w:spacing w:before="0" w:after="0" w:line="250" w:lineRule="auto"/>
-        <w:ind w:left="180" w:right="180"/>
-      </w:pPr>
-      <w:r>
-        <w:rPr>
-          <w:rFonts w:ascii="Consolas" w:eastAsia="Consolas" w:hAnsi="Consolas" w:cs="Consolas"/>
-          <w:sz w:val="17"/>
-        </w:rPr>
-      </w:r>
-    </w:p>
-    <w:p>
-      <w:pPr>
-        <w:pBdr>
-          <w:left w:val="single" w:sz="12" w:space="6" w:color="B7C3D4"/>
-        </w:pBdr>
-        <w:shd w:val="clear" w:color="auto" w:fill="F2F4F7"/>
-        <w:spacing w:before="0" w:after="0" w:line="250" w:lineRule="auto"/>
+        <w:spacing w:line="250" w:lineRule="auto"/>
+        <w:ind w:left="180" w:right="180"/>
+      </w:pPr>
+    </w:p>
+    <w:p>
+      <w:pPr>
+        <w:pBdr>
+          <w:left w:val="single" w:sz="12" w:space="6" w:color="B7C3D4"/>
+        </w:pBdr>
+        <w:shd w:val="clear" w:color="auto" w:fill="F2F4F7"/>
+        <w:spacing w:line="250" w:lineRule="auto"/>
         <w:ind w:left="180" w:right="180"/>
       </w:pPr>
       <w:r>
@@ -8714,7 +8579,7 @@
           <w:left w:val="single" w:sz="12" w:space="6" w:color="B7C3D4"/>
         </w:pBdr>
         <w:shd w:val="clear" w:color="auto" w:fill="F2F4F7"/>
-        <w:spacing w:before="0" w:after="0" w:line="250" w:lineRule="auto"/>
+        <w:spacing w:line="250" w:lineRule="auto"/>
         <w:ind w:left="180" w:right="180"/>
       </w:pPr>
       <w:r>
@@ -8731,7 +8596,7 @@
           <w:left w:val="single" w:sz="12" w:space="6" w:color="B7C3D4"/>
         </w:pBdr>
         <w:shd w:val="clear" w:color="auto" w:fill="F2F4F7"/>
-        <w:spacing w:before="0" w:after="0" w:line="250" w:lineRule="auto"/>
+        <w:spacing w:line="250" w:lineRule="auto"/>
         <w:ind w:left="180" w:right="180"/>
       </w:pPr>
       <w:r>
@@ -8748,7 +8613,7 @@
           <w:left w:val="single" w:sz="12" w:space="6" w:color="B7C3D4"/>
         </w:pBdr>
         <w:shd w:val="clear" w:color="auto" w:fill="F2F4F7"/>
-        <w:spacing w:before="0" w:after="0" w:line="250" w:lineRule="auto"/>
+        <w:spacing w:line="250" w:lineRule="auto"/>
         <w:ind w:left="180" w:right="180"/>
       </w:pPr>
       <w:r>
@@ -8765,7 +8630,7 @@
           <w:left w:val="single" w:sz="12" w:space="6" w:color="B7C3D4"/>
         </w:pBdr>
         <w:shd w:val="clear" w:color="auto" w:fill="F2F4F7"/>
-        <w:spacing w:before="0" w:after="0" w:line="250" w:lineRule="auto"/>
+        <w:spacing w:line="250" w:lineRule="auto"/>
         <w:ind w:left="180" w:right="180"/>
       </w:pPr>
       <w:r>
@@ -8782,7 +8647,7 @@
           <w:left w:val="single" w:sz="12" w:space="6" w:color="B7C3D4"/>
         </w:pBdr>
         <w:shd w:val="clear" w:color="auto" w:fill="F2F4F7"/>
-        <w:spacing w:before="0" w:after="0" w:line="250" w:lineRule="auto"/>
+        <w:spacing w:line="250" w:lineRule="auto"/>
         <w:ind w:left="180" w:right="180"/>
       </w:pPr>
       <w:r>
@@ -8799,7 +8664,7 @@
           <w:left w:val="single" w:sz="12" w:space="6" w:color="B7C3D4"/>
         </w:pBdr>
         <w:shd w:val="clear" w:color="auto" w:fill="F2F4F7"/>
-        <w:spacing w:before="0" w:after="120" w:line="250" w:lineRule="auto"/>
+        <w:spacing w:after="120" w:line="250" w:lineRule="auto"/>
         <w:ind w:left="180" w:right="180"/>
       </w:pPr>
       <w:r>
@@ -8868,6 +8733,7 @@
     <w:p>
       <w:pPr>
         <w:pStyle w:val="1"/>
+        <w:pageBreakBefore/>
         <w:shd w:val="clear" w:color="auto" w:fill="1F3864"/>
         <w:spacing w:before="200" w:after="200"/>
         <w:ind w:left="150" w:right="150"/>
@@ -8878,6 +8744,7 @@
           <w:color w:val="FFFFFF"/>
           <w:sz w:val="28"/>
         </w:rPr>
+        <w:lastRenderedPageBreak/>
         <w:t>6장.  전개 구문과 그 밖의 ES6+ 문법</w:t>
       </w:r>
     </w:p>
@@ -8918,7 +8785,7 @@
           <w:left w:val="single" w:sz="12" w:space="6" w:color="B7C3D4"/>
         </w:pBdr>
         <w:shd w:val="clear" w:color="auto" w:fill="F2F4F7"/>
-        <w:spacing w:before="120" w:after="0" w:line="250" w:lineRule="auto"/>
+        <w:spacing w:before="120" w:line="250" w:lineRule="auto"/>
         <w:ind w:left="180" w:right="180"/>
       </w:pPr>
       <w:r>
@@ -8935,7 +8802,7 @@
           <w:left w:val="single" w:sz="12" w:space="6" w:color="B7C3D4"/>
         </w:pBdr>
         <w:shd w:val="clear" w:color="auto" w:fill="F2F4F7"/>
-        <w:spacing w:before="0" w:after="0" w:line="250" w:lineRule="auto"/>
+        <w:spacing w:line="250" w:lineRule="auto"/>
         <w:ind w:left="180" w:right="180"/>
       </w:pPr>
       <w:r>
@@ -8952,23 +8819,17 @@
           <w:left w:val="single" w:sz="12" w:space="6" w:color="B7C3D4"/>
         </w:pBdr>
         <w:shd w:val="clear" w:color="auto" w:fill="F2F4F7"/>
-        <w:spacing w:before="0" w:after="0" w:line="250" w:lineRule="auto"/>
-        <w:ind w:left="180" w:right="180"/>
-      </w:pPr>
-      <w:r>
-        <w:rPr>
-          <w:rFonts w:ascii="Consolas" w:eastAsia="Consolas" w:hAnsi="Consolas" w:cs="Consolas"/>
-          <w:sz w:val="17"/>
-        </w:rPr>
-      </w:r>
-    </w:p>
-    <w:p>
-      <w:pPr>
-        <w:pBdr>
-          <w:left w:val="single" w:sz="12" w:space="6" w:color="B7C3D4"/>
-        </w:pBdr>
-        <w:shd w:val="clear" w:color="auto" w:fill="F2F4F7"/>
-        <w:spacing w:before="0" w:after="0" w:line="250" w:lineRule="auto"/>
+        <w:spacing w:line="250" w:lineRule="auto"/>
+        <w:ind w:left="180" w:right="180"/>
+      </w:pPr>
+    </w:p>
+    <w:p>
+      <w:pPr>
+        <w:pBdr>
+          <w:left w:val="single" w:sz="12" w:space="6" w:color="B7C3D4"/>
+        </w:pBdr>
+        <w:shd w:val="clear" w:color="auto" w:fill="F2F4F7"/>
+        <w:spacing w:line="250" w:lineRule="auto"/>
         <w:ind w:left="180" w:right="180"/>
       </w:pPr>
       <w:r>
@@ -8985,7 +8846,7 @@
           <w:left w:val="single" w:sz="12" w:space="6" w:color="B7C3D4"/>
         </w:pBdr>
         <w:shd w:val="clear" w:color="auto" w:fill="F2F4F7"/>
-        <w:spacing w:before="0" w:after="0" w:line="250" w:lineRule="auto"/>
+        <w:spacing w:line="250" w:lineRule="auto"/>
         <w:ind w:left="180" w:right="180"/>
       </w:pPr>
       <w:r>
@@ -9002,7 +8863,7 @@
           <w:left w:val="single" w:sz="12" w:space="6" w:color="B7C3D4"/>
         </w:pBdr>
         <w:shd w:val="clear" w:color="auto" w:fill="F2F4F7"/>
-        <w:spacing w:before="0" w:after="0" w:line="250" w:lineRule="auto"/>
+        <w:spacing w:line="250" w:lineRule="auto"/>
         <w:ind w:left="180" w:right="180"/>
       </w:pPr>
       <w:r>
@@ -9019,23 +8880,17 @@
           <w:left w:val="single" w:sz="12" w:space="6" w:color="B7C3D4"/>
         </w:pBdr>
         <w:shd w:val="clear" w:color="auto" w:fill="F2F4F7"/>
-        <w:spacing w:before="0" w:after="0" w:line="250" w:lineRule="auto"/>
-        <w:ind w:left="180" w:right="180"/>
-      </w:pPr>
-      <w:r>
-        <w:rPr>
-          <w:rFonts w:ascii="Consolas" w:eastAsia="Consolas" w:hAnsi="Consolas" w:cs="Consolas"/>
-          <w:sz w:val="17"/>
-        </w:rPr>
-      </w:r>
-    </w:p>
-    <w:p>
-      <w:pPr>
-        <w:pBdr>
-          <w:left w:val="single" w:sz="12" w:space="6" w:color="B7C3D4"/>
-        </w:pBdr>
-        <w:shd w:val="clear" w:color="auto" w:fill="F2F4F7"/>
-        <w:spacing w:before="0" w:after="0" w:line="250" w:lineRule="auto"/>
+        <w:spacing w:line="250" w:lineRule="auto"/>
+        <w:ind w:left="180" w:right="180"/>
+      </w:pPr>
+    </w:p>
+    <w:p>
+      <w:pPr>
+        <w:pBdr>
+          <w:left w:val="single" w:sz="12" w:space="6" w:color="B7C3D4"/>
+        </w:pBdr>
+        <w:shd w:val="clear" w:color="auto" w:fill="F2F4F7"/>
+        <w:spacing w:line="250" w:lineRule="auto"/>
         <w:ind w:left="180" w:right="180"/>
       </w:pPr>
       <w:r>
@@ -9052,7 +8907,7 @@
           <w:left w:val="single" w:sz="12" w:space="6" w:color="B7C3D4"/>
         </w:pBdr>
         <w:shd w:val="clear" w:color="auto" w:fill="F2F4F7"/>
-        <w:spacing w:before="0" w:after="0" w:line="250" w:lineRule="auto"/>
+        <w:spacing w:line="250" w:lineRule="auto"/>
         <w:ind w:left="180" w:right="180"/>
       </w:pPr>
       <w:r>
@@ -9069,7 +8924,7 @@
           <w:left w:val="single" w:sz="12" w:space="6" w:color="B7C3D4"/>
         </w:pBdr>
         <w:shd w:val="clear" w:color="auto" w:fill="F2F4F7"/>
-        <w:spacing w:before="0" w:after="0" w:line="250" w:lineRule="auto"/>
+        <w:spacing w:line="250" w:lineRule="auto"/>
         <w:ind w:left="180" w:right="180"/>
       </w:pPr>
       <w:r>
@@ -9086,23 +8941,17 @@
           <w:left w:val="single" w:sz="12" w:space="6" w:color="B7C3D4"/>
         </w:pBdr>
         <w:shd w:val="clear" w:color="auto" w:fill="F2F4F7"/>
-        <w:spacing w:before="0" w:after="0" w:line="250" w:lineRule="auto"/>
-        <w:ind w:left="180" w:right="180"/>
-      </w:pPr>
-      <w:r>
-        <w:rPr>
-          <w:rFonts w:ascii="Consolas" w:eastAsia="Consolas" w:hAnsi="Consolas" w:cs="Consolas"/>
-          <w:sz w:val="17"/>
-        </w:rPr>
-      </w:r>
-    </w:p>
-    <w:p>
-      <w:pPr>
-        <w:pBdr>
-          <w:left w:val="single" w:sz="12" w:space="6" w:color="B7C3D4"/>
-        </w:pBdr>
-        <w:shd w:val="clear" w:color="auto" w:fill="F2F4F7"/>
-        <w:spacing w:before="0" w:after="0" w:line="250" w:lineRule="auto"/>
+        <w:spacing w:line="250" w:lineRule="auto"/>
+        <w:ind w:left="180" w:right="180"/>
+      </w:pPr>
+    </w:p>
+    <w:p>
+      <w:pPr>
+        <w:pBdr>
+          <w:left w:val="single" w:sz="12" w:space="6" w:color="B7C3D4"/>
+        </w:pBdr>
+        <w:shd w:val="clear" w:color="auto" w:fill="F2F4F7"/>
+        <w:spacing w:line="250" w:lineRule="auto"/>
         <w:ind w:left="180" w:right="180"/>
       </w:pPr>
       <w:r>
@@ -9119,7 +8968,7 @@
           <w:left w:val="single" w:sz="12" w:space="6" w:color="B7C3D4"/>
         </w:pBdr>
         <w:shd w:val="clear" w:color="auto" w:fill="F2F4F7"/>
-        <w:spacing w:before="0" w:after="120" w:line="250" w:lineRule="auto"/>
+        <w:spacing w:after="120" w:line="250" w:lineRule="auto"/>
         <w:ind w:left="180" w:right="180"/>
       </w:pPr>
       <w:r>
@@ -9163,6 +9012,7 @@
     <w:p>
       <w:pPr>
         <w:pStyle w:val="2"/>
+        <w:pageBreakBefore/>
         <w:pBdr>
           <w:bottom w:val="single" w:sz="12" w:space="6" w:color="2E5496"/>
         </w:pBdr>
@@ -9173,6 +9023,7 @@
           <w:b/>
           <w:color w:val="C0504D"/>
         </w:rPr>
+        <w:lastRenderedPageBreak/>
         <w:t xml:space="preserve">6-2 </w:t>
       </w:r>
       <w:r>
@@ -9197,7 +9048,7 @@
           <w:left w:val="single" w:sz="12" w:space="6" w:color="B7C3D4"/>
         </w:pBdr>
         <w:shd w:val="clear" w:color="auto" w:fill="F2F4F7"/>
-        <w:spacing w:before="120" w:after="0" w:line="250" w:lineRule="auto"/>
+        <w:spacing w:before="120" w:line="250" w:lineRule="auto"/>
         <w:ind w:left="180" w:right="180"/>
       </w:pPr>
       <w:r>
@@ -9214,23 +9065,17 @@
           <w:left w:val="single" w:sz="12" w:space="6" w:color="B7C3D4"/>
         </w:pBdr>
         <w:shd w:val="clear" w:color="auto" w:fill="F2F4F7"/>
-        <w:spacing w:before="0" w:after="0" w:line="250" w:lineRule="auto"/>
-        <w:ind w:left="180" w:right="180"/>
-      </w:pPr>
-      <w:r>
-        <w:rPr>
-          <w:rFonts w:ascii="Consolas" w:eastAsia="Consolas" w:hAnsi="Consolas" w:cs="Consolas"/>
-          <w:sz w:val="17"/>
-        </w:rPr>
-      </w:r>
-    </w:p>
-    <w:p>
-      <w:pPr>
-        <w:pBdr>
-          <w:left w:val="single" w:sz="12" w:space="6" w:color="B7C3D4"/>
-        </w:pBdr>
-        <w:shd w:val="clear" w:color="auto" w:fill="F2F4F7"/>
-        <w:spacing w:before="0" w:after="0" w:line="250" w:lineRule="auto"/>
+        <w:spacing w:line="250" w:lineRule="auto"/>
+        <w:ind w:left="180" w:right="180"/>
+      </w:pPr>
+    </w:p>
+    <w:p>
+      <w:pPr>
+        <w:pBdr>
+          <w:left w:val="single" w:sz="12" w:space="6" w:color="B7C3D4"/>
+        </w:pBdr>
+        <w:shd w:val="clear" w:color="auto" w:fill="F2F4F7"/>
+        <w:spacing w:line="250" w:lineRule="auto"/>
         <w:ind w:left="180" w:right="180"/>
       </w:pPr>
       <w:r>
@@ -9247,7 +9092,7 @@
           <w:left w:val="single" w:sz="12" w:space="6" w:color="B7C3D4"/>
         </w:pBdr>
         <w:shd w:val="clear" w:color="auto" w:fill="F2F4F7"/>
-        <w:spacing w:before="0" w:after="0" w:line="250" w:lineRule="auto"/>
+        <w:spacing w:line="250" w:lineRule="auto"/>
         <w:ind w:left="180" w:right="180"/>
       </w:pPr>
       <w:r>
@@ -9264,7 +9109,7 @@
           <w:left w:val="single" w:sz="12" w:space="6" w:color="B7C3D4"/>
         </w:pBdr>
         <w:shd w:val="clear" w:color="auto" w:fill="F2F4F7"/>
-        <w:spacing w:before="0" w:after="0" w:line="250" w:lineRule="auto"/>
+        <w:spacing w:line="250" w:lineRule="auto"/>
         <w:ind w:left="180" w:right="180"/>
       </w:pPr>
       <w:r>
@@ -9281,23 +9126,17 @@
           <w:left w:val="single" w:sz="12" w:space="6" w:color="B7C3D4"/>
         </w:pBdr>
         <w:shd w:val="clear" w:color="auto" w:fill="F2F4F7"/>
-        <w:spacing w:before="0" w:after="0" w:line="250" w:lineRule="auto"/>
-        <w:ind w:left="180" w:right="180"/>
-      </w:pPr>
-      <w:r>
-        <w:rPr>
-          <w:rFonts w:ascii="Consolas" w:eastAsia="Consolas" w:hAnsi="Consolas" w:cs="Consolas"/>
-          <w:sz w:val="17"/>
-        </w:rPr>
-      </w:r>
-    </w:p>
-    <w:p>
-      <w:pPr>
-        <w:pBdr>
-          <w:left w:val="single" w:sz="12" w:space="6" w:color="B7C3D4"/>
-        </w:pBdr>
-        <w:shd w:val="clear" w:color="auto" w:fill="F2F4F7"/>
-        <w:spacing w:before="0" w:after="0" w:line="250" w:lineRule="auto"/>
+        <w:spacing w:line="250" w:lineRule="auto"/>
+        <w:ind w:left="180" w:right="180"/>
+      </w:pPr>
+    </w:p>
+    <w:p>
+      <w:pPr>
+        <w:pBdr>
+          <w:left w:val="single" w:sz="12" w:space="6" w:color="B7C3D4"/>
+        </w:pBdr>
+        <w:shd w:val="clear" w:color="auto" w:fill="F2F4F7"/>
+        <w:spacing w:line="250" w:lineRule="auto"/>
         <w:ind w:left="180" w:right="180"/>
       </w:pPr>
       <w:r>
@@ -9314,7 +9153,7 @@
           <w:left w:val="single" w:sz="12" w:space="6" w:color="B7C3D4"/>
         </w:pBdr>
         <w:shd w:val="clear" w:color="auto" w:fill="F2F4F7"/>
-        <w:spacing w:before="0" w:after="120" w:line="250" w:lineRule="auto"/>
+        <w:spacing w:after="120" w:line="250" w:lineRule="auto"/>
         <w:ind w:left="180" w:right="180"/>
       </w:pPr>
       <w:r>
@@ -9344,7 +9183,7 @@
           <w:left w:val="single" w:sz="12" w:space="6" w:color="B7C3D4"/>
         </w:pBdr>
         <w:shd w:val="clear" w:color="auto" w:fill="F2F4F7"/>
-        <w:spacing w:before="120" w:after="0" w:line="250" w:lineRule="auto"/>
+        <w:spacing w:before="120" w:line="250" w:lineRule="auto"/>
         <w:ind w:left="180" w:right="180"/>
       </w:pPr>
       <w:r>
@@ -9361,7 +9200,7 @@
           <w:left w:val="single" w:sz="12" w:space="6" w:color="B7C3D4"/>
         </w:pBdr>
         <w:shd w:val="clear" w:color="auto" w:fill="F2F4F7"/>
-        <w:spacing w:before="0" w:after="0" w:line="250" w:lineRule="auto"/>
+        <w:spacing w:line="250" w:lineRule="auto"/>
         <w:ind w:left="180" w:right="180"/>
       </w:pPr>
       <w:r>
@@ -9378,23 +9217,17 @@
           <w:left w:val="single" w:sz="12" w:space="6" w:color="B7C3D4"/>
         </w:pBdr>
         <w:shd w:val="clear" w:color="auto" w:fill="F2F4F7"/>
-        <w:spacing w:before="0" w:after="0" w:line="250" w:lineRule="auto"/>
-        <w:ind w:left="180" w:right="180"/>
-      </w:pPr>
-      <w:r>
-        <w:rPr>
-          <w:rFonts w:ascii="Consolas" w:eastAsia="Consolas" w:hAnsi="Consolas" w:cs="Consolas"/>
-          <w:sz w:val="17"/>
-        </w:rPr>
-      </w:r>
-    </w:p>
-    <w:p>
-      <w:pPr>
-        <w:pBdr>
-          <w:left w:val="single" w:sz="12" w:space="6" w:color="B7C3D4"/>
-        </w:pBdr>
-        <w:shd w:val="clear" w:color="auto" w:fill="F2F4F7"/>
-        <w:spacing w:before="0" w:after="0" w:line="250" w:lineRule="auto"/>
+        <w:spacing w:line="250" w:lineRule="auto"/>
+        <w:ind w:left="180" w:right="180"/>
+      </w:pPr>
+    </w:p>
+    <w:p>
+      <w:pPr>
+        <w:pBdr>
+          <w:left w:val="single" w:sz="12" w:space="6" w:color="B7C3D4"/>
+        </w:pBdr>
+        <w:shd w:val="clear" w:color="auto" w:fill="F2F4F7"/>
+        <w:spacing w:line="250" w:lineRule="auto"/>
         <w:ind w:left="180" w:right="180"/>
       </w:pPr>
       <w:r>
@@ -9411,7 +9244,7 @@
           <w:left w:val="single" w:sz="12" w:space="6" w:color="B7C3D4"/>
         </w:pBdr>
         <w:shd w:val="clear" w:color="auto" w:fill="F2F4F7"/>
-        <w:spacing w:before="0" w:after="0" w:line="250" w:lineRule="auto"/>
+        <w:spacing w:line="250" w:lineRule="auto"/>
         <w:ind w:left="180" w:right="180"/>
       </w:pPr>
       <w:r>
@@ -9428,7 +9261,7 @@
           <w:left w:val="single" w:sz="12" w:space="6" w:color="B7C3D4"/>
         </w:pBdr>
         <w:shd w:val="clear" w:color="auto" w:fill="F2F4F7"/>
-        <w:spacing w:before="0" w:after="0" w:line="250" w:lineRule="auto"/>
+        <w:spacing w:line="250" w:lineRule="auto"/>
         <w:ind w:left="180" w:right="180"/>
       </w:pPr>
       <w:r>
@@ -9445,7 +9278,7 @@
           <w:left w:val="single" w:sz="12" w:space="6" w:color="B7C3D4"/>
         </w:pBdr>
         <w:shd w:val="clear" w:color="auto" w:fill="F2F4F7"/>
-        <w:spacing w:before="0" w:after="0" w:line="250" w:lineRule="auto"/>
+        <w:spacing w:line="250" w:lineRule="auto"/>
         <w:ind w:left="180" w:right="180"/>
       </w:pPr>
       <w:r>
@@ -9462,7 +9295,7 @@
           <w:left w:val="single" w:sz="12" w:space="6" w:color="B7C3D4"/>
         </w:pBdr>
         <w:shd w:val="clear" w:color="auto" w:fill="F2F4F7"/>
-        <w:spacing w:before="0" w:after="120" w:line="250" w:lineRule="auto"/>
+        <w:spacing w:after="120" w:line="250" w:lineRule="auto"/>
         <w:ind w:left="180" w:right="180"/>
       </w:pPr>
       <w:r>
@@ -9531,6 +9364,7 @@
     <w:p>
       <w:pPr>
         <w:pStyle w:val="2"/>
+        <w:pageBreakBefore/>
         <w:pBdr>
           <w:bottom w:val="single" w:sz="12" w:space="6" w:color="2E5496"/>
         </w:pBdr>
@@ -9541,6 +9375,7 @@
           <w:b/>
           <w:color w:val="C0504D"/>
         </w:rPr>
+        <w:lastRenderedPageBreak/>
         <w:t xml:space="preserve">6-3 </w:t>
       </w:r>
       <w:r>
@@ -9565,7 +9400,7 @@
           <w:left w:val="single" w:sz="12" w:space="6" w:color="B7C3D4"/>
         </w:pBdr>
         <w:shd w:val="clear" w:color="auto" w:fill="F2F4F7"/>
-        <w:spacing w:before="120" w:after="0" w:line="250" w:lineRule="auto"/>
+        <w:spacing w:before="120" w:line="250" w:lineRule="auto"/>
         <w:ind w:left="180" w:right="180"/>
       </w:pPr>
       <w:r>
@@ -9582,7 +9417,7 @@
           <w:left w:val="single" w:sz="12" w:space="6" w:color="B7C3D4"/>
         </w:pBdr>
         <w:shd w:val="clear" w:color="auto" w:fill="F2F4F7"/>
-        <w:spacing w:before="0" w:after="0" w:line="250" w:lineRule="auto"/>
+        <w:spacing w:line="250" w:lineRule="auto"/>
         <w:ind w:left="180" w:right="180"/>
       </w:pPr>
       <w:r>
@@ -9599,7 +9434,7 @@
           <w:left w:val="single" w:sz="12" w:space="6" w:color="B7C3D4"/>
         </w:pBdr>
         <w:shd w:val="clear" w:color="auto" w:fill="F2F4F7"/>
-        <w:spacing w:before="0" w:after="0" w:line="250" w:lineRule="auto"/>
+        <w:spacing w:line="250" w:lineRule="auto"/>
         <w:ind w:left="180" w:right="180"/>
       </w:pPr>
       <w:r>
@@ -9616,7 +9451,7 @@
           <w:left w:val="single" w:sz="12" w:space="6" w:color="B7C3D4"/>
         </w:pBdr>
         <w:shd w:val="clear" w:color="auto" w:fill="F2F4F7"/>
-        <w:spacing w:before="0" w:after="0" w:line="250" w:lineRule="auto"/>
+        <w:spacing w:line="250" w:lineRule="auto"/>
         <w:ind w:left="180" w:right="180"/>
       </w:pPr>
       <w:r>
@@ -9633,7 +9468,7 @@
           <w:left w:val="single" w:sz="12" w:space="6" w:color="B7C3D4"/>
         </w:pBdr>
         <w:shd w:val="clear" w:color="auto" w:fill="F2F4F7"/>
-        <w:spacing w:before="0" w:after="0" w:line="250" w:lineRule="auto"/>
+        <w:spacing w:line="250" w:lineRule="auto"/>
         <w:ind w:left="180" w:right="180"/>
       </w:pPr>
       <w:r>
@@ -9650,7 +9485,7 @@
           <w:left w:val="single" w:sz="12" w:space="6" w:color="B7C3D4"/>
         </w:pBdr>
         <w:shd w:val="clear" w:color="auto" w:fill="F2F4F7"/>
-        <w:spacing w:before="0" w:after="0" w:line="250" w:lineRule="auto"/>
+        <w:spacing w:line="250" w:lineRule="auto"/>
         <w:ind w:left="180" w:right="180"/>
       </w:pPr>
       <w:r>
@@ -9667,23 +9502,17 @@
           <w:left w:val="single" w:sz="12" w:space="6" w:color="B7C3D4"/>
         </w:pBdr>
         <w:shd w:val="clear" w:color="auto" w:fill="F2F4F7"/>
-        <w:spacing w:before="0" w:after="0" w:line="250" w:lineRule="auto"/>
-        <w:ind w:left="180" w:right="180"/>
-      </w:pPr>
-      <w:r>
-        <w:rPr>
-          <w:rFonts w:ascii="Consolas" w:eastAsia="Consolas" w:hAnsi="Consolas" w:cs="Consolas"/>
-          <w:sz w:val="17"/>
-        </w:rPr>
-      </w:r>
-    </w:p>
-    <w:p>
-      <w:pPr>
-        <w:pBdr>
-          <w:left w:val="single" w:sz="12" w:space="6" w:color="B7C3D4"/>
-        </w:pBdr>
-        <w:shd w:val="clear" w:color="auto" w:fill="F2F4F7"/>
-        <w:spacing w:before="0" w:after="0" w:line="250" w:lineRule="auto"/>
+        <w:spacing w:line="250" w:lineRule="auto"/>
+        <w:ind w:left="180" w:right="180"/>
+      </w:pPr>
+    </w:p>
+    <w:p>
+      <w:pPr>
+        <w:pBdr>
+          <w:left w:val="single" w:sz="12" w:space="6" w:color="B7C3D4"/>
+        </w:pBdr>
+        <w:shd w:val="clear" w:color="auto" w:fill="F2F4F7"/>
+        <w:spacing w:line="250" w:lineRule="auto"/>
         <w:ind w:left="180" w:right="180"/>
       </w:pPr>
       <w:r>
@@ -9700,7 +9529,7 @@
           <w:left w:val="single" w:sz="12" w:space="6" w:color="B7C3D4"/>
         </w:pBdr>
         <w:shd w:val="clear" w:color="auto" w:fill="F2F4F7"/>
-        <w:spacing w:before="0" w:after="0" w:line="250" w:lineRule="auto"/>
+        <w:spacing w:line="250" w:lineRule="auto"/>
         <w:ind w:left="180" w:right="180"/>
       </w:pPr>
       <w:r>
@@ -9717,7 +9546,7 @@
           <w:left w:val="single" w:sz="12" w:space="6" w:color="B7C3D4"/>
         </w:pBdr>
         <w:shd w:val="clear" w:color="auto" w:fill="F2F4F7"/>
-        <w:spacing w:before="0" w:after="0" w:line="250" w:lineRule="auto"/>
+        <w:spacing w:line="250" w:lineRule="auto"/>
         <w:ind w:left="180" w:right="180"/>
       </w:pPr>
       <w:r>
@@ -9734,7 +9563,7 @@
           <w:left w:val="single" w:sz="12" w:space="6" w:color="B7C3D4"/>
         </w:pBdr>
         <w:shd w:val="clear" w:color="auto" w:fill="F2F4F7"/>
-        <w:spacing w:before="0" w:after="0" w:line="250" w:lineRule="auto"/>
+        <w:spacing w:line="250" w:lineRule="auto"/>
         <w:ind w:left="180" w:right="180"/>
       </w:pPr>
       <w:r>
@@ -9751,7 +9580,7 @@
           <w:left w:val="single" w:sz="12" w:space="6" w:color="B7C3D4"/>
         </w:pBdr>
         <w:shd w:val="clear" w:color="auto" w:fill="F2F4F7"/>
-        <w:spacing w:before="0" w:after="0" w:line="250" w:lineRule="auto"/>
+        <w:spacing w:line="250" w:lineRule="auto"/>
         <w:ind w:left="180" w:right="180"/>
       </w:pPr>
       <w:r>
@@ -9768,23 +9597,17 @@
           <w:left w:val="single" w:sz="12" w:space="6" w:color="B7C3D4"/>
         </w:pBdr>
         <w:shd w:val="clear" w:color="auto" w:fill="F2F4F7"/>
-        <w:spacing w:before="0" w:after="0" w:line="250" w:lineRule="auto"/>
-        <w:ind w:left="180" w:right="180"/>
-      </w:pPr>
-      <w:r>
-        <w:rPr>
-          <w:rFonts w:ascii="Consolas" w:eastAsia="Consolas" w:hAnsi="Consolas" w:cs="Consolas"/>
-          <w:sz w:val="17"/>
-        </w:rPr>
-      </w:r>
-    </w:p>
-    <w:p>
-      <w:pPr>
-        <w:pBdr>
-          <w:left w:val="single" w:sz="12" w:space="6" w:color="B7C3D4"/>
-        </w:pBdr>
-        <w:shd w:val="clear" w:color="auto" w:fill="F2F4F7"/>
-        <w:spacing w:before="0" w:after="0" w:line="250" w:lineRule="auto"/>
+        <w:spacing w:line="250" w:lineRule="auto"/>
+        <w:ind w:left="180" w:right="180"/>
+      </w:pPr>
+    </w:p>
+    <w:p>
+      <w:pPr>
+        <w:pBdr>
+          <w:left w:val="single" w:sz="12" w:space="6" w:color="B7C3D4"/>
+        </w:pBdr>
+        <w:shd w:val="clear" w:color="auto" w:fill="F2F4F7"/>
+        <w:spacing w:line="250" w:lineRule="auto"/>
         <w:ind w:left="180" w:right="180"/>
       </w:pPr>
       <w:r>
@@ -9801,7 +9624,7 @@
           <w:left w:val="single" w:sz="12" w:space="6" w:color="B7C3D4"/>
         </w:pBdr>
         <w:shd w:val="clear" w:color="auto" w:fill="F2F4F7"/>
-        <w:spacing w:before="0" w:after="0" w:line="250" w:lineRule="auto"/>
+        <w:spacing w:line="250" w:lineRule="auto"/>
         <w:ind w:left="180" w:right="180"/>
       </w:pPr>
       <w:r>
@@ -9818,7 +9641,7 @@
           <w:left w:val="single" w:sz="12" w:space="6" w:color="B7C3D4"/>
         </w:pBdr>
         <w:shd w:val="clear" w:color="auto" w:fill="F2F4F7"/>
-        <w:spacing w:before="0" w:after="0" w:line="250" w:lineRule="auto"/>
+        <w:spacing w:line="250" w:lineRule="auto"/>
         <w:ind w:left="180" w:right="180"/>
       </w:pPr>
       <w:r>
@@ -9835,23 +9658,17 @@
           <w:left w:val="single" w:sz="12" w:space="6" w:color="B7C3D4"/>
         </w:pBdr>
         <w:shd w:val="clear" w:color="auto" w:fill="F2F4F7"/>
-        <w:spacing w:before="0" w:after="0" w:line="250" w:lineRule="auto"/>
-        <w:ind w:left="180" w:right="180"/>
-      </w:pPr>
-      <w:r>
-        <w:rPr>
-          <w:rFonts w:ascii="Consolas" w:eastAsia="Consolas" w:hAnsi="Consolas" w:cs="Consolas"/>
-          <w:sz w:val="17"/>
-        </w:rPr>
-      </w:r>
-    </w:p>
-    <w:p>
-      <w:pPr>
-        <w:pBdr>
-          <w:left w:val="single" w:sz="12" w:space="6" w:color="B7C3D4"/>
-        </w:pBdr>
-        <w:shd w:val="clear" w:color="auto" w:fill="F2F4F7"/>
-        <w:spacing w:before="0" w:after="0" w:line="250" w:lineRule="auto"/>
+        <w:spacing w:line="250" w:lineRule="auto"/>
+        <w:ind w:left="180" w:right="180"/>
+      </w:pPr>
+    </w:p>
+    <w:p>
+      <w:pPr>
+        <w:pBdr>
+          <w:left w:val="single" w:sz="12" w:space="6" w:color="B7C3D4"/>
+        </w:pBdr>
+        <w:shd w:val="clear" w:color="auto" w:fill="F2F4F7"/>
+        <w:spacing w:line="250" w:lineRule="auto"/>
         <w:ind w:left="180" w:right="180"/>
       </w:pPr>
       <w:r>
@@ -9868,7 +9685,7 @@
           <w:left w:val="single" w:sz="12" w:space="6" w:color="B7C3D4"/>
         </w:pBdr>
         <w:shd w:val="clear" w:color="auto" w:fill="F2F4F7"/>
-        <w:spacing w:before="0" w:after="120" w:line="250" w:lineRule="auto"/>
+        <w:spacing w:after="120" w:line="250" w:lineRule="auto"/>
         <w:ind w:left="180" w:right="180"/>
       </w:pPr>
       <w:r>
@@ -10275,7 +10092,7 @@
           <w:left w:val="single" w:sz="12" w:space="6" w:color="B7C3D4"/>
         </w:pBdr>
         <w:shd w:val="clear" w:color="auto" w:fill="F2F4F7"/>
-        <w:spacing w:before="120" w:after="0" w:line="250" w:lineRule="auto"/>
+        <w:spacing w:before="120" w:line="250" w:lineRule="auto"/>
         <w:ind w:left="180" w:right="180"/>
       </w:pPr>
       <w:r>
@@ -10292,7 +10109,7 @@
           <w:left w:val="single" w:sz="12" w:space="6" w:color="B7C3D4"/>
         </w:pBdr>
         <w:shd w:val="clear" w:color="auto" w:fill="F2F4F7"/>
-        <w:spacing w:before="0" w:after="0" w:line="250" w:lineRule="auto"/>
+        <w:spacing w:line="250" w:lineRule="auto"/>
         <w:ind w:left="180" w:right="180"/>
       </w:pPr>
       <w:r>
@@ -10309,7 +10126,7 @@
           <w:left w:val="single" w:sz="12" w:space="6" w:color="B7C3D4"/>
         </w:pBdr>
         <w:shd w:val="clear" w:color="auto" w:fill="F2F4F7"/>
-        <w:spacing w:before="0" w:after="0" w:line="250" w:lineRule="auto"/>
+        <w:spacing w:line="250" w:lineRule="auto"/>
         <w:ind w:left="180" w:right="180"/>
       </w:pPr>
       <w:r>
@@ -10326,7 +10143,7 @@
           <w:left w:val="single" w:sz="12" w:space="6" w:color="B7C3D4"/>
         </w:pBdr>
         <w:shd w:val="clear" w:color="auto" w:fill="F2F4F7"/>
-        <w:spacing w:before="0" w:after="0" w:line="250" w:lineRule="auto"/>
+        <w:spacing w:line="250" w:lineRule="auto"/>
         <w:ind w:left="180" w:right="180"/>
       </w:pPr>
       <w:r>
@@ -10343,7 +10160,7 @@
           <w:left w:val="single" w:sz="12" w:space="6" w:color="B7C3D4"/>
         </w:pBdr>
         <w:shd w:val="clear" w:color="auto" w:fill="F2F4F7"/>
-        <w:spacing w:before="0" w:after="0" w:line="250" w:lineRule="auto"/>
+        <w:spacing w:line="250" w:lineRule="auto"/>
         <w:ind w:left="180" w:right="180"/>
       </w:pPr>
       <w:r>
@@ -10360,23 +10177,17 @@
           <w:left w:val="single" w:sz="12" w:space="6" w:color="B7C3D4"/>
         </w:pBdr>
         <w:shd w:val="clear" w:color="auto" w:fill="F2F4F7"/>
-        <w:spacing w:before="0" w:after="0" w:line="250" w:lineRule="auto"/>
-        <w:ind w:left="180" w:right="180"/>
-      </w:pPr>
-      <w:r>
-        <w:rPr>
-          <w:rFonts w:ascii="Consolas" w:eastAsia="Consolas" w:hAnsi="Consolas" w:cs="Consolas"/>
-          <w:sz w:val="17"/>
-        </w:rPr>
-      </w:r>
-    </w:p>
-    <w:p>
-      <w:pPr>
-        <w:pBdr>
-          <w:left w:val="single" w:sz="12" w:space="6" w:color="B7C3D4"/>
-        </w:pBdr>
-        <w:shd w:val="clear" w:color="auto" w:fill="F2F4F7"/>
-        <w:spacing w:before="0" w:after="0" w:line="250" w:lineRule="auto"/>
+        <w:spacing w:line="250" w:lineRule="auto"/>
+        <w:ind w:left="180" w:right="180"/>
+      </w:pPr>
+    </w:p>
+    <w:p>
+      <w:pPr>
+        <w:pBdr>
+          <w:left w:val="single" w:sz="12" w:space="6" w:color="B7C3D4"/>
+        </w:pBdr>
+        <w:shd w:val="clear" w:color="auto" w:fill="F2F4F7"/>
+        <w:spacing w:line="250" w:lineRule="auto"/>
         <w:ind w:left="180" w:right="180"/>
       </w:pPr>
       <w:r>
@@ -10393,7 +10204,7 @@
           <w:left w:val="single" w:sz="12" w:space="6" w:color="B7C3D4"/>
         </w:pBdr>
         <w:shd w:val="clear" w:color="auto" w:fill="F2F4F7"/>
-        <w:spacing w:before="0" w:after="0" w:line="250" w:lineRule="auto"/>
+        <w:spacing w:line="250" w:lineRule="auto"/>
         <w:ind w:left="180" w:right="180"/>
       </w:pPr>
       <w:r>
@@ -10410,7 +10221,7 @@
           <w:left w:val="single" w:sz="12" w:space="6" w:color="B7C3D4"/>
         </w:pBdr>
         <w:shd w:val="clear" w:color="auto" w:fill="F2F4F7"/>
-        <w:spacing w:before="0" w:after="0" w:line="250" w:lineRule="auto"/>
+        <w:spacing w:line="250" w:lineRule="auto"/>
         <w:ind w:left="180" w:right="180"/>
       </w:pPr>
       <w:r>
@@ -10427,7 +10238,7 @@
           <w:left w:val="single" w:sz="12" w:space="6" w:color="B7C3D4"/>
         </w:pBdr>
         <w:shd w:val="clear" w:color="auto" w:fill="F2F4F7"/>
-        <w:spacing w:before="0" w:after="0" w:line="250" w:lineRule="auto"/>
+        <w:spacing w:line="250" w:lineRule="auto"/>
         <w:ind w:left="180" w:right="180"/>
       </w:pPr>
       <w:r>
@@ -10444,23 +10255,17 @@
           <w:left w:val="single" w:sz="12" w:space="6" w:color="B7C3D4"/>
         </w:pBdr>
         <w:shd w:val="clear" w:color="auto" w:fill="F2F4F7"/>
-        <w:spacing w:before="0" w:after="0" w:line="250" w:lineRule="auto"/>
-        <w:ind w:left="180" w:right="180"/>
-      </w:pPr>
-      <w:r>
-        <w:rPr>
-          <w:rFonts w:ascii="Consolas" w:eastAsia="Consolas" w:hAnsi="Consolas" w:cs="Consolas"/>
-          <w:sz w:val="17"/>
-        </w:rPr>
-      </w:r>
-    </w:p>
-    <w:p>
-      <w:pPr>
-        <w:pBdr>
-          <w:left w:val="single" w:sz="12" w:space="6" w:color="B7C3D4"/>
-        </w:pBdr>
-        <w:shd w:val="clear" w:color="auto" w:fill="F2F4F7"/>
-        <w:spacing w:before="0" w:after="0" w:line="250" w:lineRule="auto"/>
+        <w:spacing w:line="250" w:lineRule="auto"/>
+        <w:ind w:left="180" w:right="180"/>
+      </w:pPr>
+    </w:p>
+    <w:p>
+      <w:pPr>
+        <w:pBdr>
+          <w:left w:val="single" w:sz="12" w:space="6" w:color="B7C3D4"/>
+        </w:pBdr>
+        <w:shd w:val="clear" w:color="auto" w:fill="F2F4F7"/>
+        <w:spacing w:line="250" w:lineRule="auto"/>
         <w:ind w:left="180" w:right="180"/>
       </w:pPr>
       <w:r>
@@ -10477,7 +10282,7 @@
           <w:left w:val="single" w:sz="12" w:space="6" w:color="B7C3D4"/>
         </w:pBdr>
         <w:shd w:val="clear" w:color="auto" w:fill="F2F4F7"/>
-        <w:spacing w:before="0" w:after="0" w:line="250" w:lineRule="auto"/>
+        <w:spacing w:line="250" w:lineRule="auto"/>
         <w:ind w:left="180" w:right="180"/>
       </w:pPr>
       <w:r>
@@ -10494,7 +10299,7 @@
           <w:left w:val="single" w:sz="12" w:space="6" w:color="B7C3D4"/>
         </w:pBdr>
         <w:shd w:val="clear" w:color="auto" w:fill="F2F4F7"/>
-        <w:spacing w:before="0" w:after="0" w:line="250" w:lineRule="auto"/>
+        <w:spacing w:line="250" w:lineRule="auto"/>
         <w:ind w:left="180" w:right="180"/>
       </w:pPr>
       <w:r>
@@ -10511,7 +10316,7 @@
           <w:left w:val="single" w:sz="12" w:space="6" w:color="B7C3D4"/>
         </w:pBdr>
         <w:shd w:val="clear" w:color="auto" w:fill="F2F4F7"/>
-        <w:spacing w:before="0" w:after="120" w:line="250" w:lineRule="auto"/>
+        <w:spacing w:after="120" w:line="250" w:lineRule="auto"/>
         <w:ind w:left="180" w:right="180"/>
       </w:pPr>
       <w:r>
@@ -10541,7 +10346,7 @@
           <w:left w:val="single" w:sz="12" w:space="6" w:color="B7C3D4"/>
         </w:pBdr>
         <w:shd w:val="clear" w:color="auto" w:fill="F2F4F7"/>
-        <w:spacing w:before="120" w:after="0" w:line="250" w:lineRule="auto"/>
+        <w:spacing w:before="120" w:line="250" w:lineRule="auto"/>
         <w:ind w:left="180" w:right="180"/>
       </w:pPr>
       <w:r>
@@ -10558,7 +10363,7 @@
           <w:left w:val="single" w:sz="12" w:space="6" w:color="B7C3D4"/>
         </w:pBdr>
         <w:shd w:val="clear" w:color="auto" w:fill="F2F4F7"/>
-        <w:spacing w:before="0" w:after="0" w:line="250" w:lineRule="auto"/>
+        <w:spacing w:line="250" w:lineRule="auto"/>
         <w:ind w:left="180" w:right="180"/>
       </w:pPr>
       <w:r>
@@ -10575,7 +10380,7 @@
           <w:left w:val="single" w:sz="12" w:space="6" w:color="B7C3D4"/>
         </w:pBdr>
         <w:shd w:val="clear" w:color="auto" w:fill="F2F4F7"/>
-        <w:spacing w:before="0" w:after="0" w:line="250" w:lineRule="auto"/>
+        <w:spacing w:line="250" w:lineRule="auto"/>
         <w:ind w:left="180" w:right="180"/>
       </w:pPr>
       <w:r>
@@ -10592,7 +10397,7 @@
           <w:left w:val="single" w:sz="12" w:space="6" w:color="B7C3D4"/>
         </w:pBdr>
         <w:shd w:val="clear" w:color="auto" w:fill="F2F4F7"/>
-        <w:spacing w:before="0" w:after="0" w:line="250" w:lineRule="auto"/>
+        <w:spacing w:line="250" w:lineRule="auto"/>
         <w:ind w:left="180" w:right="180"/>
       </w:pPr>
       <w:r>
@@ -10609,7 +10414,7 @@
           <w:left w:val="single" w:sz="12" w:space="6" w:color="B7C3D4"/>
         </w:pBdr>
         <w:shd w:val="clear" w:color="auto" w:fill="F2F4F7"/>
-        <w:spacing w:before="0" w:after="0" w:line="250" w:lineRule="auto"/>
+        <w:spacing w:line="250" w:lineRule="auto"/>
         <w:ind w:left="180" w:right="180"/>
       </w:pPr>
       <w:r>
@@ -10626,23 +10431,17 @@
           <w:left w:val="single" w:sz="12" w:space="6" w:color="B7C3D4"/>
         </w:pBdr>
         <w:shd w:val="clear" w:color="auto" w:fill="F2F4F7"/>
-        <w:spacing w:before="0" w:after="0" w:line="250" w:lineRule="auto"/>
-        <w:ind w:left="180" w:right="180"/>
-      </w:pPr>
-      <w:r>
-        <w:rPr>
-          <w:rFonts w:ascii="Consolas" w:eastAsia="Consolas" w:hAnsi="Consolas" w:cs="Consolas"/>
-          <w:sz w:val="17"/>
-        </w:rPr>
-      </w:r>
-    </w:p>
-    <w:p>
-      <w:pPr>
-        <w:pBdr>
-          <w:left w:val="single" w:sz="12" w:space="6" w:color="B7C3D4"/>
-        </w:pBdr>
-        <w:shd w:val="clear" w:color="auto" w:fill="F2F4F7"/>
-        <w:spacing w:before="0" w:after="0" w:line="250" w:lineRule="auto"/>
+        <w:spacing w:line="250" w:lineRule="auto"/>
+        <w:ind w:left="180" w:right="180"/>
+      </w:pPr>
+    </w:p>
+    <w:p>
+      <w:pPr>
+        <w:pBdr>
+          <w:left w:val="single" w:sz="12" w:space="6" w:color="B7C3D4"/>
+        </w:pBdr>
+        <w:shd w:val="clear" w:color="auto" w:fill="F2F4F7"/>
+        <w:spacing w:line="250" w:lineRule="auto"/>
         <w:ind w:left="180" w:right="180"/>
       </w:pPr>
       <w:r>
@@ -10659,7 +10458,7 @@
           <w:left w:val="single" w:sz="12" w:space="6" w:color="B7C3D4"/>
         </w:pBdr>
         <w:shd w:val="clear" w:color="auto" w:fill="F2F4F7"/>
-        <w:spacing w:before="0" w:after="0" w:line="250" w:lineRule="auto"/>
+        <w:spacing w:line="250" w:lineRule="auto"/>
         <w:ind w:left="180" w:right="180"/>
       </w:pPr>
       <w:r>
@@ -10676,7 +10475,7 @@
           <w:left w:val="single" w:sz="12" w:space="6" w:color="B7C3D4"/>
         </w:pBdr>
         <w:shd w:val="clear" w:color="auto" w:fill="F2F4F7"/>
-        <w:spacing w:before="0" w:after="0" w:line="250" w:lineRule="auto"/>
+        <w:spacing w:line="250" w:lineRule="auto"/>
         <w:ind w:left="180" w:right="180"/>
       </w:pPr>
       <w:r>
@@ -10693,7 +10492,7 @@
           <w:left w:val="single" w:sz="12" w:space="6" w:color="B7C3D4"/>
         </w:pBdr>
         <w:shd w:val="clear" w:color="auto" w:fill="F2F4F7"/>
-        <w:spacing w:before="0" w:after="0" w:line="250" w:lineRule="auto"/>
+        <w:spacing w:line="250" w:lineRule="auto"/>
         <w:ind w:left="180" w:right="180"/>
       </w:pPr>
       <w:r>
@@ -10710,7 +10509,7 @@
           <w:left w:val="single" w:sz="12" w:space="6" w:color="B7C3D4"/>
         </w:pBdr>
         <w:shd w:val="clear" w:color="auto" w:fill="F2F4F7"/>
-        <w:spacing w:before="0" w:after="0" w:line="250" w:lineRule="auto"/>
+        <w:spacing w:line="250" w:lineRule="auto"/>
         <w:ind w:left="180" w:right="180"/>
       </w:pPr>
       <w:r>
@@ -10727,7 +10526,7 @@
           <w:left w:val="single" w:sz="12" w:space="6" w:color="B7C3D4"/>
         </w:pBdr>
         <w:shd w:val="clear" w:color="auto" w:fill="F2F4F7"/>
-        <w:spacing w:before="0" w:after="0" w:line="250" w:lineRule="auto"/>
+        <w:spacing w:line="250" w:lineRule="auto"/>
         <w:ind w:left="180" w:right="180"/>
       </w:pPr>
       <w:r>
@@ -10744,23 +10543,17 @@
           <w:left w:val="single" w:sz="12" w:space="6" w:color="B7C3D4"/>
         </w:pBdr>
         <w:shd w:val="clear" w:color="auto" w:fill="F2F4F7"/>
-        <w:spacing w:before="0" w:after="0" w:line="250" w:lineRule="auto"/>
-        <w:ind w:left="180" w:right="180"/>
-      </w:pPr>
-      <w:r>
-        <w:rPr>
-          <w:rFonts w:ascii="Consolas" w:eastAsia="Consolas" w:hAnsi="Consolas" w:cs="Consolas"/>
-          <w:sz w:val="17"/>
-        </w:rPr>
-      </w:r>
-    </w:p>
-    <w:p>
-      <w:pPr>
-        <w:pBdr>
-          <w:left w:val="single" w:sz="12" w:space="6" w:color="B7C3D4"/>
-        </w:pBdr>
-        <w:shd w:val="clear" w:color="auto" w:fill="F2F4F7"/>
-        <w:spacing w:before="0" w:after="0" w:line="250" w:lineRule="auto"/>
+        <w:spacing w:line="250" w:lineRule="auto"/>
+        <w:ind w:left="180" w:right="180"/>
+      </w:pPr>
+    </w:p>
+    <w:p>
+      <w:pPr>
+        <w:pBdr>
+          <w:left w:val="single" w:sz="12" w:space="6" w:color="B7C3D4"/>
+        </w:pBdr>
+        <w:shd w:val="clear" w:color="auto" w:fill="F2F4F7"/>
+        <w:spacing w:line="250" w:lineRule="auto"/>
         <w:ind w:left="180" w:right="180"/>
       </w:pPr>
       <w:r>
@@ -10777,7 +10570,7 @@
           <w:left w:val="single" w:sz="12" w:space="6" w:color="B7C3D4"/>
         </w:pBdr>
         <w:shd w:val="clear" w:color="auto" w:fill="F2F4F7"/>
-        <w:spacing w:before="0" w:after="0" w:line="250" w:lineRule="auto"/>
+        <w:spacing w:line="250" w:lineRule="auto"/>
         <w:ind w:left="180" w:right="180"/>
       </w:pPr>
       <w:r>
@@ -10794,7 +10587,7 @@
           <w:left w:val="single" w:sz="12" w:space="6" w:color="B7C3D4"/>
         </w:pBdr>
         <w:shd w:val="clear" w:color="auto" w:fill="F2F4F7"/>
-        <w:spacing w:before="0" w:after="120" w:line="250" w:lineRule="auto"/>
+        <w:spacing w:after="120" w:line="250" w:lineRule="auto"/>
         <w:ind w:left="180" w:right="180"/>
       </w:pPr>
       <w:r>
@@ -10891,7 +10684,7 @@
           <w:left w:val="single" w:sz="20" w:space="8" w:color="C0504D"/>
         </w:pBdr>
         <w:shd w:val="clear" w:color="auto" w:fill="FCEAEA"/>
-        <w:spacing w:before="0" w:after="160" w:line="290" w:lineRule="auto"/>
+        <w:spacing w:after="160" w:line="290" w:lineRule="auto"/>
         <w:ind w:left="150" w:right="150"/>
       </w:pPr>
       <w:r>
@@ -10905,6 +10698,7 @@
     <w:p>
       <w:pPr>
         <w:pStyle w:val="2"/>
+        <w:pageBreakBefore/>
         <w:pBdr>
           <w:bottom w:val="single" w:sz="12" w:space="6" w:color="2E5496"/>
         </w:pBdr>
@@ -10915,6 +10709,7 @@
           <w:b/>
           <w:color w:val="C0504D"/>
         </w:rPr>
+        <w:lastRenderedPageBreak/>
         <w:t xml:space="preserve">6-5 </w:t>
       </w:r>
       <w:r>
@@ -10931,7 +10726,7 @@
           <w:left w:val="single" w:sz="12" w:space="6" w:color="B7C3D4"/>
         </w:pBdr>
         <w:shd w:val="clear" w:color="auto" w:fill="F2F4F7"/>
-        <w:spacing w:before="120" w:after="0" w:line="250" w:lineRule="auto"/>
+        <w:spacing w:before="120" w:line="250" w:lineRule="auto"/>
         <w:ind w:left="180" w:right="180"/>
       </w:pPr>
       <w:r>
@@ -10948,7 +10743,7 @@
           <w:left w:val="single" w:sz="12" w:space="6" w:color="B7C3D4"/>
         </w:pBdr>
         <w:shd w:val="clear" w:color="auto" w:fill="F2F4F7"/>
-        <w:spacing w:before="0" w:after="0" w:line="250" w:lineRule="auto"/>
+        <w:spacing w:line="250" w:lineRule="auto"/>
         <w:ind w:left="180" w:right="180"/>
       </w:pPr>
       <w:r>
@@ -10965,23 +10760,17 @@
           <w:left w:val="single" w:sz="12" w:space="6" w:color="B7C3D4"/>
         </w:pBdr>
         <w:shd w:val="clear" w:color="auto" w:fill="F2F4F7"/>
-        <w:spacing w:before="0" w:after="0" w:line="250" w:lineRule="auto"/>
-        <w:ind w:left="180" w:right="180"/>
-      </w:pPr>
-      <w:r>
-        <w:rPr>
-          <w:rFonts w:ascii="Consolas" w:eastAsia="Consolas" w:hAnsi="Consolas" w:cs="Consolas"/>
-          <w:sz w:val="17"/>
-        </w:rPr>
-      </w:r>
-    </w:p>
-    <w:p>
-      <w:pPr>
-        <w:pBdr>
-          <w:left w:val="single" w:sz="12" w:space="6" w:color="B7C3D4"/>
-        </w:pBdr>
-        <w:shd w:val="clear" w:color="auto" w:fill="F2F4F7"/>
-        <w:spacing w:before="0" w:after="0" w:line="250" w:lineRule="auto"/>
+        <w:spacing w:line="250" w:lineRule="auto"/>
+        <w:ind w:left="180" w:right="180"/>
+      </w:pPr>
+    </w:p>
+    <w:p>
+      <w:pPr>
+        <w:pBdr>
+          <w:left w:val="single" w:sz="12" w:space="6" w:color="B7C3D4"/>
+        </w:pBdr>
+        <w:shd w:val="clear" w:color="auto" w:fill="F2F4F7"/>
+        <w:spacing w:line="250" w:lineRule="auto"/>
         <w:ind w:left="180" w:right="180"/>
       </w:pPr>
       <w:r>
@@ -10998,7 +10787,7 @@
           <w:left w:val="single" w:sz="12" w:space="6" w:color="B7C3D4"/>
         </w:pBdr>
         <w:shd w:val="clear" w:color="auto" w:fill="F2F4F7"/>
-        <w:spacing w:before="0" w:after="0" w:line="250" w:lineRule="auto"/>
+        <w:spacing w:line="250" w:lineRule="auto"/>
         <w:ind w:left="180" w:right="180"/>
       </w:pPr>
       <w:r>
@@ -11015,7 +10804,7 @@
           <w:left w:val="single" w:sz="12" w:space="6" w:color="B7C3D4"/>
         </w:pBdr>
         <w:shd w:val="clear" w:color="auto" w:fill="F2F4F7"/>
-        <w:spacing w:before="0" w:after="0" w:line="250" w:lineRule="auto"/>
+        <w:spacing w:line="250" w:lineRule="auto"/>
         <w:ind w:left="180" w:right="180"/>
       </w:pPr>
       <w:r>
@@ -11032,23 +10821,17 @@
           <w:left w:val="single" w:sz="12" w:space="6" w:color="B7C3D4"/>
         </w:pBdr>
         <w:shd w:val="clear" w:color="auto" w:fill="F2F4F7"/>
-        <w:spacing w:before="0" w:after="0" w:line="250" w:lineRule="auto"/>
-        <w:ind w:left="180" w:right="180"/>
-      </w:pPr>
-      <w:r>
-        <w:rPr>
-          <w:rFonts w:ascii="Consolas" w:eastAsia="Consolas" w:hAnsi="Consolas" w:cs="Consolas"/>
-          <w:sz w:val="17"/>
-        </w:rPr>
-      </w:r>
-    </w:p>
-    <w:p>
-      <w:pPr>
-        <w:pBdr>
-          <w:left w:val="single" w:sz="12" w:space="6" w:color="B7C3D4"/>
-        </w:pBdr>
-        <w:shd w:val="clear" w:color="auto" w:fill="F2F4F7"/>
-        <w:spacing w:before="0" w:after="0" w:line="250" w:lineRule="auto"/>
+        <w:spacing w:line="250" w:lineRule="auto"/>
+        <w:ind w:left="180" w:right="180"/>
+      </w:pPr>
+    </w:p>
+    <w:p>
+      <w:pPr>
+        <w:pBdr>
+          <w:left w:val="single" w:sz="12" w:space="6" w:color="B7C3D4"/>
+        </w:pBdr>
+        <w:shd w:val="clear" w:color="auto" w:fill="F2F4F7"/>
+        <w:spacing w:line="250" w:lineRule="auto"/>
         <w:ind w:left="180" w:right="180"/>
       </w:pPr>
       <w:r>
@@ -11065,7 +10848,7 @@
           <w:left w:val="single" w:sz="12" w:space="6" w:color="B7C3D4"/>
         </w:pBdr>
         <w:shd w:val="clear" w:color="auto" w:fill="F2F4F7"/>
-        <w:spacing w:before="0" w:after="0" w:line="250" w:lineRule="auto"/>
+        <w:spacing w:line="250" w:lineRule="auto"/>
         <w:ind w:left="180" w:right="180"/>
       </w:pPr>
       <w:r>
@@ -11082,7 +10865,7 @@
           <w:left w:val="single" w:sz="12" w:space="6" w:color="B7C3D4"/>
         </w:pBdr>
         <w:shd w:val="clear" w:color="auto" w:fill="F2F4F7"/>
-        <w:spacing w:before="0" w:after="120" w:line="250" w:lineRule="auto"/>
+        <w:spacing w:after="120" w:line="250" w:lineRule="auto"/>
         <w:ind w:left="180" w:right="180"/>
       </w:pPr>
       <w:r>
@@ -11540,7 +11323,7 @@
           <w:left w:val="single" w:sz="12" w:space="6" w:color="B7C3D4"/>
         </w:pBdr>
         <w:shd w:val="clear" w:color="auto" w:fill="F2F4F7"/>
-        <w:spacing w:before="120" w:after="0" w:line="250" w:lineRule="auto"/>
+        <w:spacing w:before="120" w:line="250" w:lineRule="auto"/>
         <w:ind w:left="180" w:right="180"/>
       </w:pPr>
       <w:r>
@@ -11557,23 +11340,17 @@
           <w:left w:val="single" w:sz="12" w:space="6" w:color="B7C3D4"/>
         </w:pBdr>
         <w:shd w:val="clear" w:color="auto" w:fill="F2F4F7"/>
-        <w:spacing w:before="0" w:after="0" w:line="250" w:lineRule="auto"/>
-        <w:ind w:left="180" w:right="180"/>
-      </w:pPr>
-      <w:r>
-        <w:rPr>
-          <w:rFonts w:ascii="Consolas" w:eastAsia="Consolas" w:hAnsi="Consolas" w:cs="Consolas"/>
-          <w:sz w:val="17"/>
-        </w:rPr>
-      </w:r>
-    </w:p>
-    <w:p>
-      <w:pPr>
-        <w:pBdr>
-          <w:left w:val="single" w:sz="12" w:space="6" w:color="B7C3D4"/>
-        </w:pBdr>
-        <w:shd w:val="clear" w:color="auto" w:fill="F2F4F7"/>
-        <w:spacing w:before="0" w:after="0" w:line="250" w:lineRule="auto"/>
+        <w:spacing w:line="250" w:lineRule="auto"/>
+        <w:ind w:left="180" w:right="180"/>
+      </w:pPr>
+    </w:p>
+    <w:p>
+      <w:pPr>
+        <w:pBdr>
+          <w:left w:val="single" w:sz="12" w:space="6" w:color="B7C3D4"/>
+        </w:pBdr>
+        <w:shd w:val="clear" w:color="auto" w:fill="F2F4F7"/>
+        <w:spacing w:line="250" w:lineRule="auto"/>
         <w:ind w:left="180" w:right="180"/>
       </w:pPr>
       <w:r>
@@ -11590,7 +11367,7 @@
           <w:left w:val="single" w:sz="12" w:space="6" w:color="B7C3D4"/>
         </w:pBdr>
         <w:shd w:val="clear" w:color="auto" w:fill="F2F4F7"/>
-        <w:spacing w:before="0" w:after="0" w:line="250" w:lineRule="auto"/>
+        <w:spacing w:line="250" w:lineRule="auto"/>
         <w:ind w:left="180" w:right="180"/>
       </w:pPr>
       <w:r>
@@ -11607,7 +11384,7 @@
           <w:left w:val="single" w:sz="12" w:space="6" w:color="B7C3D4"/>
         </w:pBdr>
         <w:shd w:val="clear" w:color="auto" w:fill="F2F4F7"/>
-        <w:spacing w:before="0" w:after="0" w:line="250" w:lineRule="auto"/>
+        <w:spacing w:line="250" w:lineRule="auto"/>
         <w:ind w:left="180" w:right="180"/>
       </w:pPr>
       <w:r>
@@ -11624,23 +11401,17 @@
           <w:left w:val="single" w:sz="12" w:space="6" w:color="B7C3D4"/>
         </w:pBdr>
         <w:shd w:val="clear" w:color="auto" w:fill="F2F4F7"/>
-        <w:spacing w:before="0" w:after="0" w:line="250" w:lineRule="auto"/>
-        <w:ind w:left="180" w:right="180"/>
-      </w:pPr>
-      <w:r>
-        <w:rPr>
-          <w:rFonts w:ascii="Consolas" w:eastAsia="Consolas" w:hAnsi="Consolas" w:cs="Consolas"/>
-          <w:sz w:val="17"/>
-        </w:rPr>
-      </w:r>
-    </w:p>
-    <w:p>
-      <w:pPr>
-        <w:pBdr>
-          <w:left w:val="single" w:sz="12" w:space="6" w:color="B7C3D4"/>
-        </w:pBdr>
-        <w:shd w:val="clear" w:color="auto" w:fill="F2F4F7"/>
-        <w:spacing w:before="0" w:after="0" w:line="250" w:lineRule="auto"/>
+        <w:spacing w:line="250" w:lineRule="auto"/>
+        <w:ind w:left="180" w:right="180"/>
+      </w:pPr>
+    </w:p>
+    <w:p>
+      <w:pPr>
+        <w:pBdr>
+          <w:left w:val="single" w:sz="12" w:space="6" w:color="B7C3D4"/>
+        </w:pBdr>
+        <w:shd w:val="clear" w:color="auto" w:fill="F2F4F7"/>
+        <w:spacing w:line="250" w:lineRule="auto"/>
         <w:ind w:left="180" w:right="180"/>
       </w:pPr>
       <w:r>
@@ -11657,7 +11428,7 @@
           <w:left w:val="single" w:sz="12" w:space="6" w:color="B7C3D4"/>
         </w:pBdr>
         <w:shd w:val="clear" w:color="auto" w:fill="F2F4F7"/>
-        <w:spacing w:before="0" w:after="0" w:line="250" w:lineRule="auto"/>
+        <w:spacing w:line="250" w:lineRule="auto"/>
         <w:ind w:left="180" w:right="180"/>
       </w:pPr>
       <w:r>
@@ -11674,7 +11445,7 @@
           <w:left w:val="single" w:sz="12" w:space="6" w:color="B7C3D4"/>
         </w:pBdr>
         <w:shd w:val="clear" w:color="auto" w:fill="F2F4F7"/>
-        <w:spacing w:before="0" w:after="120" w:line="250" w:lineRule="auto"/>
+        <w:spacing w:after="120" w:line="250" w:lineRule="auto"/>
         <w:ind w:left="180" w:right="180"/>
       </w:pPr>
       <w:r>
@@ -11704,7 +11475,7 @@
           <w:left w:val="single" w:sz="12" w:space="6" w:color="B7C3D4"/>
         </w:pBdr>
         <w:shd w:val="clear" w:color="auto" w:fill="F2F4F7"/>
-        <w:spacing w:before="120" w:after="0" w:line="250" w:lineRule="auto"/>
+        <w:spacing w:before="120" w:line="250" w:lineRule="auto"/>
         <w:ind w:left="180" w:right="180"/>
       </w:pPr>
       <w:r>
@@ -11721,23 +11492,17 @@
           <w:left w:val="single" w:sz="12" w:space="6" w:color="B7C3D4"/>
         </w:pBdr>
         <w:shd w:val="clear" w:color="auto" w:fill="F2F4F7"/>
-        <w:spacing w:before="0" w:after="0" w:line="250" w:lineRule="auto"/>
-        <w:ind w:left="180" w:right="180"/>
-      </w:pPr>
-      <w:r>
-        <w:rPr>
-          <w:rFonts w:ascii="Consolas" w:eastAsia="Consolas" w:hAnsi="Consolas" w:cs="Consolas"/>
-          <w:sz w:val="17"/>
-        </w:rPr>
-      </w:r>
-    </w:p>
-    <w:p>
-      <w:pPr>
-        <w:pBdr>
-          <w:left w:val="single" w:sz="12" w:space="6" w:color="B7C3D4"/>
-        </w:pBdr>
-        <w:shd w:val="clear" w:color="auto" w:fill="F2F4F7"/>
-        <w:spacing w:before="0" w:after="0" w:line="250" w:lineRule="auto"/>
+        <w:spacing w:line="250" w:lineRule="auto"/>
+        <w:ind w:left="180" w:right="180"/>
+      </w:pPr>
+    </w:p>
+    <w:p>
+      <w:pPr>
+        <w:pBdr>
+          <w:left w:val="single" w:sz="12" w:space="6" w:color="B7C3D4"/>
+        </w:pBdr>
+        <w:shd w:val="clear" w:color="auto" w:fill="F2F4F7"/>
+        <w:spacing w:line="250" w:lineRule="auto"/>
         <w:ind w:left="180" w:right="180"/>
       </w:pPr>
       <w:r>
@@ -11754,7 +11519,7 @@
           <w:left w:val="single" w:sz="12" w:space="6" w:color="B7C3D4"/>
         </w:pBdr>
         <w:shd w:val="clear" w:color="auto" w:fill="F2F4F7"/>
-        <w:spacing w:before="0" w:after="0" w:line="250" w:lineRule="auto"/>
+        <w:spacing w:line="250" w:lineRule="auto"/>
         <w:ind w:left="180" w:right="180"/>
       </w:pPr>
       <w:r>
@@ -11771,7 +11536,7 @@
           <w:left w:val="single" w:sz="12" w:space="6" w:color="B7C3D4"/>
         </w:pBdr>
         <w:shd w:val="clear" w:color="auto" w:fill="F2F4F7"/>
-        <w:spacing w:before="0" w:after="0" w:line="250" w:lineRule="auto"/>
+        <w:spacing w:line="250" w:lineRule="auto"/>
         <w:ind w:left="180" w:right="180"/>
       </w:pPr>
       <w:r>
@@ -11788,14 +11553,15 @@
           <w:left w:val="single" w:sz="12" w:space="6" w:color="B7C3D4"/>
         </w:pBdr>
         <w:shd w:val="clear" w:color="auto" w:fill="F2F4F7"/>
-        <w:spacing w:before="0" w:after="0" w:line="250" w:lineRule="auto"/>
-        <w:ind w:left="180" w:right="180"/>
-      </w:pPr>
-      <w:r>
-        <w:rPr>
-          <w:rFonts w:ascii="Consolas" w:eastAsia="Consolas" w:hAnsi="Consolas" w:cs="Consolas"/>
-          <w:sz w:val="17"/>
-        </w:rPr>
+        <w:spacing w:line="250" w:lineRule="auto"/>
+        <w:ind w:left="180" w:right="180"/>
+      </w:pPr>
+      <w:r>
+        <w:rPr>
+          <w:rFonts w:ascii="Consolas" w:eastAsia="Consolas" w:hAnsi="Consolas" w:cs="Consolas"/>
+          <w:sz w:val="17"/>
+        </w:rPr>
+        <w:lastRenderedPageBreak/>
         <w:t>);</w:t>
       </w:r>
     </w:p>
@@ -11805,7 +11571,7 @@
           <w:left w:val="single" w:sz="12" w:space="6" w:color="B7C3D4"/>
         </w:pBdr>
         <w:shd w:val="clear" w:color="auto" w:fill="F2F4F7"/>
-        <w:spacing w:before="0" w:after="0" w:line="250" w:lineRule="auto"/>
+        <w:spacing w:line="250" w:lineRule="auto"/>
         <w:ind w:left="180" w:right="180"/>
       </w:pPr>
       <w:r>
@@ -11822,23 +11588,17 @@
           <w:left w:val="single" w:sz="12" w:space="6" w:color="B7C3D4"/>
         </w:pBdr>
         <w:shd w:val="clear" w:color="auto" w:fill="F2F4F7"/>
-        <w:spacing w:before="0" w:after="0" w:line="250" w:lineRule="auto"/>
-        <w:ind w:left="180" w:right="180"/>
-      </w:pPr>
-      <w:r>
-        <w:rPr>
-          <w:rFonts w:ascii="Consolas" w:eastAsia="Consolas" w:hAnsi="Consolas" w:cs="Consolas"/>
-          <w:sz w:val="17"/>
-        </w:rPr>
-      </w:r>
-    </w:p>
-    <w:p>
-      <w:pPr>
-        <w:pBdr>
-          <w:left w:val="single" w:sz="12" w:space="6" w:color="B7C3D4"/>
-        </w:pBdr>
-        <w:shd w:val="clear" w:color="auto" w:fill="F2F4F7"/>
-        <w:spacing w:before="0" w:after="0" w:line="250" w:lineRule="auto"/>
+        <w:spacing w:line="250" w:lineRule="auto"/>
+        <w:ind w:left="180" w:right="180"/>
+      </w:pPr>
+    </w:p>
+    <w:p>
+      <w:pPr>
+        <w:pBdr>
+          <w:left w:val="single" w:sz="12" w:space="6" w:color="B7C3D4"/>
+        </w:pBdr>
+        <w:shd w:val="clear" w:color="auto" w:fill="F2F4F7"/>
+        <w:spacing w:line="250" w:lineRule="auto"/>
         <w:ind w:left="180" w:right="180"/>
       </w:pPr>
       <w:r>
@@ -11855,7 +11615,7 @@
           <w:left w:val="single" w:sz="12" w:space="6" w:color="B7C3D4"/>
         </w:pBdr>
         <w:shd w:val="clear" w:color="auto" w:fill="F2F4F7"/>
-        <w:spacing w:before="0" w:after="0" w:line="250" w:lineRule="auto"/>
+        <w:spacing w:line="250" w:lineRule="auto"/>
         <w:ind w:left="180" w:right="180"/>
       </w:pPr>
       <w:r>
@@ -11872,7 +11632,7 @@
           <w:left w:val="single" w:sz="12" w:space="6" w:color="B7C3D4"/>
         </w:pBdr>
         <w:shd w:val="clear" w:color="auto" w:fill="F2F4F7"/>
-        <w:spacing w:before="0" w:after="0" w:line="250" w:lineRule="auto"/>
+        <w:spacing w:line="250" w:lineRule="auto"/>
         <w:ind w:left="180" w:right="180"/>
       </w:pPr>
       <w:r>
@@ -11889,7 +11649,7 @@
           <w:left w:val="single" w:sz="12" w:space="6" w:color="B7C3D4"/>
         </w:pBdr>
         <w:shd w:val="clear" w:color="auto" w:fill="F2F4F7"/>
-        <w:spacing w:before="0" w:after="0" w:line="250" w:lineRule="auto"/>
+        <w:spacing w:line="250" w:lineRule="auto"/>
         <w:ind w:left="180" w:right="180"/>
       </w:pPr>
       <w:r>
@@ -11906,7 +11666,7 @@
           <w:left w:val="single" w:sz="12" w:space="6" w:color="B7C3D4"/>
         </w:pBdr>
         <w:shd w:val="clear" w:color="auto" w:fill="F2F4F7"/>
-        <w:spacing w:before="0" w:after="120" w:line="250" w:lineRule="auto"/>
+        <w:spacing w:after="120" w:line="250" w:lineRule="auto"/>
         <w:ind w:left="180" w:right="180"/>
       </w:pPr>
       <w:r>
@@ -11961,7 +11721,7 @@
           <w:left w:val="single" w:sz="12" w:space="6" w:color="B7C3D4"/>
         </w:pBdr>
         <w:shd w:val="clear" w:color="auto" w:fill="F2F4F7"/>
-        <w:spacing w:before="120" w:after="0" w:line="250" w:lineRule="auto"/>
+        <w:spacing w:before="120" w:line="250" w:lineRule="auto"/>
         <w:ind w:left="180" w:right="180"/>
       </w:pPr>
       <w:r>
@@ -11978,7 +11738,7 @@
           <w:left w:val="single" w:sz="12" w:space="6" w:color="B7C3D4"/>
         </w:pBdr>
         <w:shd w:val="clear" w:color="auto" w:fill="F2F4F7"/>
-        <w:spacing w:before="0" w:after="0" w:line="250" w:lineRule="auto"/>
+        <w:spacing w:line="250" w:lineRule="auto"/>
         <w:ind w:left="180" w:right="180"/>
       </w:pPr>
       <w:r>
@@ -11995,7 +11755,7 @@
           <w:left w:val="single" w:sz="12" w:space="6" w:color="B7C3D4"/>
         </w:pBdr>
         <w:shd w:val="clear" w:color="auto" w:fill="F2F4F7"/>
-        <w:spacing w:before="0" w:after="0" w:line="250" w:lineRule="auto"/>
+        <w:spacing w:line="250" w:lineRule="auto"/>
         <w:ind w:left="180" w:right="180"/>
       </w:pPr>
       <w:r>
@@ -12012,7 +11772,7 @@
           <w:left w:val="single" w:sz="12" w:space="6" w:color="B7C3D4"/>
         </w:pBdr>
         <w:shd w:val="clear" w:color="auto" w:fill="F2F4F7"/>
-        <w:spacing w:before="0" w:after="0" w:line="250" w:lineRule="auto"/>
+        <w:spacing w:line="250" w:lineRule="auto"/>
         <w:ind w:left="180" w:right="180"/>
       </w:pPr>
       <w:r>
@@ -12029,23 +11789,17 @@
           <w:left w:val="single" w:sz="12" w:space="6" w:color="B7C3D4"/>
         </w:pBdr>
         <w:shd w:val="clear" w:color="auto" w:fill="F2F4F7"/>
-        <w:spacing w:before="0" w:after="0" w:line="250" w:lineRule="auto"/>
-        <w:ind w:left="180" w:right="180"/>
-      </w:pPr>
-      <w:r>
-        <w:rPr>
-          <w:rFonts w:ascii="Consolas" w:eastAsia="Consolas" w:hAnsi="Consolas" w:cs="Consolas"/>
-          <w:sz w:val="17"/>
-        </w:rPr>
-      </w:r>
-    </w:p>
-    <w:p>
-      <w:pPr>
-        <w:pBdr>
-          <w:left w:val="single" w:sz="12" w:space="6" w:color="B7C3D4"/>
-        </w:pBdr>
-        <w:shd w:val="clear" w:color="auto" w:fill="F2F4F7"/>
-        <w:spacing w:before="0" w:after="0" w:line="250" w:lineRule="auto"/>
+        <w:spacing w:line="250" w:lineRule="auto"/>
+        <w:ind w:left="180" w:right="180"/>
+      </w:pPr>
+    </w:p>
+    <w:p>
+      <w:pPr>
+        <w:pBdr>
+          <w:left w:val="single" w:sz="12" w:space="6" w:color="B7C3D4"/>
+        </w:pBdr>
+        <w:shd w:val="clear" w:color="auto" w:fill="F2F4F7"/>
+        <w:spacing w:line="250" w:lineRule="auto"/>
         <w:ind w:left="180" w:right="180"/>
       </w:pPr>
       <w:r>
@@ -12062,7 +11816,7 @@
           <w:left w:val="single" w:sz="12" w:space="6" w:color="B7C3D4"/>
         </w:pBdr>
         <w:shd w:val="clear" w:color="auto" w:fill="F2F4F7"/>
-        <w:spacing w:before="0" w:after="0" w:line="250" w:lineRule="auto"/>
+        <w:spacing w:line="250" w:lineRule="auto"/>
         <w:ind w:left="180" w:right="180"/>
       </w:pPr>
       <w:r>
@@ -12079,7 +11833,7 @@
           <w:left w:val="single" w:sz="12" w:space="6" w:color="B7C3D4"/>
         </w:pBdr>
         <w:shd w:val="clear" w:color="auto" w:fill="F2F4F7"/>
-        <w:spacing w:before="0" w:after="0" w:line="250" w:lineRule="auto"/>
+        <w:spacing w:line="250" w:lineRule="auto"/>
         <w:ind w:left="180" w:right="180"/>
       </w:pPr>
       <w:r>
@@ -12096,23 +11850,17 @@
           <w:left w:val="single" w:sz="12" w:space="6" w:color="B7C3D4"/>
         </w:pBdr>
         <w:shd w:val="clear" w:color="auto" w:fill="F2F4F7"/>
-        <w:spacing w:before="0" w:after="0" w:line="250" w:lineRule="auto"/>
-        <w:ind w:left="180" w:right="180"/>
-      </w:pPr>
-      <w:r>
-        <w:rPr>
-          <w:rFonts w:ascii="Consolas" w:eastAsia="Consolas" w:hAnsi="Consolas" w:cs="Consolas"/>
-          <w:sz w:val="17"/>
-        </w:rPr>
-      </w:r>
-    </w:p>
-    <w:p>
-      <w:pPr>
-        <w:pBdr>
-          <w:left w:val="single" w:sz="12" w:space="6" w:color="B7C3D4"/>
-        </w:pBdr>
-        <w:shd w:val="clear" w:color="auto" w:fill="F2F4F7"/>
-        <w:spacing w:before="0" w:after="0" w:line="250" w:lineRule="auto"/>
+        <w:spacing w:line="250" w:lineRule="auto"/>
+        <w:ind w:left="180" w:right="180"/>
+      </w:pPr>
+    </w:p>
+    <w:p>
+      <w:pPr>
+        <w:pBdr>
+          <w:left w:val="single" w:sz="12" w:space="6" w:color="B7C3D4"/>
+        </w:pBdr>
+        <w:shd w:val="clear" w:color="auto" w:fill="F2F4F7"/>
+        <w:spacing w:line="250" w:lineRule="auto"/>
         <w:ind w:left="180" w:right="180"/>
       </w:pPr>
       <w:r>
@@ -12129,7 +11877,7 @@
           <w:left w:val="single" w:sz="12" w:space="6" w:color="B7C3D4"/>
         </w:pBdr>
         <w:shd w:val="clear" w:color="auto" w:fill="F2F4F7"/>
-        <w:spacing w:before="0" w:after="120" w:line="250" w:lineRule="auto"/>
+        <w:spacing w:after="120" w:line="250" w:lineRule="auto"/>
         <w:ind w:left="180" w:right="180"/>
       </w:pPr>
       <w:r>
@@ -12176,7 +11924,7 @@
           <w:left w:val="single" w:sz="12" w:space="6" w:color="B7C3D4"/>
         </w:pBdr>
         <w:shd w:val="clear" w:color="auto" w:fill="F2F4F7"/>
-        <w:spacing w:before="120" w:after="0" w:line="250" w:lineRule="auto"/>
+        <w:spacing w:before="120" w:line="250" w:lineRule="auto"/>
         <w:ind w:left="180" w:right="180"/>
       </w:pPr>
       <w:r>
@@ -12193,7 +11941,7 @@
           <w:left w:val="single" w:sz="12" w:space="6" w:color="B7C3D4"/>
         </w:pBdr>
         <w:shd w:val="clear" w:color="auto" w:fill="F2F4F7"/>
-        <w:spacing w:before="0" w:after="0" w:line="250" w:lineRule="auto"/>
+        <w:spacing w:line="250" w:lineRule="auto"/>
         <w:ind w:left="180" w:right="180"/>
       </w:pPr>
       <w:r>
@@ -12210,7 +11958,7 @@
           <w:left w:val="single" w:sz="12" w:space="6" w:color="B7C3D4"/>
         </w:pBdr>
         <w:shd w:val="clear" w:color="auto" w:fill="F2F4F7"/>
-        <w:spacing w:before="0" w:after="120" w:line="250" w:lineRule="auto"/>
+        <w:spacing w:after="120" w:line="250" w:lineRule="auto"/>
         <w:ind w:left="180" w:right="180"/>
       </w:pPr>
       <w:r>
@@ -12257,7 +12005,7 @@
           <w:left w:val="single" w:sz="20" w:space="8" w:color="C0504D"/>
         </w:pBdr>
         <w:shd w:val="clear" w:color="auto" w:fill="FCEAEA"/>
-        <w:spacing w:before="0" w:after="40" w:line="290" w:lineRule="auto"/>
+        <w:spacing w:after="40" w:line="290" w:lineRule="auto"/>
         <w:ind w:left="150" w:right="150"/>
       </w:pPr>
       <w:r>
@@ -12274,7 +12022,7 @@
           <w:left w:val="single" w:sz="20" w:space="8" w:color="C0504D"/>
         </w:pBdr>
         <w:shd w:val="clear" w:color="auto" w:fill="FCEAEA"/>
-        <w:spacing w:before="0" w:after="160" w:line="290" w:lineRule="auto"/>
+        <w:spacing w:after="160" w:line="290" w:lineRule="auto"/>
         <w:ind w:left="150" w:right="150"/>
       </w:pPr>
       <w:r>
@@ -12298,6 +12046,7 @@
           <w:b/>
           <w:color w:val="C0504D"/>
         </w:rPr>
+        <w:lastRenderedPageBreak/>
         <w:t xml:space="preserve">6-7 </w:t>
       </w:r>
       <w:r>
@@ -12322,7 +12071,7 @@
           <w:left w:val="single" w:sz="12" w:space="6" w:color="B7C3D4"/>
         </w:pBdr>
         <w:shd w:val="clear" w:color="auto" w:fill="F2F4F7"/>
-        <w:spacing w:before="120" w:after="0" w:line="250" w:lineRule="auto"/>
+        <w:spacing w:before="120" w:line="250" w:lineRule="auto"/>
         <w:ind w:left="180" w:right="180"/>
       </w:pPr>
       <w:r>
@@ -12339,23 +12088,17 @@
           <w:left w:val="single" w:sz="12" w:space="6" w:color="B7C3D4"/>
         </w:pBdr>
         <w:shd w:val="clear" w:color="auto" w:fill="F2F4F7"/>
-        <w:spacing w:before="0" w:after="0" w:line="250" w:lineRule="auto"/>
-        <w:ind w:left="180" w:right="180"/>
-      </w:pPr>
-      <w:r>
-        <w:rPr>
-          <w:rFonts w:ascii="Consolas" w:eastAsia="Consolas" w:hAnsi="Consolas" w:cs="Consolas"/>
-          <w:sz w:val="17"/>
-        </w:rPr>
-      </w:r>
-    </w:p>
-    <w:p>
-      <w:pPr>
-        <w:pBdr>
-          <w:left w:val="single" w:sz="12" w:space="6" w:color="B7C3D4"/>
-        </w:pBdr>
-        <w:shd w:val="clear" w:color="auto" w:fill="F2F4F7"/>
-        <w:spacing w:before="0" w:after="0" w:line="250" w:lineRule="auto"/>
+        <w:spacing w:line="250" w:lineRule="auto"/>
+        <w:ind w:left="180" w:right="180"/>
+      </w:pPr>
+    </w:p>
+    <w:p>
+      <w:pPr>
+        <w:pBdr>
+          <w:left w:val="single" w:sz="12" w:space="6" w:color="B7C3D4"/>
+        </w:pBdr>
+        <w:shd w:val="clear" w:color="auto" w:fill="F2F4F7"/>
+        <w:spacing w:line="250" w:lineRule="auto"/>
         <w:ind w:left="180" w:right="180"/>
       </w:pPr>
       <w:r>
@@ -12372,7 +12115,7 @@
           <w:left w:val="single" w:sz="12" w:space="6" w:color="B7C3D4"/>
         </w:pBdr>
         <w:shd w:val="clear" w:color="auto" w:fill="F2F4F7"/>
-        <w:spacing w:before="0" w:after="0" w:line="250" w:lineRule="auto"/>
+        <w:spacing w:line="250" w:lineRule="auto"/>
         <w:ind w:left="180" w:right="180"/>
       </w:pPr>
       <w:r>
@@ -12389,7 +12132,7 @@
           <w:left w:val="single" w:sz="12" w:space="6" w:color="B7C3D4"/>
         </w:pBdr>
         <w:shd w:val="clear" w:color="auto" w:fill="F2F4F7"/>
-        <w:spacing w:before="0" w:after="0" w:line="250" w:lineRule="auto"/>
+        <w:spacing w:line="250" w:lineRule="auto"/>
         <w:ind w:left="180" w:right="180"/>
       </w:pPr>
       <w:r>
@@ -12406,23 +12149,17 @@
           <w:left w:val="single" w:sz="12" w:space="6" w:color="B7C3D4"/>
         </w:pBdr>
         <w:shd w:val="clear" w:color="auto" w:fill="F2F4F7"/>
-        <w:spacing w:before="0" w:after="0" w:line="250" w:lineRule="auto"/>
-        <w:ind w:left="180" w:right="180"/>
-      </w:pPr>
-      <w:r>
-        <w:rPr>
-          <w:rFonts w:ascii="Consolas" w:eastAsia="Consolas" w:hAnsi="Consolas" w:cs="Consolas"/>
-          <w:sz w:val="17"/>
-        </w:rPr>
-      </w:r>
-    </w:p>
-    <w:p>
-      <w:pPr>
-        <w:pBdr>
-          <w:left w:val="single" w:sz="12" w:space="6" w:color="B7C3D4"/>
-        </w:pBdr>
-        <w:shd w:val="clear" w:color="auto" w:fill="F2F4F7"/>
-        <w:spacing w:before="0" w:after="0" w:line="250" w:lineRule="auto"/>
+        <w:spacing w:line="250" w:lineRule="auto"/>
+        <w:ind w:left="180" w:right="180"/>
+      </w:pPr>
+    </w:p>
+    <w:p>
+      <w:pPr>
+        <w:pBdr>
+          <w:left w:val="single" w:sz="12" w:space="6" w:color="B7C3D4"/>
+        </w:pBdr>
+        <w:shd w:val="clear" w:color="auto" w:fill="F2F4F7"/>
+        <w:spacing w:line="250" w:lineRule="auto"/>
         <w:ind w:left="180" w:right="180"/>
       </w:pPr>
       <w:r>
@@ -12439,7 +12176,7 @@
           <w:left w:val="single" w:sz="12" w:space="6" w:color="B7C3D4"/>
         </w:pBdr>
         <w:shd w:val="clear" w:color="auto" w:fill="F2F4F7"/>
-        <w:spacing w:before="0" w:after="0" w:line="250" w:lineRule="auto"/>
+        <w:spacing w:line="250" w:lineRule="auto"/>
         <w:ind w:left="180" w:right="180"/>
       </w:pPr>
       <w:r>
@@ -12456,7 +12193,7 @@
           <w:left w:val="single" w:sz="12" w:space="6" w:color="B7C3D4"/>
         </w:pBdr>
         <w:shd w:val="clear" w:color="auto" w:fill="F2F4F7"/>
-        <w:spacing w:before="0" w:after="0" w:line="250" w:lineRule="auto"/>
+        <w:spacing w:line="250" w:lineRule="auto"/>
         <w:ind w:left="180" w:right="180"/>
       </w:pPr>
       <w:r>
@@ -12473,7 +12210,7 @@
           <w:left w:val="single" w:sz="12" w:space="6" w:color="B7C3D4"/>
         </w:pBdr>
         <w:shd w:val="clear" w:color="auto" w:fill="F2F4F7"/>
-        <w:spacing w:before="0" w:after="120" w:line="250" w:lineRule="auto"/>
+        <w:spacing w:after="120" w:line="250" w:lineRule="auto"/>
         <w:ind w:left="180" w:right="180"/>
       </w:pPr>
       <w:r>
@@ -12517,6 +12254,7 @@
     <w:p>
       <w:pPr>
         <w:pStyle w:val="1"/>
+        <w:pageBreakBefore/>
         <w:shd w:val="clear" w:color="auto" w:fill="1F3864"/>
         <w:spacing w:before="200" w:after="200"/>
         <w:ind w:left="150" w:right="150"/>
@@ -12527,6 +12265,7 @@
           <w:color w:val="FFFFFF"/>
           <w:sz w:val="28"/>
         </w:rPr>
+        <w:lastRenderedPageBreak/>
         <w:t>7장.  Promise 와 async / await</w:t>
       </w:r>
     </w:p>
@@ -12911,7 +12650,7 @@
           <w:left w:val="single" w:sz="12" w:space="6" w:color="B7C3D4"/>
         </w:pBdr>
         <w:shd w:val="clear" w:color="auto" w:fill="F2F4F7"/>
-        <w:spacing w:before="120" w:after="0" w:line="250" w:lineRule="auto"/>
+        <w:spacing w:before="120" w:line="250" w:lineRule="auto"/>
         <w:ind w:left="180" w:right="180"/>
       </w:pPr>
       <w:r>
@@ -12928,7 +12667,7 @@
           <w:left w:val="single" w:sz="12" w:space="6" w:color="B7C3D4"/>
         </w:pBdr>
         <w:shd w:val="clear" w:color="auto" w:fill="F2F4F7"/>
-        <w:spacing w:before="0" w:after="0" w:line="250" w:lineRule="auto"/>
+        <w:spacing w:line="250" w:lineRule="auto"/>
         <w:ind w:left="180" w:right="180"/>
       </w:pPr>
       <w:r>
@@ -12945,7 +12684,7 @@
           <w:left w:val="single" w:sz="12" w:space="6" w:color="B7C3D4"/>
         </w:pBdr>
         <w:shd w:val="clear" w:color="auto" w:fill="F2F4F7"/>
-        <w:spacing w:before="0" w:after="0" w:line="250" w:lineRule="auto"/>
+        <w:spacing w:line="250" w:lineRule="auto"/>
         <w:ind w:left="180" w:right="180"/>
       </w:pPr>
       <w:r>
@@ -12962,7 +12701,7 @@
           <w:left w:val="single" w:sz="12" w:space="6" w:color="B7C3D4"/>
         </w:pBdr>
         <w:shd w:val="clear" w:color="auto" w:fill="F2F4F7"/>
-        <w:spacing w:before="0" w:after="0" w:line="250" w:lineRule="auto"/>
+        <w:spacing w:line="250" w:lineRule="auto"/>
         <w:ind w:left="180" w:right="180"/>
       </w:pPr>
       <w:r>
@@ -12979,7 +12718,7 @@
           <w:left w:val="single" w:sz="12" w:space="6" w:color="B7C3D4"/>
         </w:pBdr>
         <w:shd w:val="clear" w:color="auto" w:fill="F2F4F7"/>
-        <w:spacing w:before="0" w:after="0" w:line="250" w:lineRule="auto"/>
+        <w:spacing w:line="250" w:lineRule="auto"/>
         <w:ind w:left="180" w:right="180"/>
       </w:pPr>
       <w:r>
@@ -12996,23 +12735,17 @@
           <w:left w:val="single" w:sz="12" w:space="6" w:color="B7C3D4"/>
         </w:pBdr>
         <w:shd w:val="clear" w:color="auto" w:fill="F2F4F7"/>
-        <w:spacing w:before="0" w:after="0" w:line="250" w:lineRule="auto"/>
-        <w:ind w:left="180" w:right="180"/>
-      </w:pPr>
-      <w:r>
-        <w:rPr>
-          <w:rFonts w:ascii="Consolas" w:eastAsia="Consolas" w:hAnsi="Consolas" w:cs="Consolas"/>
-          <w:sz w:val="17"/>
-        </w:rPr>
-      </w:r>
-    </w:p>
-    <w:p>
-      <w:pPr>
-        <w:pBdr>
-          <w:left w:val="single" w:sz="12" w:space="6" w:color="B7C3D4"/>
-        </w:pBdr>
-        <w:shd w:val="clear" w:color="auto" w:fill="F2F4F7"/>
-        <w:spacing w:before="0" w:after="0" w:line="250" w:lineRule="auto"/>
+        <w:spacing w:line="250" w:lineRule="auto"/>
+        <w:ind w:left="180" w:right="180"/>
+      </w:pPr>
+    </w:p>
+    <w:p>
+      <w:pPr>
+        <w:pBdr>
+          <w:left w:val="single" w:sz="12" w:space="6" w:color="B7C3D4"/>
+        </w:pBdr>
+        <w:shd w:val="clear" w:color="auto" w:fill="F2F4F7"/>
+        <w:spacing w:line="250" w:lineRule="auto"/>
         <w:ind w:left="180" w:right="180"/>
       </w:pPr>
       <w:r>
@@ -13029,7 +12762,7 @@
           <w:left w:val="single" w:sz="12" w:space="6" w:color="B7C3D4"/>
         </w:pBdr>
         <w:shd w:val="clear" w:color="auto" w:fill="F2F4F7"/>
-        <w:spacing w:before="0" w:after="0" w:line="250" w:lineRule="auto"/>
+        <w:spacing w:line="250" w:lineRule="auto"/>
         <w:ind w:left="180" w:right="180"/>
       </w:pPr>
       <w:r>
@@ -13046,7 +12779,7 @@
           <w:left w:val="single" w:sz="12" w:space="6" w:color="B7C3D4"/>
         </w:pBdr>
         <w:shd w:val="clear" w:color="auto" w:fill="F2F4F7"/>
-        <w:spacing w:before="0" w:after="120" w:line="250" w:lineRule="auto"/>
+        <w:spacing w:after="120" w:line="250" w:lineRule="auto"/>
         <w:ind w:left="180" w:right="180"/>
       </w:pPr>
       <w:r>
@@ -13090,6 +12823,7 @@
     <w:p>
       <w:pPr>
         <w:pStyle w:val="2"/>
+        <w:pageBreakBefore/>
         <w:pBdr>
           <w:bottom w:val="single" w:sz="12" w:space="6" w:color="2E5496"/>
         </w:pBdr>
@@ -13100,6 +12834,7 @@
           <w:b/>
           <w:color w:val="C0504D"/>
         </w:rPr>
+        <w:lastRenderedPageBreak/>
         <w:t xml:space="preserve">7-2 </w:t>
       </w:r>
       <w:r>
@@ -13124,7 +12859,7 @@
           <w:left w:val="single" w:sz="12" w:space="6" w:color="B7C3D4"/>
         </w:pBdr>
         <w:shd w:val="clear" w:color="auto" w:fill="F2F4F7"/>
-        <w:spacing w:before="120" w:after="0" w:line="250" w:lineRule="auto"/>
+        <w:spacing w:before="120" w:line="250" w:lineRule="auto"/>
         <w:ind w:left="180" w:right="180"/>
       </w:pPr>
       <w:r>
@@ -13141,7 +12876,7 @@
           <w:left w:val="single" w:sz="12" w:space="6" w:color="B7C3D4"/>
         </w:pBdr>
         <w:shd w:val="clear" w:color="auto" w:fill="F2F4F7"/>
-        <w:spacing w:before="0" w:after="0" w:line="250" w:lineRule="auto"/>
+        <w:spacing w:line="250" w:lineRule="auto"/>
         <w:ind w:left="180" w:right="180"/>
       </w:pPr>
       <w:r>
@@ -13158,7 +12893,7 @@
           <w:left w:val="single" w:sz="12" w:space="6" w:color="B7C3D4"/>
         </w:pBdr>
         <w:shd w:val="clear" w:color="auto" w:fill="F2F4F7"/>
-        <w:spacing w:before="0" w:after="0" w:line="250" w:lineRule="auto"/>
+        <w:spacing w:line="250" w:lineRule="auto"/>
         <w:ind w:left="180" w:right="180"/>
       </w:pPr>
       <w:r>
@@ -13175,7 +12910,7 @@
           <w:left w:val="single" w:sz="12" w:space="6" w:color="B7C3D4"/>
         </w:pBdr>
         <w:shd w:val="clear" w:color="auto" w:fill="F2F4F7"/>
-        <w:spacing w:before="0" w:after="0" w:line="250" w:lineRule="auto"/>
+        <w:spacing w:line="250" w:lineRule="auto"/>
         <w:ind w:left="180" w:right="180"/>
       </w:pPr>
       <w:r>
@@ -13192,7 +12927,7 @@
           <w:left w:val="single" w:sz="12" w:space="6" w:color="B7C3D4"/>
         </w:pBdr>
         <w:shd w:val="clear" w:color="auto" w:fill="F2F4F7"/>
-        <w:spacing w:before="0" w:after="0" w:line="250" w:lineRule="auto"/>
+        <w:spacing w:line="250" w:lineRule="auto"/>
         <w:ind w:left="180" w:right="180"/>
       </w:pPr>
       <w:r>
@@ -13209,7 +12944,7 @@
           <w:left w:val="single" w:sz="12" w:space="6" w:color="B7C3D4"/>
         </w:pBdr>
         <w:shd w:val="clear" w:color="auto" w:fill="F2F4F7"/>
-        <w:spacing w:before="0" w:after="0" w:line="250" w:lineRule="auto"/>
+        <w:spacing w:line="250" w:lineRule="auto"/>
         <w:ind w:left="180" w:right="180"/>
       </w:pPr>
       <w:r>
@@ -13226,7 +12961,7 @@
           <w:left w:val="single" w:sz="12" w:space="6" w:color="B7C3D4"/>
         </w:pBdr>
         <w:shd w:val="clear" w:color="auto" w:fill="F2F4F7"/>
-        <w:spacing w:before="0" w:after="0" w:line="250" w:lineRule="auto"/>
+        <w:spacing w:line="250" w:lineRule="auto"/>
         <w:ind w:left="180" w:right="180"/>
       </w:pPr>
       <w:r>
@@ -13243,7 +12978,7 @@
           <w:left w:val="single" w:sz="12" w:space="6" w:color="B7C3D4"/>
         </w:pBdr>
         <w:shd w:val="clear" w:color="auto" w:fill="F2F4F7"/>
-        <w:spacing w:before="0" w:after="0" w:line="250" w:lineRule="auto"/>
+        <w:spacing w:line="250" w:lineRule="auto"/>
         <w:ind w:left="180" w:right="180"/>
       </w:pPr>
       <w:r>
@@ -13260,7 +12995,7 @@
           <w:left w:val="single" w:sz="12" w:space="6" w:color="B7C3D4"/>
         </w:pBdr>
         <w:shd w:val="clear" w:color="auto" w:fill="F2F4F7"/>
-        <w:spacing w:before="0" w:after="120" w:line="250" w:lineRule="auto"/>
+        <w:spacing w:after="120" w:line="250" w:lineRule="auto"/>
         <w:ind w:left="180" w:right="180"/>
       </w:pPr>
       <w:r>
@@ -13304,6 +13039,7 @@
     <w:p>
       <w:pPr>
         <w:pStyle w:val="2"/>
+        <w:pageBreakBefore/>
         <w:pBdr>
           <w:bottom w:val="single" w:sz="12" w:space="6" w:color="2E5496"/>
         </w:pBdr>
@@ -13314,6 +13050,7 @@
           <w:b/>
           <w:color w:val="C0504D"/>
         </w:rPr>
+        <w:lastRenderedPageBreak/>
         <w:t xml:space="preserve">7-3 </w:t>
       </w:r>
       <w:r>
@@ -13338,7 +13075,7 @@
           <w:left w:val="single" w:sz="12" w:space="6" w:color="B7C3D4"/>
         </w:pBdr>
         <w:shd w:val="clear" w:color="auto" w:fill="F2F4F7"/>
-        <w:spacing w:before="120" w:after="0" w:line="250" w:lineRule="auto"/>
+        <w:spacing w:before="120" w:line="250" w:lineRule="auto"/>
         <w:ind w:left="180" w:right="180"/>
       </w:pPr>
       <w:r>
@@ -13355,7 +13092,7 @@
           <w:left w:val="single" w:sz="12" w:space="6" w:color="B7C3D4"/>
         </w:pBdr>
         <w:shd w:val="clear" w:color="auto" w:fill="F2F4F7"/>
-        <w:spacing w:before="0" w:after="0" w:line="250" w:lineRule="auto"/>
+        <w:spacing w:line="250" w:lineRule="auto"/>
         <w:ind w:left="180" w:right="180"/>
       </w:pPr>
       <w:r>
@@ -13372,7 +13109,7 @@
           <w:left w:val="single" w:sz="12" w:space="6" w:color="B7C3D4"/>
         </w:pBdr>
         <w:shd w:val="clear" w:color="auto" w:fill="F2F4F7"/>
-        <w:spacing w:before="0" w:after="0" w:line="250" w:lineRule="auto"/>
+        <w:spacing w:line="250" w:lineRule="auto"/>
         <w:ind w:left="180" w:right="180"/>
       </w:pPr>
       <w:r>
@@ -13389,7 +13126,7 @@
           <w:left w:val="single" w:sz="12" w:space="6" w:color="B7C3D4"/>
         </w:pBdr>
         <w:shd w:val="clear" w:color="auto" w:fill="F2F4F7"/>
-        <w:spacing w:before="0" w:after="0" w:line="250" w:lineRule="auto"/>
+        <w:spacing w:line="250" w:lineRule="auto"/>
         <w:ind w:left="180" w:right="180"/>
       </w:pPr>
       <w:r>
@@ -13406,7 +13143,7 @@
           <w:left w:val="single" w:sz="12" w:space="6" w:color="B7C3D4"/>
         </w:pBdr>
         <w:shd w:val="clear" w:color="auto" w:fill="F2F4F7"/>
-        <w:spacing w:before="0" w:after="0" w:line="250" w:lineRule="auto"/>
+        <w:spacing w:line="250" w:lineRule="auto"/>
         <w:ind w:left="180" w:right="180"/>
       </w:pPr>
       <w:r>
@@ -13423,7 +13160,7 @@
           <w:left w:val="single" w:sz="12" w:space="6" w:color="B7C3D4"/>
         </w:pBdr>
         <w:shd w:val="clear" w:color="auto" w:fill="F2F4F7"/>
-        <w:spacing w:before="0" w:after="0" w:line="250" w:lineRule="auto"/>
+        <w:spacing w:line="250" w:lineRule="auto"/>
         <w:ind w:left="180" w:right="180"/>
       </w:pPr>
       <w:r>
@@ -13440,7 +13177,7 @@
           <w:left w:val="single" w:sz="12" w:space="6" w:color="B7C3D4"/>
         </w:pBdr>
         <w:shd w:val="clear" w:color="auto" w:fill="F2F4F7"/>
-        <w:spacing w:before="0" w:after="0" w:line="250" w:lineRule="auto"/>
+        <w:spacing w:line="250" w:lineRule="auto"/>
         <w:ind w:left="180" w:right="180"/>
       </w:pPr>
       <w:r>
@@ -13457,7 +13194,7 @@
           <w:left w:val="single" w:sz="12" w:space="6" w:color="B7C3D4"/>
         </w:pBdr>
         <w:shd w:val="clear" w:color="auto" w:fill="F2F4F7"/>
-        <w:spacing w:before="0" w:after="0" w:line="250" w:lineRule="auto"/>
+        <w:spacing w:line="250" w:lineRule="auto"/>
         <w:ind w:left="180" w:right="180"/>
       </w:pPr>
       <w:r>
@@ -13474,7 +13211,7 @@
           <w:left w:val="single" w:sz="12" w:space="6" w:color="B7C3D4"/>
         </w:pBdr>
         <w:shd w:val="clear" w:color="auto" w:fill="F2F4F7"/>
-        <w:spacing w:before="0" w:after="0" w:line="250" w:lineRule="auto"/>
+        <w:spacing w:line="250" w:lineRule="auto"/>
         <w:ind w:left="180" w:right="180"/>
       </w:pPr>
       <w:r>
@@ -13491,7 +13228,7 @@
           <w:left w:val="single" w:sz="12" w:space="6" w:color="B7C3D4"/>
         </w:pBdr>
         <w:shd w:val="clear" w:color="auto" w:fill="F2F4F7"/>
-        <w:spacing w:before="0" w:after="0" w:line="250" w:lineRule="auto"/>
+        <w:spacing w:line="250" w:lineRule="auto"/>
         <w:ind w:left="180" w:right="180"/>
       </w:pPr>
       <w:r>
@@ -13508,23 +13245,17 @@
           <w:left w:val="single" w:sz="12" w:space="6" w:color="B7C3D4"/>
         </w:pBdr>
         <w:shd w:val="clear" w:color="auto" w:fill="F2F4F7"/>
-        <w:spacing w:before="0" w:after="0" w:line="250" w:lineRule="auto"/>
-        <w:ind w:left="180" w:right="180"/>
-      </w:pPr>
-      <w:r>
-        <w:rPr>
-          <w:rFonts w:ascii="Consolas" w:eastAsia="Consolas" w:hAnsi="Consolas" w:cs="Consolas"/>
-          <w:sz w:val="17"/>
-        </w:rPr>
-      </w:r>
-    </w:p>
-    <w:p>
-      <w:pPr>
-        <w:pBdr>
-          <w:left w:val="single" w:sz="12" w:space="6" w:color="B7C3D4"/>
-        </w:pBdr>
-        <w:shd w:val="clear" w:color="auto" w:fill="F2F4F7"/>
-        <w:spacing w:before="0" w:after="120" w:line="250" w:lineRule="auto"/>
+        <w:spacing w:line="250" w:lineRule="auto"/>
+        <w:ind w:left="180" w:right="180"/>
+      </w:pPr>
+    </w:p>
+    <w:p>
+      <w:pPr>
+        <w:pBdr>
+          <w:left w:val="single" w:sz="12" w:space="6" w:color="B7C3D4"/>
+        </w:pBdr>
+        <w:shd w:val="clear" w:color="auto" w:fill="F2F4F7"/>
+        <w:spacing w:after="120" w:line="250" w:lineRule="auto"/>
         <w:ind w:left="180" w:right="180"/>
       </w:pPr>
       <w:r>
@@ -13899,6 +13630,7 @@
     <w:p>
       <w:pPr>
         <w:pStyle w:val="2"/>
+        <w:pageBreakBefore/>
         <w:pBdr>
           <w:bottom w:val="single" w:sz="12" w:space="6" w:color="2E5496"/>
         </w:pBdr>
@@ -13909,6 +13641,7 @@
           <w:b/>
           <w:color w:val="C0504D"/>
         </w:rPr>
+        <w:lastRenderedPageBreak/>
         <w:t xml:space="preserve">7-4 </w:t>
       </w:r>
       <w:r>
@@ -13933,7 +13666,7 @@
           <w:left w:val="single" w:sz="12" w:space="6" w:color="B7C3D4"/>
         </w:pBdr>
         <w:shd w:val="clear" w:color="auto" w:fill="F2F4F7"/>
-        <w:spacing w:before="120" w:after="0" w:line="250" w:lineRule="auto"/>
+        <w:spacing w:before="120" w:line="250" w:lineRule="auto"/>
         <w:ind w:left="180" w:right="180"/>
       </w:pPr>
       <w:r>
@@ -13950,7 +13683,7 @@
           <w:left w:val="single" w:sz="12" w:space="6" w:color="B7C3D4"/>
         </w:pBdr>
         <w:shd w:val="clear" w:color="auto" w:fill="F2F4F7"/>
-        <w:spacing w:before="0" w:after="0" w:line="250" w:lineRule="auto"/>
+        <w:spacing w:line="250" w:lineRule="auto"/>
         <w:ind w:left="180" w:right="180"/>
       </w:pPr>
       <w:r>
@@ -13967,7 +13700,7 @@
           <w:left w:val="single" w:sz="12" w:space="6" w:color="B7C3D4"/>
         </w:pBdr>
         <w:shd w:val="clear" w:color="auto" w:fill="F2F4F7"/>
-        <w:spacing w:before="0" w:after="0" w:line="250" w:lineRule="auto"/>
+        <w:spacing w:line="250" w:lineRule="auto"/>
         <w:ind w:left="180" w:right="180"/>
       </w:pPr>
       <w:r>
@@ -13984,23 +13717,17 @@
           <w:left w:val="single" w:sz="12" w:space="6" w:color="B7C3D4"/>
         </w:pBdr>
         <w:shd w:val="clear" w:color="auto" w:fill="F2F4F7"/>
-        <w:spacing w:before="0" w:after="0" w:line="250" w:lineRule="auto"/>
-        <w:ind w:left="180" w:right="180"/>
-      </w:pPr>
-      <w:r>
-        <w:rPr>
-          <w:rFonts w:ascii="Consolas" w:eastAsia="Consolas" w:hAnsi="Consolas" w:cs="Consolas"/>
-          <w:sz w:val="17"/>
-        </w:rPr>
-      </w:r>
-    </w:p>
-    <w:p>
-      <w:pPr>
-        <w:pBdr>
-          <w:left w:val="single" w:sz="12" w:space="6" w:color="B7C3D4"/>
-        </w:pBdr>
-        <w:shd w:val="clear" w:color="auto" w:fill="F2F4F7"/>
-        <w:spacing w:before="0" w:after="0" w:line="250" w:lineRule="auto"/>
+        <w:spacing w:line="250" w:lineRule="auto"/>
+        <w:ind w:left="180" w:right="180"/>
+      </w:pPr>
+    </w:p>
+    <w:p>
+      <w:pPr>
+        <w:pBdr>
+          <w:left w:val="single" w:sz="12" w:space="6" w:color="B7C3D4"/>
+        </w:pBdr>
+        <w:shd w:val="clear" w:color="auto" w:fill="F2F4F7"/>
+        <w:spacing w:line="250" w:lineRule="auto"/>
         <w:ind w:left="180" w:right="180"/>
       </w:pPr>
       <w:r>
@@ -14017,7 +13744,7 @@
           <w:left w:val="single" w:sz="12" w:space="6" w:color="B7C3D4"/>
         </w:pBdr>
         <w:shd w:val="clear" w:color="auto" w:fill="F2F4F7"/>
-        <w:spacing w:before="0" w:after="120" w:line="250" w:lineRule="auto"/>
+        <w:spacing w:after="120" w:line="250" w:lineRule="auto"/>
         <w:ind w:left="180" w:right="180"/>
       </w:pPr>
       <w:r>
@@ -14064,7 +13791,7 @@
           <w:left w:val="single" w:sz="20" w:space="8" w:color="C0504D"/>
         </w:pBdr>
         <w:shd w:val="clear" w:color="auto" w:fill="FCEAEA"/>
-        <w:spacing w:before="0" w:after="40" w:line="290" w:lineRule="auto"/>
+        <w:spacing w:after="40" w:line="290" w:lineRule="auto"/>
         <w:ind w:left="150" w:right="150"/>
       </w:pPr>
       <w:r>
@@ -14081,7 +13808,7 @@
           <w:left w:val="single" w:sz="20" w:space="8" w:color="C0504D"/>
         </w:pBdr>
         <w:shd w:val="clear" w:color="auto" w:fill="FCEAEA"/>
-        <w:spacing w:before="0" w:after="160" w:line="290" w:lineRule="auto"/>
+        <w:spacing w:after="160" w:line="290" w:lineRule="auto"/>
         <w:ind w:left="150" w:right="150"/>
       </w:pPr>
       <w:r>
@@ -14095,6 +13822,7 @@
     <w:p>
       <w:pPr>
         <w:pStyle w:val="1"/>
+        <w:pageBreakBefore/>
         <w:shd w:val="clear" w:color="auto" w:fill="1F3864"/>
         <w:spacing w:before="200" w:after="200"/>
         <w:ind w:left="150" w:right="150"/>
@@ -14105,6 +13833,7 @@
           <w:color w:val="FFFFFF"/>
           <w:sz w:val="28"/>
         </w:rPr>
+        <w:lastRenderedPageBreak/>
         <w:t>8장.  모듈 — export 와 import</w:t>
       </w:r>
     </w:p>
@@ -14176,7 +13905,7 @@
           <w:left w:val="single" w:sz="12" w:space="6" w:color="B7C3D4"/>
         </w:pBdr>
         <w:shd w:val="clear" w:color="auto" w:fill="F2F4F7"/>
-        <w:spacing w:before="120" w:after="0" w:line="250" w:lineRule="auto"/>
+        <w:spacing w:before="120" w:line="250" w:lineRule="auto"/>
         <w:ind w:left="180" w:right="180"/>
       </w:pPr>
       <w:r>
@@ -14193,7 +13922,7 @@
           <w:left w:val="single" w:sz="12" w:space="6" w:color="B7C3D4"/>
         </w:pBdr>
         <w:shd w:val="clear" w:color="auto" w:fill="F2F4F7"/>
-        <w:spacing w:before="0" w:after="0" w:line="250" w:lineRule="auto"/>
+        <w:spacing w:line="250" w:lineRule="auto"/>
         <w:ind w:left="180" w:right="180"/>
       </w:pPr>
       <w:r>
@@ -14210,7 +13939,7 @@
           <w:left w:val="single" w:sz="12" w:space="6" w:color="B7C3D4"/>
         </w:pBdr>
         <w:shd w:val="clear" w:color="auto" w:fill="F2F4F7"/>
-        <w:spacing w:before="0" w:after="120" w:line="250" w:lineRule="auto"/>
+        <w:spacing w:after="120" w:line="250" w:lineRule="auto"/>
         <w:ind w:left="180" w:right="180"/>
       </w:pPr>
       <w:r>
@@ -14232,7 +13961,7 @@
           <w:left w:val="single" w:sz="12" w:space="6" w:color="B7C3D4"/>
         </w:pBdr>
         <w:shd w:val="clear" w:color="auto" w:fill="F2F4F7"/>
-        <w:spacing w:before="120" w:after="0" w:line="250" w:lineRule="auto"/>
+        <w:spacing w:before="120" w:line="250" w:lineRule="auto"/>
         <w:ind w:left="180" w:right="180"/>
       </w:pPr>
       <w:r>
@@ -14249,7 +13978,7 @@
           <w:left w:val="single" w:sz="12" w:space="6" w:color="B7C3D4"/>
         </w:pBdr>
         <w:shd w:val="clear" w:color="auto" w:fill="F2F4F7"/>
-        <w:spacing w:before="0" w:after="0" w:line="250" w:lineRule="auto"/>
+        <w:spacing w:line="250" w:lineRule="auto"/>
         <w:ind w:left="180" w:right="180"/>
       </w:pPr>
       <w:r>
@@ -14266,7 +13995,7 @@
           <w:left w:val="single" w:sz="12" w:space="6" w:color="B7C3D4"/>
         </w:pBdr>
         <w:shd w:val="clear" w:color="auto" w:fill="F2F4F7"/>
-        <w:spacing w:before="0" w:after="0" w:line="250" w:lineRule="auto"/>
+        <w:spacing w:line="250" w:lineRule="auto"/>
         <w:ind w:left="180" w:right="180"/>
       </w:pPr>
       <w:r>
@@ -14283,23 +14012,17 @@
           <w:left w:val="single" w:sz="12" w:space="6" w:color="B7C3D4"/>
         </w:pBdr>
         <w:shd w:val="clear" w:color="auto" w:fill="F2F4F7"/>
-        <w:spacing w:before="0" w:after="0" w:line="250" w:lineRule="auto"/>
-        <w:ind w:left="180" w:right="180"/>
-      </w:pPr>
-      <w:r>
-        <w:rPr>
-          <w:rFonts w:ascii="Consolas" w:eastAsia="Consolas" w:hAnsi="Consolas" w:cs="Consolas"/>
-          <w:sz w:val="17"/>
-        </w:rPr>
-      </w:r>
-    </w:p>
-    <w:p>
-      <w:pPr>
-        <w:pBdr>
-          <w:left w:val="single" w:sz="12" w:space="6" w:color="B7C3D4"/>
-        </w:pBdr>
-        <w:shd w:val="clear" w:color="auto" w:fill="F2F4F7"/>
-        <w:spacing w:before="0" w:after="0" w:line="250" w:lineRule="auto"/>
+        <w:spacing w:line="250" w:lineRule="auto"/>
+        <w:ind w:left="180" w:right="180"/>
+      </w:pPr>
+    </w:p>
+    <w:p>
+      <w:pPr>
+        <w:pBdr>
+          <w:left w:val="single" w:sz="12" w:space="6" w:color="B7C3D4"/>
+        </w:pBdr>
+        <w:shd w:val="clear" w:color="auto" w:fill="F2F4F7"/>
+        <w:spacing w:line="250" w:lineRule="auto"/>
         <w:ind w:left="180" w:right="180"/>
       </w:pPr>
       <w:r>
@@ -14316,7 +14039,7 @@
           <w:left w:val="single" w:sz="12" w:space="6" w:color="B7C3D4"/>
         </w:pBdr>
         <w:shd w:val="clear" w:color="auto" w:fill="F2F4F7"/>
-        <w:spacing w:before="0" w:after="0" w:line="250" w:lineRule="auto"/>
+        <w:spacing w:line="250" w:lineRule="auto"/>
         <w:ind w:left="180" w:right="180"/>
       </w:pPr>
       <w:r>
@@ -14333,7 +14056,7 @@
           <w:left w:val="single" w:sz="12" w:space="6" w:color="B7C3D4"/>
         </w:pBdr>
         <w:shd w:val="clear" w:color="auto" w:fill="F2F4F7"/>
-        <w:spacing w:before="0" w:after="0" w:line="250" w:lineRule="auto"/>
+        <w:spacing w:line="250" w:lineRule="auto"/>
         <w:ind w:left="180" w:right="180"/>
       </w:pPr>
       <w:r>
@@ -14350,23 +14073,17 @@
           <w:left w:val="single" w:sz="12" w:space="6" w:color="B7C3D4"/>
         </w:pBdr>
         <w:shd w:val="clear" w:color="auto" w:fill="F2F4F7"/>
-        <w:spacing w:before="0" w:after="0" w:line="250" w:lineRule="auto"/>
-        <w:ind w:left="180" w:right="180"/>
-      </w:pPr>
-      <w:r>
-        <w:rPr>
-          <w:rFonts w:ascii="Consolas" w:eastAsia="Consolas" w:hAnsi="Consolas" w:cs="Consolas"/>
-          <w:sz w:val="17"/>
-        </w:rPr>
-      </w:r>
-    </w:p>
-    <w:p>
-      <w:pPr>
-        <w:pBdr>
-          <w:left w:val="single" w:sz="12" w:space="6" w:color="B7C3D4"/>
-        </w:pBdr>
-        <w:shd w:val="clear" w:color="auto" w:fill="F2F4F7"/>
-        <w:spacing w:before="0" w:after="0" w:line="250" w:lineRule="auto"/>
+        <w:spacing w:line="250" w:lineRule="auto"/>
+        <w:ind w:left="180" w:right="180"/>
+      </w:pPr>
+    </w:p>
+    <w:p>
+      <w:pPr>
+        <w:pBdr>
+          <w:left w:val="single" w:sz="12" w:space="6" w:color="B7C3D4"/>
+        </w:pBdr>
+        <w:shd w:val="clear" w:color="auto" w:fill="F2F4F7"/>
+        <w:spacing w:line="250" w:lineRule="auto"/>
         <w:ind w:left="180" w:right="180"/>
       </w:pPr>
       <w:r>
@@ -14383,7 +14100,7 @@
           <w:left w:val="single" w:sz="12" w:space="6" w:color="B7C3D4"/>
         </w:pBdr>
         <w:shd w:val="clear" w:color="auto" w:fill="F2F4F7"/>
-        <w:spacing w:before="0" w:after="0" w:line="250" w:lineRule="auto"/>
+        <w:spacing w:line="250" w:lineRule="auto"/>
         <w:ind w:left="180" w:right="180"/>
       </w:pPr>
       <w:r>
@@ -14400,7 +14117,7 @@
           <w:left w:val="single" w:sz="12" w:space="6" w:color="B7C3D4"/>
         </w:pBdr>
         <w:shd w:val="clear" w:color="auto" w:fill="F2F4F7"/>
-        <w:spacing w:before="0" w:after="120" w:line="250" w:lineRule="auto"/>
+        <w:spacing w:after="120" w:line="250" w:lineRule="auto"/>
         <w:ind w:left="180" w:right="180"/>
       </w:pPr>
       <w:r>
@@ -14444,6 +14161,7 @@
     <w:p>
       <w:pPr>
         <w:pStyle w:val="2"/>
+        <w:pageBreakBefore/>
         <w:pBdr>
           <w:bottom w:val="single" w:sz="12" w:space="6" w:color="2E5496"/>
         </w:pBdr>
@@ -14454,6 +14172,7 @@
           <w:b/>
           <w:color w:val="C0504D"/>
         </w:rPr>
+        <w:lastRenderedPageBreak/>
         <w:t xml:space="preserve">8-3 </w:t>
       </w:r>
       <w:r>
@@ -14478,7 +14197,7 @@
           <w:left w:val="single" w:sz="12" w:space="6" w:color="B7C3D4"/>
         </w:pBdr>
         <w:shd w:val="clear" w:color="auto" w:fill="F2F4F7"/>
-        <w:spacing w:before="120" w:after="0" w:line="250" w:lineRule="auto"/>
+        <w:spacing w:before="120" w:line="250" w:lineRule="auto"/>
         <w:ind w:left="180" w:right="180"/>
       </w:pPr>
       <w:r>
@@ -14495,7 +14214,7 @@
           <w:left w:val="single" w:sz="12" w:space="6" w:color="B7C3D4"/>
         </w:pBdr>
         <w:shd w:val="clear" w:color="auto" w:fill="F2F4F7"/>
-        <w:spacing w:before="0" w:after="0" w:line="250" w:lineRule="auto"/>
+        <w:spacing w:line="250" w:lineRule="auto"/>
         <w:ind w:left="180" w:right="180"/>
       </w:pPr>
       <w:r>
@@ -14512,7 +14231,7 @@
           <w:left w:val="single" w:sz="12" w:space="6" w:color="B7C3D4"/>
         </w:pBdr>
         <w:shd w:val="clear" w:color="auto" w:fill="F2F4F7"/>
-        <w:spacing w:before="0" w:after="0" w:line="250" w:lineRule="auto"/>
+        <w:spacing w:line="250" w:lineRule="auto"/>
         <w:ind w:left="180" w:right="180"/>
       </w:pPr>
       <w:r>
@@ -14529,7 +14248,7 @@
           <w:left w:val="single" w:sz="12" w:space="6" w:color="B7C3D4"/>
         </w:pBdr>
         <w:shd w:val="clear" w:color="auto" w:fill="F2F4F7"/>
-        <w:spacing w:before="0" w:after="120" w:line="250" w:lineRule="auto"/>
+        <w:spacing w:after="120" w:line="250" w:lineRule="auto"/>
         <w:ind w:left="180" w:right="180"/>
       </w:pPr>
       <w:r>
@@ -14551,7 +14270,7 @@
           <w:left w:val="single" w:sz="12" w:space="6" w:color="B7C3D4"/>
         </w:pBdr>
         <w:shd w:val="clear" w:color="auto" w:fill="F2F4F7"/>
-        <w:spacing w:before="120" w:after="0" w:line="250" w:lineRule="auto"/>
+        <w:spacing w:before="120" w:line="250" w:lineRule="auto"/>
         <w:ind w:left="180" w:right="180"/>
       </w:pPr>
       <w:r>
@@ -14568,7 +14287,7 @@
           <w:left w:val="single" w:sz="12" w:space="6" w:color="B7C3D4"/>
         </w:pBdr>
         <w:shd w:val="clear" w:color="auto" w:fill="F2F4F7"/>
-        <w:spacing w:before="0" w:after="0" w:line="250" w:lineRule="auto"/>
+        <w:spacing w:line="250" w:lineRule="auto"/>
         <w:ind w:left="180" w:right="180"/>
       </w:pPr>
       <w:r>
@@ -14585,7 +14304,7 @@
           <w:left w:val="single" w:sz="12" w:space="6" w:color="B7C3D4"/>
         </w:pBdr>
         <w:shd w:val="clear" w:color="auto" w:fill="F2F4F7"/>
-        <w:spacing w:before="0" w:after="0" w:line="250" w:lineRule="auto"/>
+        <w:spacing w:line="250" w:lineRule="auto"/>
         <w:ind w:left="180" w:right="180"/>
       </w:pPr>
       <w:r>
@@ -14602,7 +14321,7 @@
           <w:left w:val="single" w:sz="12" w:space="6" w:color="B7C3D4"/>
         </w:pBdr>
         <w:shd w:val="clear" w:color="auto" w:fill="F2F4F7"/>
-        <w:spacing w:before="0" w:after="0" w:line="250" w:lineRule="auto"/>
+        <w:spacing w:line="250" w:lineRule="auto"/>
         <w:ind w:left="180" w:right="180"/>
       </w:pPr>
       <w:r>
@@ -14619,7 +14338,7 @@
           <w:left w:val="single" w:sz="12" w:space="6" w:color="B7C3D4"/>
         </w:pBdr>
         <w:shd w:val="clear" w:color="auto" w:fill="F2F4F7"/>
-        <w:spacing w:before="0" w:after="120" w:line="250" w:lineRule="auto"/>
+        <w:spacing w:after="120" w:line="250" w:lineRule="auto"/>
         <w:ind w:left="180" w:right="180"/>
       </w:pPr>
       <w:r>
@@ -15073,7 +14792,7 @@
           <w:left w:val="single" w:sz="20" w:space="8" w:color="C0504D"/>
         </w:pBdr>
         <w:shd w:val="clear" w:color="auto" w:fill="FCEAEA"/>
-        <w:spacing w:before="0" w:after="40" w:line="290" w:lineRule="auto"/>
+        <w:spacing w:after="40" w:line="290" w:lineRule="auto"/>
         <w:ind w:left="150" w:right="150"/>
       </w:pPr>
       <w:r>
@@ -15090,7 +14809,7 @@
           <w:left w:val="single" w:sz="20" w:space="8" w:color="C0504D"/>
         </w:pBdr>
         <w:shd w:val="clear" w:color="auto" w:fill="FCEAEA"/>
-        <w:spacing w:before="0" w:after="160" w:line="290" w:lineRule="auto"/>
+        <w:spacing w:after="160" w:line="290" w:lineRule="auto"/>
         <w:ind w:left="150" w:right="150"/>
       </w:pPr>
       <w:r>
@@ -15104,6 +14823,7 @@
     <w:p>
       <w:pPr>
         <w:pStyle w:val="1"/>
+        <w:pageBreakBefore/>
         <w:shd w:val="clear" w:color="auto" w:fill="1F3864"/>
         <w:spacing w:before="200" w:after="200"/>
         <w:ind w:left="150" w:right="150"/>
@@ -15114,6 +14834,7 @@
           <w:color w:val="FFFFFF"/>
           <w:sz w:val="28"/>
         </w:rPr>
+        <w:lastRenderedPageBreak/>
         <w:t>9장.  Vite 로 개발 환경 만들기</w:t>
       </w:r>
     </w:p>
@@ -15154,7 +14875,7 @@
           <w:left w:val="single" w:sz="12" w:space="6" w:color="B7C3D4"/>
         </w:pBdr>
         <w:shd w:val="clear" w:color="auto" w:fill="F2F4F7"/>
-        <w:spacing w:before="120" w:after="0" w:line="250" w:lineRule="auto"/>
+        <w:spacing w:before="120" w:line="250" w:lineRule="auto"/>
         <w:ind w:left="180" w:right="180"/>
       </w:pPr>
       <w:r>
@@ -15171,23 +14892,17 @@
           <w:left w:val="single" w:sz="12" w:space="6" w:color="B7C3D4"/>
         </w:pBdr>
         <w:shd w:val="clear" w:color="auto" w:fill="F2F4F7"/>
-        <w:spacing w:before="0" w:after="0" w:line="250" w:lineRule="auto"/>
-        <w:ind w:left="180" w:right="180"/>
-      </w:pPr>
-      <w:r>
-        <w:rPr>
-          <w:rFonts w:ascii="Consolas" w:eastAsia="Consolas" w:hAnsi="Consolas" w:cs="Consolas"/>
-          <w:sz w:val="17"/>
-        </w:rPr>
-      </w:r>
-    </w:p>
-    <w:p>
-      <w:pPr>
-        <w:pBdr>
-          <w:left w:val="single" w:sz="12" w:space="6" w:color="B7C3D4"/>
-        </w:pBdr>
-        <w:shd w:val="clear" w:color="auto" w:fill="F2F4F7"/>
-        <w:spacing w:before="0" w:after="0" w:line="250" w:lineRule="auto"/>
+        <w:spacing w:line="250" w:lineRule="auto"/>
+        <w:ind w:left="180" w:right="180"/>
+      </w:pPr>
+    </w:p>
+    <w:p>
+      <w:pPr>
+        <w:pBdr>
+          <w:left w:val="single" w:sz="12" w:space="6" w:color="B7C3D4"/>
+        </w:pBdr>
+        <w:shd w:val="clear" w:color="auto" w:fill="F2F4F7"/>
+        <w:spacing w:line="250" w:lineRule="auto"/>
         <w:ind w:left="180" w:right="180"/>
       </w:pPr>
       <w:r>
@@ -15204,7 +14919,7 @@
           <w:left w:val="single" w:sz="12" w:space="6" w:color="B7C3D4"/>
         </w:pBdr>
         <w:shd w:val="clear" w:color="auto" w:fill="F2F4F7"/>
-        <w:spacing w:before="0" w:after="0" w:line="250" w:lineRule="auto"/>
+        <w:spacing w:line="250" w:lineRule="auto"/>
         <w:ind w:left="180" w:right="180"/>
       </w:pPr>
       <w:r>
@@ -15221,7 +14936,7 @@
           <w:left w:val="single" w:sz="12" w:space="6" w:color="B7C3D4"/>
         </w:pBdr>
         <w:shd w:val="clear" w:color="auto" w:fill="F2F4F7"/>
-        <w:spacing w:before="0" w:after="0" w:line="250" w:lineRule="auto"/>
+        <w:spacing w:line="250" w:lineRule="auto"/>
         <w:ind w:left="180" w:right="180"/>
       </w:pPr>
       <w:r>
@@ -15238,23 +14953,17 @@
           <w:left w:val="single" w:sz="12" w:space="6" w:color="B7C3D4"/>
         </w:pBdr>
         <w:shd w:val="clear" w:color="auto" w:fill="F2F4F7"/>
-        <w:spacing w:before="0" w:after="0" w:line="250" w:lineRule="auto"/>
-        <w:ind w:left="180" w:right="180"/>
-      </w:pPr>
-      <w:r>
-        <w:rPr>
-          <w:rFonts w:ascii="Consolas" w:eastAsia="Consolas" w:hAnsi="Consolas" w:cs="Consolas"/>
-          <w:sz w:val="17"/>
-        </w:rPr>
-      </w:r>
-    </w:p>
-    <w:p>
-      <w:pPr>
-        <w:pBdr>
-          <w:left w:val="single" w:sz="12" w:space="6" w:color="B7C3D4"/>
-        </w:pBdr>
-        <w:shd w:val="clear" w:color="auto" w:fill="F2F4F7"/>
-        <w:spacing w:before="0" w:after="0" w:line="250" w:lineRule="auto"/>
+        <w:spacing w:line="250" w:lineRule="auto"/>
+        <w:ind w:left="180" w:right="180"/>
+      </w:pPr>
+    </w:p>
+    <w:p>
+      <w:pPr>
+        <w:pBdr>
+          <w:left w:val="single" w:sz="12" w:space="6" w:color="B7C3D4"/>
+        </w:pBdr>
+        <w:shd w:val="clear" w:color="auto" w:fill="F2F4F7"/>
+        <w:spacing w:line="250" w:lineRule="auto"/>
         <w:ind w:left="180" w:right="180"/>
       </w:pPr>
       <w:r>
@@ -15271,7 +14980,7 @@
           <w:left w:val="single" w:sz="12" w:space="6" w:color="B7C3D4"/>
         </w:pBdr>
         <w:shd w:val="clear" w:color="auto" w:fill="F2F4F7"/>
-        <w:spacing w:before="0" w:after="0" w:line="250" w:lineRule="auto"/>
+        <w:spacing w:line="250" w:lineRule="auto"/>
         <w:ind w:left="180" w:right="180"/>
       </w:pPr>
       <w:r>
@@ -15288,7 +14997,7 @@
           <w:left w:val="single" w:sz="12" w:space="6" w:color="B7C3D4"/>
         </w:pBdr>
         <w:shd w:val="clear" w:color="auto" w:fill="F2F4F7"/>
-        <w:spacing w:before="0" w:after="0" w:line="250" w:lineRule="auto"/>
+        <w:spacing w:line="250" w:lineRule="auto"/>
         <w:ind w:left="180" w:right="180"/>
       </w:pPr>
       <w:r>
@@ -15305,23 +15014,17 @@
           <w:left w:val="single" w:sz="12" w:space="6" w:color="B7C3D4"/>
         </w:pBdr>
         <w:shd w:val="clear" w:color="auto" w:fill="F2F4F7"/>
-        <w:spacing w:before="0" w:after="0" w:line="250" w:lineRule="auto"/>
-        <w:ind w:left="180" w:right="180"/>
-      </w:pPr>
-      <w:r>
-        <w:rPr>
-          <w:rFonts w:ascii="Consolas" w:eastAsia="Consolas" w:hAnsi="Consolas" w:cs="Consolas"/>
-          <w:sz w:val="17"/>
-        </w:rPr>
-      </w:r>
-    </w:p>
-    <w:p>
-      <w:pPr>
-        <w:pBdr>
-          <w:left w:val="single" w:sz="12" w:space="6" w:color="B7C3D4"/>
-        </w:pBdr>
-        <w:shd w:val="clear" w:color="auto" w:fill="F2F4F7"/>
-        <w:spacing w:before="0" w:after="0" w:line="250" w:lineRule="auto"/>
+        <w:spacing w:line="250" w:lineRule="auto"/>
+        <w:ind w:left="180" w:right="180"/>
+      </w:pPr>
+    </w:p>
+    <w:p>
+      <w:pPr>
+        <w:pBdr>
+          <w:left w:val="single" w:sz="12" w:space="6" w:color="B7C3D4"/>
+        </w:pBdr>
+        <w:shd w:val="clear" w:color="auto" w:fill="F2F4F7"/>
+        <w:spacing w:line="250" w:lineRule="auto"/>
         <w:ind w:left="180" w:right="180"/>
       </w:pPr>
       <w:r>
@@ -15338,7 +15041,7 @@
           <w:left w:val="single" w:sz="12" w:space="6" w:color="B7C3D4"/>
         </w:pBdr>
         <w:shd w:val="clear" w:color="auto" w:fill="F2F4F7"/>
-        <w:spacing w:before="0" w:after="0" w:line="250" w:lineRule="auto"/>
+        <w:spacing w:line="250" w:lineRule="auto"/>
         <w:ind w:left="180" w:right="180"/>
       </w:pPr>
       <w:r>
@@ -15355,23 +15058,17 @@
           <w:left w:val="single" w:sz="12" w:space="6" w:color="B7C3D4"/>
         </w:pBdr>
         <w:shd w:val="clear" w:color="auto" w:fill="F2F4F7"/>
-        <w:spacing w:before="0" w:after="0" w:line="250" w:lineRule="auto"/>
-        <w:ind w:left="180" w:right="180"/>
-      </w:pPr>
-      <w:r>
-        <w:rPr>
-          <w:rFonts w:ascii="Consolas" w:eastAsia="Consolas" w:hAnsi="Consolas" w:cs="Consolas"/>
-          <w:sz w:val="17"/>
-        </w:rPr>
-      </w:r>
-    </w:p>
-    <w:p>
-      <w:pPr>
-        <w:pBdr>
-          <w:left w:val="single" w:sz="12" w:space="6" w:color="B7C3D4"/>
-        </w:pBdr>
-        <w:shd w:val="clear" w:color="auto" w:fill="F2F4F7"/>
-        <w:spacing w:before="0" w:after="0" w:line="250" w:lineRule="auto"/>
+        <w:spacing w:line="250" w:lineRule="auto"/>
+        <w:ind w:left="180" w:right="180"/>
+      </w:pPr>
+    </w:p>
+    <w:p>
+      <w:pPr>
+        <w:pBdr>
+          <w:left w:val="single" w:sz="12" w:space="6" w:color="B7C3D4"/>
+        </w:pBdr>
+        <w:shd w:val="clear" w:color="auto" w:fill="F2F4F7"/>
+        <w:spacing w:line="250" w:lineRule="auto"/>
         <w:ind w:left="180" w:right="180"/>
       </w:pPr>
       <w:r>
@@ -15388,7 +15085,7 @@
           <w:left w:val="single" w:sz="12" w:space="6" w:color="B7C3D4"/>
         </w:pBdr>
         <w:shd w:val="clear" w:color="auto" w:fill="F2F4F7"/>
-        <w:spacing w:before="0" w:after="0" w:line="250" w:lineRule="auto"/>
+        <w:spacing w:line="250" w:lineRule="auto"/>
         <w:ind w:left="180" w:right="180"/>
       </w:pPr>
       <w:r>
@@ -15405,7 +15102,7 @@
           <w:left w:val="single" w:sz="12" w:space="6" w:color="B7C3D4"/>
         </w:pBdr>
         <w:shd w:val="clear" w:color="auto" w:fill="F2F4F7"/>
-        <w:spacing w:before="0" w:after="120" w:line="250" w:lineRule="auto"/>
+        <w:spacing w:after="120" w:line="250" w:lineRule="auto"/>
         <w:ind w:left="180" w:right="180"/>
       </w:pPr>
       <w:r>
@@ -15449,6 +15146,7 @@
     <w:p>
       <w:pPr>
         <w:pStyle w:val="2"/>
+        <w:pageBreakBefore/>
         <w:pBdr>
           <w:bottom w:val="single" w:sz="12" w:space="6" w:color="2E5496"/>
         </w:pBdr>
@@ -15459,6 +15157,7 @@
           <w:b/>
           <w:color w:val="C0504D"/>
         </w:rPr>
+        <w:lastRenderedPageBreak/>
         <w:t xml:space="preserve">9-2 </w:t>
       </w:r>
       <w:r>
@@ -15475,7 +15174,7 @@
           <w:left w:val="single" w:sz="12" w:space="6" w:color="B7C3D4"/>
         </w:pBdr>
         <w:shd w:val="clear" w:color="auto" w:fill="F2F4F7"/>
-        <w:spacing w:before="120" w:after="0" w:line="250" w:lineRule="auto"/>
+        <w:spacing w:before="120" w:line="250" w:lineRule="auto"/>
         <w:ind w:left="180" w:right="180"/>
       </w:pPr>
       <w:r>
@@ -15492,7 +15191,7 @@
           <w:left w:val="single" w:sz="12" w:space="6" w:color="B7C3D4"/>
         </w:pBdr>
         <w:shd w:val="clear" w:color="auto" w:fill="F2F4F7"/>
-        <w:spacing w:before="0" w:after="0" w:line="250" w:lineRule="auto"/>
+        <w:spacing w:line="250" w:lineRule="auto"/>
         <w:ind w:left="180" w:right="180"/>
       </w:pPr>
       <w:r>
@@ -15509,7 +15208,7 @@
           <w:left w:val="single" w:sz="12" w:space="6" w:color="B7C3D4"/>
         </w:pBdr>
         <w:shd w:val="clear" w:color="auto" w:fill="F2F4F7"/>
-        <w:spacing w:before="0" w:after="0" w:line="250" w:lineRule="auto"/>
+        <w:spacing w:line="250" w:lineRule="auto"/>
         <w:ind w:left="180" w:right="180"/>
       </w:pPr>
       <w:r>
@@ -15526,7 +15225,7 @@
           <w:left w:val="single" w:sz="12" w:space="6" w:color="B7C3D4"/>
         </w:pBdr>
         <w:shd w:val="clear" w:color="auto" w:fill="F2F4F7"/>
-        <w:spacing w:before="0" w:after="0" w:line="250" w:lineRule="auto"/>
+        <w:spacing w:line="250" w:lineRule="auto"/>
         <w:ind w:left="180" w:right="180"/>
       </w:pPr>
       <w:r>
@@ -15543,7 +15242,7 @@
           <w:left w:val="single" w:sz="12" w:space="6" w:color="B7C3D4"/>
         </w:pBdr>
         <w:shd w:val="clear" w:color="auto" w:fill="F2F4F7"/>
-        <w:spacing w:before="0" w:after="0" w:line="250" w:lineRule="auto"/>
+        <w:spacing w:line="250" w:lineRule="auto"/>
         <w:ind w:left="180" w:right="180"/>
       </w:pPr>
       <w:r>
@@ -15560,7 +15259,7 @@
           <w:left w:val="single" w:sz="12" w:space="6" w:color="B7C3D4"/>
         </w:pBdr>
         <w:shd w:val="clear" w:color="auto" w:fill="F2F4F7"/>
-        <w:spacing w:before="0" w:after="0" w:line="250" w:lineRule="auto"/>
+        <w:spacing w:line="250" w:lineRule="auto"/>
         <w:ind w:left="180" w:right="180"/>
       </w:pPr>
       <w:r>
@@ -15577,7 +15276,7 @@
           <w:left w:val="single" w:sz="12" w:space="6" w:color="B7C3D4"/>
         </w:pBdr>
         <w:shd w:val="clear" w:color="auto" w:fill="F2F4F7"/>
-        <w:spacing w:before="0" w:after="0" w:line="250" w:lineRule="auto"/>
+        <w:spacing w:line="250" w:lineRule="auto"/>
         <w:ind w:left="180" w:right="180"/>
       </w:pPr>
       <w:r>
@@ -15594,7 +15293,7 @@
           <w:left w:val="single" w:sz="12" w:space="6" w:color="B7C3D4"/>
         </w:pBdr>
         <w:shd w:val="clear" w:color="auto" w:fill="F2F4F7"/>
-        <w:spacing w:before="0" w:after="120" w:line="250" w:lineRule="auto"/>
+        <w:spacing w:after="120" w:line="250" w:lineRule="auto"/>
         <w:ind w:left="180" w:right="180"/>
       </w:pPr>
       <w:r>
@@ -16043,6 +15742,7 @@
     <w:p>
       <w:pPr>
         <w:pStyle w:val="2"/>
+        <w:pageBreakBefore/>
         <w:pBdr>
           <w:bottom w:val="single" w:sz="12" w:space="6" w:color="2E5496"/>
         </w:pBdr>
@@ -16053,6 +15753,7 @@
           <w:b/>
           <w:color w:val="C0504D"/>
         </w:rPr>
+        <w:lastRenderedPageBreak/>
         <w:t xml:space="preserve">9-3 </w:t>
       </w:r>
       <w:r>
@@ -16077,7 +15778,7 @@
           <w:left w:val="single" w:sz="12" w:space="6" w:color="B7C3D4"/>
         </w:pBdr>
         <w:shd w:val="clear" w:color="auto" w:fill="F2F4F7"/>
-        <w:spacing w:before="120" w:after="0" w:line="250" w:lineRule="auto"/>
+        <w:spacing w:before="120" w:line="250" w:lineRule="auto"/>
         <w:ind w:left="180" w:right="180"/>
       </w:pPr>
       <w:r>
@@ -16094,7 +15795,7 @@
           <w:left w:val="single" w:sz="12" w:space="6" w:color="B7C3D4"/>
         </w:pBdr>
         <w:shd w:val="clear" w:color="auto" w:fill="F2F4F7"/>
-        <w:spacing w:before="0" w:after="0" w:line="250" w:lineRule="auto"/>
+        <w:spacing w:line="250" w:lineRule="auto"/>
         <w:ind w:left="180" w:right="180"/>
       </w:pPr>
       <w:r>
@@ -16111,23 +15812,17 @@
           <w:left w:val="single" w:sz="12" w:space="6" w:color="B7C3D4"/>
         </w:pBdr>
         <w:shd w:val="clear" w:color="auto" w:fill="F2F4F7"/>
-        <w:spacing w:before="0" w:after="0" w:line="250" w:lineRule="auto"/>
-        <w:ind w:left="180" w:right="180"/>
-      </w:pPr>
-      <w:r>
-        <w:rPr>
-          <w:rFonts w:ascii="Consolas" w:eastAsia="Consolas" w:hAnsi="Consolas" w:cs="Consolas"/>
-          <w:sz w:val="17"/>
-        </w:rPr>
-      </w:r>
-    </w:p>
-    <w:p>
-      <w:pPr>
-        <w:pBdr>
-          <w:left w:val="single" w:sz="12" w:space="6" w:color="B7C3D4"/>
-        </w:pBdr>
-        <w:shd w:val="clear" w:color="auto" w:fill="F2F4F7"/>
-        <w:spacing w:before="0" w:after="0" w:line="250" w:lineRule="auto"/>
+        <w:spacing w:line="250" w:lineRule="auto"/>
+        <w:ind w:left="180" w:right="180"/>
+      </w:pPr>
+    </w:p>
+    <w:p>
+      <w:pPr>
+        <w:pBdr>
+          <w:left w:val="single" w:sz="12" w:space="6" w:color="B7C3D4"/>
+        </w:pBdr>
+        <w:shd w:val="clear" w:color="auto" w:fill="F2F4F7"/>
+        <w:spacing w:line="250" w:lineRule="auto"/>
         <w:ind w:left="180" w:right="180"/>
       </w:pPr>
       <w:r>
@@ -16144,7 +15839,7 @@
           <w:left w:val="single" w:sz="12" w:space="6" w:color="B7C3D4"/>
         </w:pBdr>
         <w:shd w:val="clear" w:color="auto" w:fill="F2F4F7"/>
-        <w:spacing w:before="0" w:after="120" w:line="250" w:lineRule="auto"/>
+        <w:spacing w:after="120" w:line="250" w:lineRule="auto"/>
         <w:ind w:left="180" w:right="180"/>
       </w:pPr>
       <w:r>
@@ -16174,7 +15869,7 @@
           <w:left w:val="single" w:sz="12" w:space="6" w:color="B7C3D4"/>
         </w:pBdr>
         <w:shd w:val="clear" w:color="auto" w:fill="F2F4F7"/>
-        <w:spacing w:before="120" w:after="0" w:line="250" w:lineRule="auto"/>
+        <w:spacing w:before="120" w:line="250" w:lineRule="auto"/>
         <w:ind w:left="180" w:right="180"/>
       </w:pPr>
       <w:r>
@@ -16191,23 +15886,17 @@
           <w:left w:val="single" w:sz="12" w:space="6" w:color="B7C3D4"/>
         </w:pBdr>
         <w:shd w:val="clear" w:color="auto" w:fill="F2F4F7"/>
-        <w:spacing w:before="0" w:after="0" w:line="250" w:lineRule="auto"/>
-        <w:ind w:left="180" w:right="180"/>
-      </w:pPr>
-      <w:r>
-        <w:rPr>
-          <w:rFonts w:ascii="Consolas" w:eastAsia="Consolas" w:hAnsi="Consolas" w:cs="Consolas"/>
-          <w:sz w:val="17"/>
-        </w:rPr>
-      </w:r>
-    </w:p>
-    <w:p>
-      <w:pPr>
-        <w:pBdr>
-          <w:left w:val="single" w:sz="12" w:space="6" w:color="B7C3D4"/>
-        </w:pBdr>
-        <w:shd w:val="clear" w:color="auto" w:fill="F2F4F7"/>
-        <w:spacing w:before="0" w:after="0" w:line="250" w:lineRule="auto"/>
+        <w:spacing w:line="250" w:lineRule="auto"/>
+        <w:ind w:left="180" w:right="180"/>
+      </w:pPr>
+    </w:p>
+    <w:p>
+      <w:pPr>
+        <w:pBdr>
+          <w:left w:val="single" w:sz="12" w:space="6" w:color="B7C3D4"/>
+        </w:pBdr>
+        <w:shd w:val="clear" w:color="auto" w:fill="F2F4F7"/>
+        <w:spacing w:line="250" w:lineRule="auto"/>
         <w:ind w:left="180" w:right="180"/>
       </w:pPr>
       <w:r>
@@ -16224,7 +15913,7 @@
           <w:left w:val="single" w:sz="12" w:space="6" w:color="B7C3D4"/>
         </w:pBdr>
         <w:shd w:val="clear" w:color="auto" w:fill="F2F4F7"/>
-        <w:spacing w:before="0" w:after="0" w:line="250" w:lineRule="auto"/>
+        <w:spacing w:line="250" w:lineRule="auto"/>
         <w:ind w:left="180" w:right="180"/>
       </w:pPr>
       <w:r>
@@ -16241,7 +15930,7 @@
           <w:left w:val="single" w:sz="12" w:space="6" w:color="B7C3D4"/>
         </w:pBdr>
         <w:shd w:val="clear" w:color="auto" w:fill="F2F4F7"/>
-        <w:spacing w:before="0" w:after="120" w:line="250" w:lineRule="auto"/>
+        <w:spacing w:after="120" w:line="250" w:lineRule="auto"/>
         <w:ind w:left="180" w:right="180"/>
       </w:pPr>
       <w:r>
@@ -16313,7 +16002,7 @@
           <w:left w:val="single" w:sz="20" w:space="8" w:color="C0504D"/>
         </w:pBdr>
         <w:shd w:val="clear" w:color="auto" w:fill="FCEAEA"/>
-        <w:spacing w:before="0" w:after="160" w:line="290" w:lineRule="auto"/>
+        <w:spacing w:after="160" w:line="290" w:lineRule="auto"/>
         <w:ind w:left="150" w:right="150"/>
       </w:pPr>
       <w:r>
@@ -16687,6 +16376,7 @@
     <w:p>
       <w:pPr>
         <w:pStyle w:val="1"/>
+        <w:pageBreakBefore/>
         <w:shd w:val="clear" w:color="auto" w:fill="1F3864"/>
         <w:spacing w:before="200" w:after="200"/>
         <w:ind w:left="150" w:right="150"/>
@@ -16697,6 +16387,7 @@
           <w:color w:val="FFFFFF"/>
           <w:sz w:val="28"/>
         </w:rPr>
+        <w:lastRenderedPageBreak/>
         <w:t>10장.  다음 단계 — TypeScript 와 React</w:t>
       </w:r>
     </w:p>
@@ -16737,7 +16428,7 @@
           <w:left w:val="single" w:sz="12" w:space="6" w:color="B7C3D4"/>
         </w:pBdr>
         <w:shd w:val="clear" w:color="auto" w:fill="F2F4F7"/>
-        <w:spacing w:before="120" w:after="0" w:line="250" w:lineRule="auto"/>
+        <w:spacing w:before="120" w:line="250" w:lineRule="auto"/>
         <w:ind w:left="180" w:right="180"/>
       </w:pPr>
       <w:r>
@@ -16754,7 +16445,7 @@
           <w:left w:val="single" w:sz="12" w:space="6" w:color="B7C3D4"/>
         </w:pBdr>
         <w:shd w:val="clear" w:color="auto" w:fill="F2F4F7"/>
-        <w:spacing w:before="0" w:after="0" w:line="250" w:lineRule="auto"/>
+        <w:spacing w:line="250" w:lineRule="auto"/>
         <w:ind w:left="180" w:right="180"/>
       </w:pPr>
       <w:r>
@@ -16771,7 +16462,7 @@
           <w:left w:val="single" w:sz="12" w:space="6" w:color="B7C3D4"/>
         </w:pBdr>
         <w:shd w:val="clear" w:color="auto" w:fill="F2F4F7"/>
-        <w:spacing w:before="0" w:after="0" w:line="250" w:lineRule="auto"/>
+        <w:spacing w:line="250" w:lineRule="auto"/>
         <w:ind w:left="180" w:right="180"/>
       </w:pPr>
       <w:r>
@@ -16788,23 +16479,17 @@
           <w:left w:val="single" w:sz="12" w:space="6" w:color="B7C3D4"/>
         </w:pBdr>
         <w:shd w:val="clear" w:color="auto" w:fill="F2F4F7"/>
-        <w:spacing w:before="0" w:after="0" w:line="250" w:lineRule="auto"/>
-        <w:ind w:left="180" w:right="180"/>
-      </w:pPr>
-      <w:r>
-        <w:rPr>
-          <w:rFonts w:ascii="Consolas" w:eastAsia="Consolas" w:hAnsi="Consolas" w:cs="Consolas"/>
-          <w:sz w:val="17"/>
-        </w:rPr>
-      </w:r>
-    </w:p>
-    <w:p>
-      <w:pPr>
-        <w:pBdr>
-          <w:left w:val="single" w:sz="12" w:space="6" w:color="B7C3D4"/>
-        </w:pBdr>
-        <w:shd w:val="clear" w:color="auto" w:fill="F2F4F7"/>
-        <w:spacing w:before="0" w:after="0" w:line="250" w:lineRule="auto"/>
+        <w:spacing w:line="250" w:lineRule="auto"/>
+        <w:ind w:left="180" w:right="180"/>
+      </w:pPr>
+    </w:p>
+    <w:p>
+      <w:pPr>
+        <w:pBdr>
+          <w:left w:val="single" w:sz="12" w:space="6" w:color="B7C3D4"/>
+        </w:pBdr>
+        <w:shd w:val="clear" w:color="auto" w:fill="F2F4F7"/>
+        <w:spacing w:line="250" w:lineRule="auto"/>
         <w:ind w:left="180" w:right="180"/>
       </w:pPr>
       <w:r>
@@ -16821,7 +16506,7 @@
           <w:left w:val="single" w:sz="12" w:space="6" w:color="B7C3D4"/>
         </w:pBdr>
         <w:shd w:val="clear" w:color="auto" w:fill="F2F4F7"/>
-        <w:spacing w:before="0" w:after="0" w:line="250" w:lineRule="auto"/>
+        <w:spacing w:line="250" w:lineRule="auto"/>
         <w:ind w:left="180" w:right="180"/>
       </w:pPr>
       <w:r>
@@ -16838,7 +16523,7 @@
           <w:left w:val="single" w:sz="12" w:space="6" w:color="B7C3D4"/>
         </w:pBdr>
         <w:shd w:val="clear" w:color="auto" w:fill="F2F4F7"/>
-        <w:spacing w:before="0" w:after="120" w:line="250" w:lineRule="auto"/>
+        <w:spacing w:after="120" w:line="250" w:lineRule="auto"/>
         <w:ind w:left="180" w:right="180"/>
       </w:pPr>
       <w:r>
@@ -17280,6 +16965,7 @@
     <w:p>
       <w:pPr>
         <w:pStyle w:val="2"/>
+        <w:pageBreakBefore/>
         <w:pBdr>
           <w:bottom w:val="single" w:sz="12" w:space="6" w:color="2E5496"/>
         </w:pBdr>
@@ -17290,6 +16976,7 @@
           <w:b/>
           <w:color w:val="C0504D"/>
         </w:rPr>
+        <w:lastRenderedPageBreak/>
         <w:t xml:space="preserve">10-3 </w:t>
       </w:r>
       <w:r>
@@ -17672,6 +17359,7 @@
     <w:p>
       <w:pPr>
         <w:pStyle w:val="1"/>
+        <w:pageBreakBefore/>
         <w:shd w:val="clear" w:color="auto" w:fill="1F3864"/>
         <w:spacing w:before="200" w:after="200"/>
         <w:ind w:left="150" w:right="150"/>
@@ -17682,6 +17370,7 @@
           <w:color w:val="FFFFFF"/>
           <w:sz w:val="28"/>
         </w:rPr>
+        <w:lastRenderedPageBreak/>
         <w:t>부록.  ES6+ 문법 총정리</w:t>
       </w:r>
     </w:p>
@@ -18833,6 +18522,7 @@
     <w:p>
       <w:pPr>
         <w:pStyle w:val="1"/>
+        <w:pageBreakBefore/>
         <w:shd w:val="clear" w:color="auto" w:fill="1F3864"/>
         <w:spacing w:before="200" w:after="200"/>
         <w:ind w:left="150" w:right="150"/>
@@ -18843,6 +18533,7 @@
           <w:color w:val="FFFFFF"/>
           <w:sz w:val="28"/>
         </w:rPr>
+        <w:lastRenderedPageBreak/>
         <w:t>마무리</w:t>
       </w:r>
     </w:p>
@@ -18880,12 +18571,8 @@
       </w:r>
     </w:p>
     <w:sectPr>
-      <w:headerReference w:type="even" r:id="rId38"/>
-      <w:headerReference w:type="default" r:id="rId39"/>
-      <w:footerReference w:type="even" r:id="rId40"/>
-      <w:footerReference w:type="default" r:id="rId41"/>
-      <w:headerReference w:type="first" r:id="rId42"/>
-      <w:footerReference w:type="first" r:id="rId43"/>
+      <w:headerReference w:type="default" r:id="rId8"/>
+      <w:footerReference w:type="default" r:id="rId9"/>
       <w:pgSz w:w="11906" w:h="16838"/>
       <w:pgMar w:top="1300" w:right="1400" w:bottom="1300" w:left="1400" w:header="708" w:footer="708" w:gutter="0"/>
       <w:cols w:space="720"/>
@@ -18921,16 +18608,6 @@
 </file>
 
 <file path=word/footer1.xml><?xml version="1.0" encoding="utf-8"?>
-<w:ftr xmlns:wpc="http://schemas.microsoft.com/office/word/2010/wordprocessingCanvas" xmlns:cx="http://schemas.microsoft.com/office/drawing/2014/chartex" xmlns:mc="http://schemas.openxmlformats.org/markup-compatibility/2006" xmlns:o="urn:schemas-microsoft-com:office:office" xmlns:r="http://schemas.openxmlformats.org/officeDocument/2006/relationships" xmlns:m="http://schemas.openxmlformats.org/officeDocument/2006/math" xmlns:v="urn:schemas-microsoft-com:vml" xmlns:wp14="http://schemas.microsoft.com/office/word/2010/wordprocessingDrawing" xmlns:wp="http://schemas.openxmlformats.org/drawingml/2006/wordprocessingDrawing" xmlns:w10="urn:schemas-microsoft-com:office:word" xmlns:w="http://schemas.openxmlformats.org/wordprocessingml/2006/main" xmlns:w14="http://schemas.microsoft.com/office/word/2010/wordml" xmlns:w15="http://schemas.microsoft.com/office/word/2012/wordml" xmlns:w16se="http://schemas.microsoft.com/office/word/2015/wordml/symex" xmlns:wpg="http://schemas.microsoft.com/office/word/2010/wordprocessingGroup" xmlns:wpi="http://schemas.microsoft.com/office/word/2010/wordprocessingInk" xmlns:wne="http://schemas.microsoft.com/office/word/2006/wordml" xmlns:wps="http://schemas.microsoft.com/office/word/2010/wordprocessingShape" mc:Ignorable="w14 w15 w16se wp14">
-  <w:p>
-    <w:pPr>
-      <w:pStyle w:val="ab"/>
-    </w:pPr>
-  </w:p>
-</w:ftr>
-</file>
-
-<file path=word/footer2.xml><?xml version="1.0" encoding="utf-8"?>
 <w:ftr xmlns:wpc="http://schemas.microsoft.com/office/word/2010/wordprocessingCanvas" xmlns:cx="http://schemas.microsoft.com/office/drawing/2014/chartex" xmlns:mc="http://schemas.openxmlformats.org/markup-compatibility/2006" xmlns:o="urn:schemas-microsoft-com:office:office" xmlns:r="http://schemas.openxmlformats.org/officeDocument/2006/relationships" xmlns:m="http://schemas.openxmlformats.org/officeDocument/2006/math" xmlns:v="urn:schemas-microsoft-com:vml" xmlns:wp14="http://schemas.microsoft.com/office/word/2010/wordprocessingDrawing" xmlns:wp="http://schemas.openxmlformats.org/drawingml/2006/wordprocessingDrawing" xmlns:w10="urn:schemas-microsoft-com:office:word" xmlns:w="http://schemas.openxmlformats.org/wordprocessingml/2006/main" xmlns:w14="http://schemas.microsoft.com/office/word/2010/wordml" xmlns:w15="http://schemas.microsoft.com/office/word/2012/wordml" xmlns:w16se="http://schemas.microsoft.com/office/word/2015/wordml/symex" xmlns:wpg="http://schemas.microsoft.com/office/word/2010/wordprocessingGroup" xmlns:wpi="http://schemas.microsoft.com/office/word/2010/wordprocessingInk" xmlns:wne="http://schemas.microsoft.com/office/word/2006/wordml" xmlns:wps="http://schemas.microsoft.com/office/word/2010/wordprocessingShape" mc:Ignorable="w14 w15 w16se wp14">
   <w:p>
     <w:pPr>
@@ -18944,15 +18621,6 @@
       </w:rPr>
       <w:t xml:space="preserve">JavaScript 기초 · 단계별 실습 교재 부속 자료   </w:t>
     </w:r>
-    <w:proofErr w:type="gramStart"/>
-    <w:r>
-      <w:rPr>
-        <w:color w:val="999999"/>
-        <w:sz w:val="16"/>
-        <w:szCs w:val="16"/>
-      </w:rPr>
-    </w:r>
-    <w:proofErr w:type="gramEnd"/>
     <w:r>
       <w:rPr>
         <w:color w:val="999999"/>
@@ -18984,7 +18652,7 @@
         <w:sz w:val="16"/>
         <w:szCs w:val="16"/>
       </w:rPr>
-      <w:t>48</w:t>
+      <w:t>35</w:t>
     </w:r>
     <w:r>
       <w:rPr>
@@ -18998,16 +18666,6 @@
 </w:ftr>
 </file>
 
-<file path=word/footer3.xml><?xml version="1.0" encoding="utf-8"?>
-<w:ftr xmlns:wpc="http://schemas.microsoft.com/office/word/2010/wordprocessingCanvas" xmlns:cx="http://schemas.microsoft.com/office/drawing/2014/chartex" xmlns:mc="http://schemas.openxmlformats.org/markup-compatibility/2006" xmlns:o="urn:schemas-microsoft-com:office:office" xmlns:r="http://schemas.openxmlformats.org/officeDocument/2006/relationships" xmlns:m="http://schemas.openxmlformats.org/officeDocument/2006/math" xmlns:v="urn:schemas-microsoft-com:vml" xmlns:wp14="http://schemas.microsoft.com/office/word/2010/wordprocessingDrawing" xmlns:wp="http://schemas.openxmlformats.org/drawingml/2006/wordprocessingDrawing" xmlns:w10="urn:schemas-microsoft-com:office:word" xmlns:w="http://schemas.openxmlformats.org/wordprocessingml/2006/main" xmlns:w14="http://schemas.microsoft.com/office/word/2010/wordml" xmlns:w15="http://schemas.microsoft.com/office/word/2012/wordml" xmlns:w16se="http://schemas.microsoft.com/office/word/2015/wordml/symex" xmlns:wpg="http://schemas.microsoft.com/office/word/2010/wordprocessingGroup" xmlns:wpi="http://schemas.microsoft.com/office/word/2010/wordprocessingInk" xmlns:wne="http://schemas.microsoft.com/office/word/2006/wordml" xmlns:wps="http://schemas.microsoft.com/office/word/2010/wordprocessingShape" mc:Ignorable="w14 w15 w16se wp14">
-  <w:p>
-    <w:pPr>
-      <w:pStyle w:val="ab"/>
-    </w:pPr>
-  </w:p>
-</w:ftr>
-</file>
-
 <file path=word/footnotes.xml><?xml version="1.0" encoding="utf-8"?>
 <w:footnotes xmlns:wpc="http://schemas.microsoft.com/office/word/2010/wordprocessingCanvas" xmlns:cx="http://schemas.microsoft.com/office/drawing/2014/chartex" xmlns:mc="http://schemas.openxmlformats.org/markup-compatibility/2006" xmlns:o="urn:schemas-microsoft-com:office:office" xmlns:r="http://schemas.openxmlformats.org/officeDocument/2006/relationships" xmlns:m="http://schemas.openxmlformats.org/officeDocument/2006/math" xmlns:v="urn:schemas-microsoft-com:vml" xmlns:wp14="http://schemas.microsoft.com/office/word/2010/wordprocessingDrawing" xmlns:wp="http://schemas.openxmlformats.org/drawingml/2006/wordprocessingDrawing" xmlns:w10="urn:schemas-microsoft-com:office:word" xmlns:w="http://schemas.openxmlformats.org/wordprocessingml/2006/main" xmlns:w14="http://schemas.microsoft.com/office/word/2010/wordml" xmlns:w15="http://schemas.microsoft.com/office/word/2012/wordml" xmlns:w16se="http://schemas.microsoft.com/office/word/2015/wordml/symex" xmlns:wpg="http://schemas.microsoft.com/office/word/2010/wordprocessingGroup" xmlns:wpi="http://schemas.microsoft.com/office/word/2010/wordprocessingInk" xmlns:wne="http://schemas.microsoft.com/office/word/2006/wordml" xmlns:wps="http://schemas.microsoft.com/office/word/2010/wordprocessingShape" mc:Ignorable="w14 w15 w16se wp14">
   <w:footnote w:type="separator" w:id="-1">
@@ -19034,16 +18692,6 @@
 </file>
 
 <file path=word/header1.xml><?xml version="1.0" encoding="utf-8"?>
-<w:hdr xmlns:wpc="http://schemas.microsoft.com/office/word/2010/wordprocessingCanvas" xmlns:cx="http://schemas.microsoft.com/office/drawing/2014/chartex" xmlns:mc="http://schemas.openxmlformats.org/markup-compatibility/2006" xmlns:o="urn:schemas-microsoft-com:office:office" xmlns:r="http://schemas.openxmlformats.org/officeDocument/2006/relationships" xmlns:m="http://schemas.openxmlformats.org/officeDocument/2006/math" xmlns:v="urn:schemas-microsoft-com:vml" xmlns:wp14="http://schemas.microsoft.com/office/word/2010/wordprocessingDrawing" xmlns:wp="http://schemas.openxmlformats.org/drawingml/2006/wordprocessingDrawing" xmlns:w10="urn:schemas-microsoft-com:office:word" xmlns:w="http://schemas.openxmlformats.org/wordprocessingml/2006/main" xmlns:w14="http://schemas.microsoft.com/office/word/2010/wordml" xmlns:w15="http://schemas.microsoft.com/office/word/2012/wordml" xmlns:w16se="http://schemas.microsoft.com/office/word/2015/wordml/symex" xmlns:wpg="http://schemas.microsoft.com/office/word/2010/wordprocessingGroup" xmlns:wpi="http://schemas.microsoft.com/office/word/2010/wordprocessingInk" xmlns:wne="http://schemas.microsoft.com/office/word/2006/wordml" xmlns:wps="http://schemas.microsoft.com/office/word/2010/wordprocessingShape" mc:Ignorable="w14 w15 w16se wp14">
-  <w:p>
-    <w:pPr>
-      <w:pStyle w:val="aa"/>
-    </w:pPr>
-  </w:p>
-</w:hdr>
-</file>
-
-<file path=word/header2.xml><?xml version="1.0" encoding="utf-8"?>
 <w:hdr xmlns:wpc="http://schemas.microsoft.com/office/word/2010/wordprocessingCanvas" xmlns:cx="http://schemas.microsoft.com/office/drawing/2014/chartex" xmlns:mc="http://schemas.openxmlformats.org/markup-compatibility/2006" xmlns:o="urn:schemas-microsoft-com:office:office" xmlns:r="http://schemas.openxmlformats.org/officeDocument/2006/relationships" xmlns:m="http://schemas.openxmlformats.org/officeDocument/2006/math" xmlns:v="urn:schemas-microsoft-com:vml" xmlns:wp14="http://schemas.microsoft.com/office/word/2010/wordprocessingDrawing" xmlns:wp="http://schemas.openxmlformats.org/drawingml/2006/wordprocessingDrawing" xmlns:w10="urn:schemas-microsoft-com:office:word" xmlns:w="http://schemas.openxmlformats.org/wordprocessingml/2006/main" xmlns:w14="http://schemas.microsoft.com/office/word/2010/wordml" xmlns:w15="http://schemas.microsoft.com/office/word/2012/wordml" xmlns:w16se="http://schemas.microsoft.com/office/word/2015/wordml/symex" xmlns:wpg="http://schemas.microsoft.com/office/word/2010/wordprocessingGroup" xmlns:wpi="http://schemas.microsoft.com/office/word/2010/wordprocessingInk" xmlns:wne="http://schemas.microsoft.com/office/word/2006/wordml" xmlns:wps="http://schemas.microsoft.com/office/word/2010/wordprocessingShape" mc:Ignorable="w14 w15 w16se wp14">
   <w:sdt>
     <w:sdtPr>
@@ -19074,7 +18722,7 @@
             <w:noProof/>
             <w:lang w:val="ko-KR"/>
           </w:rPr>
-          <w:t>48</w:t>
+          <w:t>35</w:t>
         </w:r>
         <w:r>
           <w:fldChar w:fldCharType="end"/>
@@ -19082,16 +18730,6 @@
       </w:p>
     </w:sdtContent>
   </w:sdt>
-</w:hdr>
-</file>
-
-<file path=word/header3.xml><?xml version="1.0" encoding="utf-8"?>
-<w:hdr xmlns:wpc="http://schemas.microsoft.com/office/word/2010/wordprocessingCanvas" xmlns:cx="http://schemas.microsoft.com/office/drawing/2014/chartex" xmlns:mc="http://schemas.openxmlformats.org/markup-compatibility/2006" xmlns:o="urn:schemas-microsoft-com:office:office" xmlns:r="http://schemas.openxmlformats.org/officeDocument/2006/relationships" xmlns:m="http://schemas.openxmlformats.org/officeDocument/2006/math" xmlns:v="urn:schemas-microsoft-com:vml" xmlns:wp14="http://schemas.microsoft.com/office/word/2010/wordprocessingDrawing" xmlns:wp="http://schemas.openxmlformats.org/drawingml/2006/wordprocessingDrawing" xmlns:w10="urn:schemas-microsoft-com:office:word" xmlns:w="http://schemas.openxmlformats.org/wordprocessingml/2006/main" xmlns:w14="http://schemas.microsoft.com/office/word/2010/wordml" xmlns:w15="http://schemas.microsoft.com/office/word/2012/wordml" xmlns:w16se="http://schemas.microsoft.com/office/word/2015/wordml/symex" xmlns:wpg="http://schemas.microsoft.com/office/word/2010/wordprocessingGroup" xmlns:wpi="http://schemas.microsoft.com/office/word/2010/wordprocessingInk" xmlns:wne="http://schemas.microsoft.com/office/word/2006/wordml" xmlns:wps="http://schemas.microsoft.com/office/word/2010/wordprocessingShape" mc:Ignorable="w14 w15 w16se wp14">
-  <w:p>
-    <w:pPr>
-      <w:pStyle w:val="aa"/>
-    </w:pPr>
-  </w:p>
 </w:hdr>
 </file>
 
@@ -20087,7 +19725,7 @@
 </file>
 
 <file path=customXml/itemProps1.xml><?xml version="1.0" encoding="utf-8"?>
-<ds:datastoreItem xmlns:ds="http://schemas.openxmlformats.org/officeDocument/2006/customXml" ds:itemID="{E33CEE23-E5AC-44D4-B95D-36C37E833F2A}">
+<ds:datastoreItem xmlns:ds="http://schemas.openxmlformats.org/officeDocument/2006/customXml" ds:itemID="{A4960A99-0141-4453-A62C-54540B94638B}">
   <ds:schemaRefs>
     <ds:schemaRef ds:uri="http://schemas.openxmlformats.org/officeDocument/2006/bibliography"/>
   </ds:schemaRefs>

--- a/docs/04_ECMAScript_기초.docx
+++ b/docs/04_ECMAScript_기초.docx
@@ -19725,7 +19725,7 @@
 </file>
 
 <file path=customXml/itemProps1.xml><?xml version="1.0" encoding="utf-8"?>
-<ds:datastoreItem xmlns:ds="http://schemas.openxmlformats.org/officeDocument/2006/customXml" ds:itemID="{A4960A99-0141-4453-A62C-54540B94638B}">
+<ds:datastoreItem xmlns:ds="http://schemas.openxmlformats.org/officeDocument/2006/customXml" ds:itemID="{30CD7A3E-32AD-480C-9C0A-7D67292419A8}">
   <ds:schemaRefs>
     <ds:schemaRef ds:uri="http://schemas.openxmlformats.org/officeDocument/2006/bibliography"/>
   </ds:schemaRefs>
